--- a/assessing_models/article/MS.docx
+++ b/assessing_models/article/MS.docx
@@ -373,7 +373,7 @@
           <w:szCs w:val="22"/>
           <w:lang w:val="en-US"/>
         </w:rPr>
-        <w:t xml:space="preserve"> both contributed equally to this work.</w:t>
+        <w:t xml:space="preserve"> both contributed equally to this work</w:t>
       </w:r>
     </w:p>
     <w:p>

--- a/assessing_models/article/MS.docx
+++ b/assessing_models/article/MS.docx
@@ -90,17 +90,7 @@
           <w:szCs w:val="22"/>
           <w:lang w:val="en-US"/>
         </w:rPr>
-        <w:t xml:space="preserve">Marion </w:t>
-      </w:r>
-      <w:r>
-        <w:rPr>
-          <w:rFonts w:ascii="Arial" w:eastAsia="FangSong" w:hAnsi="Arial" w:cs="Arial"/>
-          <w:color w:val="000000" w:themeColor="text1"/>
-          <w:sz w:val="22"/>
-          <w:szCs w:val="22"/>
-          <w:lang w:val="en-US"/>
-        </w:rPr>
-        <w:t>Thaureau</w:t>
+        <w:t>Marion Thaureau</w:t>
       </w:r>
       <w:r>
         <w:rPr>
@@ -484,6 +474,116 @@
           <w:lang w:val="en-US"/>
         </w:rPr>
       </w:pPr>
+      <w:ins w:id="0" w:author="Vilde Bruhn Kinneberg" w:date="2024-09-19T09:55:00Z" w16du:dateUtc="2024-09-19T07:55:00Z">
+        <w:r>
+          <w:rPr>
+            <w:rFonts w:ascii="Arial" w:eastAsia="FangSong" w:hAnsi="Arial" w:cs="Arial"/>
+            <w:color w:val="000000" w:themeColor="text1"/>
+            <w:lang w:val="en-US"/>
+          </w:rPr>
+          <w:t>Models of phenotypic evolution are tools designed to describe variations in patterns and rates of trait evolution across time. In the fossil record, three models are commonly used to study within-lineage evolution: stasis, random walk, and directional evolution. Previous works have established that random walk and stasis mainly fit empirical time series, but the three canonical models only represent a subset of potential models describing trait evolution in the fossil record. In this study, we assess how often 9 different models best explain phenotypic evolution in 4</w:t>
+        </w:r>
+      </w:ins>
+      <w:ins w:id="1" w:author="Vilde Bruhn Kinneberg" w:date="2024-09-19T10:09:00Z" w16du:dateUtc="2024-09-19T08:09:00Z">
+        <w:r>
+          <w:rPr>
+            <w:rFonts w:ascii="Arial" w:eastAsia="FangSong" w:hAnsi="Arial" w:cs="Arial"/>
+            <w:color w:val="000000" w:themeColor="text1"/>
+            <w:lang w:val="en-US"/>
+          </w:rPr>
+          <w:t>47</w:t>
+        </w:r>
+      </w:ins>
+      <w:ins w:id="2" w:author="Vilde Bruhn Kinneberg" w:date="2024-09-19T09:55:00Z" w16du:dateUtc="2024-09-19T07:55:00Z">
+        <w:r>
+          <w:rPr>
+            <w:rFonts w:ascii="Arial" w:eastAsia="FangSong" w:hAnsi="Arial" w:cs="Arial"/>
+            <w:color w:val="000000" w:themeColor="text1"/>
+            <w:lang w:val="en-US"/>
+          </w:rPr>
+          <w:t xml:space="preserve"> fossil time series. Our results largely confirm previous observations, with stasis (3</w:t>
+        </w:r>
+      </w:ins>
+      <w:ins w:id="3" w:author="Vilde Bruhn Kinneberg" w:date="2024-09-19T10:01:00Z" w16du:dateUtc="2024-09-19T08:01:00Z">
+        <w:r>
+          <w:rPr>
+            <w:rFonts w:ascii="Arial" w:eastAsia="FangSong" w:hAnsi="Arial" w:cs="Arial"/>
+            <w:color w:val="000000" w:themeColor="text1"/>
+            <w:lang w:val="en-US"/>
+          </w:rPr>
+          <w:t>5</w:t>
+        </w:r>
+      </w:ins>
+      <w:ins w:id="4" w:author="Vilde Bruhn Kinneberg" w:date="2024-09-19T09:55:00Z" w16du:dateUtc="2024-09-19T07:55:00Z">
+        <w:r>
+          <w:rPr>
+            <w:rFonts w:ascii="Arial" w:eastAsia="FangSong" w:hAnsi="Arial" w:cs="Arial"/>
+            <w:color w:val="000000" w:themeColor="text1"/>
+            <w:lang w:val="en-US"/>
+          </w:rPr>
+          <w:t>%) and random walk (25%) as the models that most often describe the data best. However, the analyses also show that 3</w:t>
+        </w:r>
+      </w:ins>
+      <w:ins w:id="5" w:author="Vilde Bruhn Kinneberg" w:date="2024-09-19T10:02:00Z" w16du:dateUtc="2024-09-19T08:02:00Z">
+        <w:r>
+          <w:rPr>
+            <w:rFonts w:ascii="Arial" w:eastAsia="FangSong" w:hAnsi="Arial" w:cs="Arial"/>
+            <w:color w:val="000000" w:themeColor="text1"/>
+            <w:lang w:val="en-US"/>
+          </w:rPr>
+          <w:t>1</w:t>
+        </w:r>
+      </w:ins>
+      <w:ins w:id="6" w:author="Vilde Bruhn Kinneberg" w:date="2024-09-19T09:55:00Z" w16du:dateUtc="2024-09-19T07:55:00Z">
+        <w:r>
+          <w:rPr>
+            <w:rFonts w:ascii="Arial" w:eastAsia="FangSong" w:hAnsi="Arial" w:cs="Arial"/>
+            <w:color w:val="000000" w:themeColor="text1"/>
+            <w:lang w:val="en-US"/>
+          </w:rPr>
+          <w:t>% of the time series are described by one of the other models of evolution</w:t>
+        </w:r>
+      </w:ins>
+      <w:ins w:id="7" w:author="Vilde Bruhn Kinneberg" w:date="2024-09-19T10:03:00Z" w16du:dateUtc="2024-09-19T08:03:00Z">
+        <w:r>
+          <w:rPr>
+            <w:rFonts w:ascii="Arial" w:eastAsia="FangSong" w:hAnsi="Arial" w:cs="Arial"/>
+            <w:color w:val="000000" w:themeColor="text1"/>
+            <w:lang w:val="en-US"/>
+          </w:rPr>
+          <w:t xml:space="preserve"> than the canonical three</w:t>
+        </w:r>
+      </w:ins>
+      <w:ins w:id="8" w:author="Vilde Bruhn Kinneberg" w:date="2024-09-19T09:55:00Z" w16du:dateUtc="2024-09-19T07:55:00Z">
+        <w:r>
+          <w:rPr>
+            <w:rFonts w:ascii="Arial" w:eastAsia="FangSong" w:hAnsi="Arial" w:cs="Arial"/>
+            <w:color w:val="000000" w:themeColor="text1"/>
+            <w:lang w:val="en-US"/>
+          </w:rPr>
+          <w:t>. When allowing different segments of a time series to be described by different models, the number of time series not described by the canonical three drastically increases (7</w:t>
+        </w:r>
+      </w:ins>
+      <w:ins w:id="9" w:author="Vilde Bruhn Kinneberg" w:date="2024-09-19T11:09:00Z" w16du:dateUtc="2024-09-19T09:09:00Z">
+        <w:r>
+          <w:rPr>
+            <w:rFonts w:ascii="Arial" w:eastAsia="FangSong" w:hAnsi="Arial" w:cs="Arial"/>
+            <w:color w:val="000000" w:themeColor="text1"/>
+            <w:lang w:val="en-US"/>
+          </w:rPr>
+          <w:t>0</w:t>
+        </w:r>
+      </w:ins>
+      <w:ins w:id="10" w:author="Vilde Bruhn Kinneberg" w:date="2024-09-19T09:55:00Z" w16du:dateUtc="2024-09-19T07:55:00Z">
+        <w:r>
+          <w:rPr>
+            <w:rFonts w:ascii="Arial" w:eastAsia="FangSong" w:hAnsi="Arial" w:cs="Arial"/>
+            <w:color w:val="000000" w:themeColor="text1"/>
+            <w:lang w:val="en-US"/>
+          </w:rPr>
+          <w:t>%). Overall, our results indicate that it can be worthwhile assessing the fit of a large set of candidate models when exploring trait dynamics in fossil time series.</w:t>
+        </w:r>
+      </w:ins>
     </w:p>
     <w:p>
       <w:pPr>
@@ -567,6 +667,222 @@
         <w:spacing w:line="360" w:lineRule="auto"/>
         <w:jc w:val="both"/>
         <w:rPr>
+          <w:ins w:id="11" w:author="Vilde Bruhn Kinneberg" w:date="2024-09-19T10:06:00Z" w16du:dateUtc="2024-09-19T08:06:00Z"/>
+          <w:rFonts w:ascii="Arial" w:eastAsia="FangSong" w:hAnsi="Arial" w:cs="Arial"/>
+          <w:color w:val="000000" w:themeColor="text1"/>
+          <w:lang w:val="en-US"/>
+        </w:rPr>
+      </w:pPr>
+      <w:ins w:id="12" w:author="Vilde Bruhn Kinneberg" w:date="2024-09-19T10:06:00Z" w16du:dateUtc="2024-09-19T08:06:00Z">
+        <w:r>
+          <w:rPr>
+            <w:rFonts w:ascii="Arial" w:eastAsia="FangSong" w:hAnsi="Arial" w:cs="Arial"/>
+            <w:color w:val="000000" w:themeColor="text1"/>
+            <w:lang w:val="en-US"/>
+          </w:rPr>
+          <w:lastRenderedPageBreak/>
+          <w:t>The</w:t>
+        </w:r>
+        <w:r>
+          <w:rPr>
+            <w:rFonts w:ascii="Arial" w:eastAsia="FangSong" w:hAnsi="Arial" w:cs="Arial"/>
+            <w:color w:val="000000" w:themeColor="text1"/>
+            <w:lang w:val="en-US"/>
+          </w:rPr>
+          <w:t xml:space="preserve"> fossil time series </w:t>
+        </w:r>
+        <w:r>
+          <w:rPr>
+            <w:rFonts w:ascii="Arial" w:eastAsia="FangSong" w:hAnsi="Arial" w:cs="Arial"/>
+            <w:color w:val="000000" w:themeColor="text1"/>
+            <w:lang w:val="en-US"/>
+          </w:rPr>
+          <w:t>were downloaded from the</w:t>
+        </w:r>
+        <w:r>
+          <w:rPr>
+            <w:rFonts w:ascii="Arial" w:eastAsia="FangSong" w:hAnsi="Arial" w:cs="Arial"/>
+            <w:color w:val="000000" w:themeColor="text1"/>
+            <w:lang w:val="en-US"/>
+          </w:rPr>
+          <w:t xml:space="preserve"> Phenotypic Evolution Time Series (PETS) database (https://pets.nhm.uio.no/).</w:t>
+        </w:r>
+        <w:r>
+          <w:rPr>
+            <w:rFonts w:ascii="Arial" w:eastAsia="FangSong" w:hAnsi="Arial" w:cs="Arial"/>
+            <w:color w:val="000000" w:themeColor="text1"/>
+            <w:lang w:val="en-US"/>
+          </w:rPr>
+          <w:t xml:space="preserve"> </w:t>
+        </w:r>
+      </w:ins>
+      <w:ins w:id="13" w:author="Vilde Bruhn Kinneberg" w:date="2024-09-19T10:07:00Z" w16du:dateUtc="2024-09-19T08:07:00Z">
+        <w:r>
+          <w:rPr>
+            <w:rFonts w:ascii="Arial" w:eastAsia="FangSong" w:hAnsi="Arial" w:cs="Arial"/>
+            <w:color w:val="000000" w:themeColor="text1"/>
+            <w:lang w:val="en-US"/>
+          </w:rPr>
+          <w:t>The data consist of trait means, sample variance</w:t>
+        </w:r>
+      </w:ins>
+      <w:ins w:id="14" w:author="Vilde Bruhn Kinneberg" w:date="2024-09-19T10:13:00Z" w16du:dateUtc="2024-09-19T08:13:00Z">
+        <w:r>
+          <w:rPr>
+            <w:rFonts w:ascii="Arial" w:eastAsia="FangSong" w:hAnsi="Arial" w:cs="Arial"/>
+            <w:color w:val="000000" w:themeColor="text1"/>
+            <w:lang w:val="en-US"/>
+          </w:rPr>
+          <w:t>s</w:t>
+        </w:r>
+      </w:ins>
+      <w:ins w:id="15" w:author="Vilde Bruhn Kinneberg" w:date="2024-09-19T10:07:00Z" w16du:dateUtc="2024-09-19T08:07:00Z">
+        <w:r>
+          <w:rPr>
+            <w:rFonts w:ascii="Arial" w:eastAsia="FangSong" w:hAnsi="Arial" w:cs="Arial"/>
+            <w:color w:val="000000" w:themeColor="text1"/>
+            <w:lang w:val="en-US"/>
+          </w:rPr>
+          <w:t xml:space="preserve"> and sample sizes in addition to various metadata. </w:t>
+        </w:r>
+      </w:ins>
+      <w:ins w:id="16" w:author="Vilde Bruhn Kinneberg" w:date="2024-09-19T10:10:00Z" w16du:dateUtc="2024-09-19T08:10:00Z">
+        <w:r>
+          <w:rPr>
+            <w:rFonts w:ascii="Arial" w:eastAsia="FangSong" w:hAnsi="Arial" w:cs="Arial"/>
+            <w:color w:val="000000" w:themeColor="text1"/>
+            <w:lang w:val="en-US"/>
+          </w:rPr>
+          <w:t>Means and variances not on log scale were log transformed by taking the log of the untransformed mean and the squared coeffi</w:t>
+        </w:r>
+      </w:ins>
+      <w:ins w:id="17" w:author="Vilde Bruhn Kinneberg" w:date="2024-09-19T10:11:00Z" w16du:dateUtc="2024-09-19T08:11:00Z">
+        <w:r>
+          <w:rPr>
+            <w:rFonts w:ascii="Arial" w:eastAsia="FangSong" w:hAnsi="Arial" w:cs="Arial"/>
+            <w:color w:val="000000" w:themeColor="text1"/>
+            <w:lang w:val="en-US"/>
+          </w:rPr>
+          <w:t xml:space="preserve">cient of variation </w:t>
+        </w:r>
+        <w:r>
+          <w:rPr>
+            <w:rFonts w:ascii="Arial" w:eastAsia="FangSong" w:hAnsi="Arial" w:cs="Arial"/>
+            <w:color w:val="000000" w:themeColor="text1"/>
+            <w:lang w:val="en-US"/>
+          </w:rPr>
+          <w:t>(</w:t>
+        </w:r>
+      </w:ins>
+      <w:r>
+        <w:rPr>
+          <w:rFonts w:ascii="Arial" w:eastAsia="FangSong" w:hAnsi="Arial" w:cs="Arial"/>
+          <w:color w:val="000000" w:themeColor="text1"/>
+          <w:lang w:val="en-US"/>
+        </w:rPr>
+        <w:fldChar w:fldCharType="begin"/>
+      </w:r>
+      <w:r>
+        <w:rPr>
+          <w:rFonts w:ascii="Arial" w:eastAsia="FangSong" w:hAnsi="Arial" w:cs="Arial"/>
+          <w:color w:val="000000" w:themeColor="text1"/>
+          <w:lang w:val="en-US"/>
+        </w:rPr>
+        <w:instrText xml:space="preserve"> ADDIN ZOTERO_ITEM CSL_CITATION {"citationID":"Y959qkfK","properties":{"custom":"Lewontin, 1966","formattedCitation":"Lewontin, 1966","plainCitation":"Lewontin, 1966","noteIndex":0},"citationItems":[{"id":349,"uris":["http://zotero.org/users/9444055/items/4HEIARCN"],"itemData":{"id":349,"type":"article-journal","container-title":"Systematic Zoology","DOI":"10.2307/2411632","ISSN":"0039-7989","issue":"2","note":"publisher: [Oxford University Press, Society of Systematic Biologists, Taylor &amp; Francis, Ltd.]","page":"141-142","source":"JSTOR","title":"On the Measurement of Relative Variability","volume":"15","author":[{"family":"Lewontin","given":"R. C."}],"issued":{"date-parts":[["1966"]]}}}],"schema":"https://github.com/citation-style-language/schema/raw/master/csl-citation.json"} </w:instrText>
+      </w:r>
+      <w:r>
+        <w:rPr>
+          <w:rFonts w:ascii="Arial" w:eastAsia="FangSong" w:hAnsi="Arial" w:cs="Arial"/>
+          <w:color w:val="000000" w:themeColor="text1"/>
+          <w:lang w:val="en-US"/>
+        </w:rPr>
+        <w:fldChar w:fldCharType="separate"/>
+      </w:r>
+      <w:r>
+        <w:rPr>
+          <w:rFonts w:ascii="Arial" w:eastAsia="FangSong" w:hAnsi="Arial" w:cs="Arial"/>
+          <w:noProof/>
+          <w:color w:val="000000" w:themeColor="text1"/>
+          <w:lang w:val="en-US"/>
+        </w:rPr>
+        <w:t>Lewontin, 1966</w:t>
+      </w:r>
+      <w:r>
+        <w:rPr>
+          <w:rFonts w:ascii="Arial" w:eastAsia="FangSong" w:hAnsi="Arial" w:cs="Arial"/>
+          <w:color w:val="000000" w:themeColor="text1"/>
+          <w:lang w:val="en-US"/>
+        </w:rPr>
+        <w:fldChar w:fldCharType="end"/>
+      </w:r>
+      <w:ins w:id="18" w:author="Vilde Bruhn Kinneberg" w:date="2024-09-19T10:11:00Z" w16du:dateUtc="2024-09-19T08:11:00Z">
+        <w:r>
+          <w:rPr>
+            <w:rFonts w:ascii="Arial" w:eastAsia="FangSong" w:hAnsi="Arial" w:cs="Arial"/>
+            <w:color w:val="000000" w:themeColor="text1"/>
+            <w:lang w:val="en-US"/>
+          </w:rPr>
+          <w:t xml:space="preserve">; </w:t>
+        </w:r>
+      </w:ins>
+      <w:r>
+        <w:rPr>
+          <w:rFonts w:ascii="Arial" w:eastAsia="FangSong" w:hAnsi="Arial" w:cs="Arial"/>
+          <w:color w:val="000000" w:themeColor="text1"/>
+          <w:lang w:val="en-US"/>
+        </w:rPr>
+        <w:fldChar w:fldCharType="begin"/>
+      </w:r>
+      <w:r>
+        <w:rPr>
+          <w:rFonts w:ascii="Arial" w:eastAsia="FangSong" w:hAnsi="Arial" w:cs="Arial"/>
+          <w:color w:val="000000" w:themeColor="text1"/>
+          <w:lang w:val="en-US"/>
+        </w:rPr>
+        <w:instrText xml:space="preserve"> ADDIN ZOTERO_ITEM CSL_CITATION {"citationID":"Eq1szZYy","properties":{"custom":"Hunt, 2006","formattedCitation":"Hunt, 2006","plainCitation":"Hunt, 2006","noteIndex":0},"citationItems":[{"id":430,"uris":["http://zotero.org/users/9444055/items/K6WFLST4"],"itemData":{"id":430,"type":"article-journal","abstract":"For almost 30 years, paleontologists have analyzed evolutionary sequences in terms of simple null models, most commonly random walks. Despite this long history, there has been little discussion of how model parameters may be estimated from real paleontological data. In this paper, I outline a likelihood-based framework for fitting and comparing models of phyletic evolution. Because of its usefulness and historical importance, I focus on a general form of the random walk model. The long-term dynamics of this model depend on just two parameters: the mean $(\\mu_{step})$ and variance $({\\sigma^2}_{step})$ of the distribution of evolutionary transitions (or \"steps\"). The value of $\\mu_{step}$ determines the directionality of a sequence, and ${\\sigma^2}_{step}$ governs its volatility. Simulations show that these two parameters can be inferred reliably from paleontological data regardless of how completely the evolving lineage is sampled. In addition to random walk models, suitable modification of the likelihood function permits consideration of a wide range of alternative evolutionary models. Candidate evolutionary models may be compared on equal footing using information statistics such as the Akaike Information Criterion (AIC). Two extensions to this method are developed: modeling stasis as an evolutionary mode, and assessing the homogeneity of dynamics across multiple evolutionary sequences. Within this framework, I reanalyze two well-known published data sets: tooth measurements from the Eocene mammal Cantius, and shell shape in the planktonic foraminifera Contusotruncana. These analyses support previous interpretations about evolutionary mode in size and shape variables in Cantius, and confirm the significantly directional nature of shell shape evolution in Contusotruncana. In addition, this model-fitting approach leads to a further insight about the geographic structure of evolutionary change in this foraminiferan lineage.","container-title":"Paleobiology","ISSN":"0094-8373","issue":"4","note":"publisher: Paleontological Society","page":"578-601","source":"JSTOR","title":"Fitting and Comparing Models of Phyletic Evolution: Random Walks and beyond","title-short":"Fitting and Comparing Models of Phyletic Evolution","volume":"32","author":[{"family":"Hunt","given":"Gene"}],"issued":{"date-parts":[["2006"]]}}}],"schema":"https://github.com/citation-style-language/schema/raw/master/csl-citation.json"} </w:instrText>
+      </w:r>
+      <w:r>
+        <w:rPr>
+          <w:rFonts w:ascii="Arial" w:eastAsia="FangSong" w:hAnsi="Arial" w:cs="Arial"/>
+          <w:color w:val="000000" w:themeColor="text1"/>
+          <w:lang w:val="en-US"/>
+        </w:rPr>
+        <w:fldChar w:fldCharType="separate"/>
+      </w:r>
+      <w:r>
+        <w:rPr>
+          <w:rFonts w:ascii="Arial" w:eastAsia="FangSong" w:hAnsi="Arial" w:cs="Arial"/>
+          <w:noProof/>
+          <w:color w:val="000000" w:themeColor="text1"/>
+          <w:lang w:val="en-US"/>
+        </w:rPr>
+        <w:t>Hunt, 2006</w:t>
+      </w:r>
+      <w:r>
+        <w:rPr>
+          <w:rFonts w:ascii="Arial" w:eastAsia="FangSong" w:hAnsi="Arial" w:cs="Arial"/>
+          <w:color w:val="000000" w:themeColor="text1"/>
+          <w:lang w:val="en-US"/>
+        </w:rPr>
+        <w:fldChar w:fldCharType="end"/>
+      </w:r>
+      <w:ins w:id="19" w:author="Vilde Bruhn Kinneberg" w:date="2024-09-19T10:12:00Z" w16du:dateUtc="2024-09-19T08:12:00Z">
+        <w:r>
+          <w:rPr>
+            <w:rFonts w:ascii="Arial" w:eastAsia="FangSong" w:hAnsi="Arial" w:cs="Arial"/>
+            <w:color w:val="000000" w:themeColor="text1"/>
+            <w:lang w:val="en-US"/>
+          </w:rPr>
+          <w:t>).</w:t>
+        </w:r>
+      </w:ins>
+    </w:p>
+    <w:p>
+      <w:pPr>
+        <w:spacing w:line="360" w:lineRule="auto"/>
+        <w:jc w:val="both"/>
+        <w:rPr>
+          <w:ins w:id="20" w:author="Vilde Bruhn Kinneberg" w:date="2024-09-19T10:06:00Z" w16du:dateUtc="2024-09-19T08:06:00Z"/>
           <w:rFonts w:ascii="Arial" w:eastAsia="FangSong" w:hAnsi="Arial" w:cs="Arial"/>
           <w:color w:val="000000" w:themeColor="text1"/>
           <w:lang w:val="en-US"/>
@@ -579,57 +895,6 @@
         <w:jc w:val="both"/>
         <w:rPr>
           <w:rFonts w:ascii="Arial" w:eastAsia="FangSong" w:hAnsi="Arial" w:cs="Arial"/>
-          <w:b/>
-          <w:bCs/>
-          <w:i/>
-          <w:iCs/>
-          <w:color w:val="000000" w:themeColor="text1"/>
-          <w:lang w:val="en-US"/>
-        </w:rPr>
-      </w:pPr>
-      <w:r>
-        <w:rPr>
-          <w:rFonts w:ascii="Arial" w:eastAsia="FangSong" w:hAnsi="Arial" w:cs="Arial"/>
-          <w:b/>
-          <w:bCs/>
-          <w:i/>
-          <w:iCs/>
-          <w:color w:val="000000" w:themeColor="text1"/>
-          <w:lang w:val="en-US"/>
-        </w:rPr>
-        <w:t>Univariate</w:t>
-      </w:r>
-      <w:r>
-        <w:rPr>
-          <w:rFonts w:ascii="Arial" w:eastAsia="FangSong" w:hAnsi="Arial" w:cs="Arial"/>
-          <w:b/>
-          <w:bCs/>
-          <w:i/>
-          <w:iCs/>
-          <w:color w:val="000000" w:themeColor="text1"/>
-          <w:lang w:val="en-US"/>
-        </w:rPr>
-        <w:t xml:space="preserve"> </w:t>
-      </w:r>
-      <w:r>
-        <w:rPr>
-          <w:rFonts w:ascii="Arial" w:eastAsia="FangSong" w:hAnsi="Arial" w:cs="Arial"/>
-          <w:b/>
-          <w:bCs/>
-          <w:i/>
-          <w:iCs/>
-          <w:color w:val="000000" w:themeColor="text1"/>
-          <w:lang w:val="en-US"/>
-        </w:rPr>
-        <w:t>models</w:t>
-      </w:r>
-    </w:p>
-    <w:p>
-      <w:pPr>
-        <w:spacing w:line="360" w:lineRule="auto"/>
-        <w:jc w:val="both"/>
-        <w:rPr>
-          <w:rFonts w:ascii="Arial" w:eastAsia="FangSong" w:hAnsi="Arial" w:cs="Arial"/>
           <w:color w:val="000000" w:themeColor="text1"/>
           <w:lang w:val="en-US"/>
         </w:rPr>
@@ -640,6 +905,275 @@
         <w:spacing w:line="360" w:lineRule="auto"/>
         <w:jc w:val="both"/>
         <w:rPr>
+          <w:ins w:id="21" w:author="Vilde Bruhn Kinneberg" w:date="2024-09-19T10:20:00Z" w16du:dateUtc="2024-09-19T08:20:00Z"/>
+          <w:rFonts w:ascii="Arial" w:eastAsia="FangSong" w:hAnsi="Arial" w:cs="Arial"/>
+          <w:b/>
+          <w:bCs/>
+          <w:i/>
+          <w:iCs/>
+          <w:color w:val="000000" w:themeColor="text1"/>
+          <w:lang w:val="en-US"/>
+        </w:rPr>
+      </w:pPr>
+      <w:r>
+        <w:rPr>
+          <w:rFonts w:ascii="Arial" w:eastAsia="FangSong" w:hAnsi="Arial" w:cs="Arial"/>
+          <w:b/>
+          <w:bCs/>
+          <w:i/>
+          <w:iCs/>
+          <w:color w:val="000000" w:themeColor="text1"/>
+          <w:lang w:val="en-US"/>
+        </w:rPr>
+        <w:t>Univariate</w:t>
+      </w:r>
+      <w:r>
+        <w:rPr>
+          <w:rFonts w:ascii="Arial" w:eastAsia="FangSong" w:hAnsi="Arial" w:cs="Arial"/>
+          <w:b/>
+          <w:bCs/>
+          <w:i/>
+          <w:iCs/>
+          <w:color w:val="000000" w:themeColor="text1"/>
+          <w:lang w:val="en-US"/>
+        </w:rPr>
+        <w:t xml:space="preserve"> </w:t>
+      </w:r>
+      <w:r>
+        <w:rPr>
+          <w:rFonts w:ascii="Arial" w:eastAsia="FangSong" w:hAnsi="Arial" w:cs="Arial"/>
+          <w:b/>
+          <w:bCs/>
+          <w:i/>
+          <w:iCs/>
+          <w:color w:val="000000" w:themeColor="text1"/>
+          <w:lang w:val="en-US"/>
+        </w:rPr>
+        <w:t>models</w:t>
+      </w:r>
+    </w:p>
+    <w:p>
+      <w:pPr>
+        <w:spacing w:line="360" w:lineRule="auto"/>
+        <w:jc w:val="both"/>
+        <w:rPr>
+          <w:del w:id="22" w:author="Vilde Bruhn Kinneberg" w:date="2024-09-19T10:29:00Z" w16du:dateUtc="2024-09-19T08:29:00Z"/>
+          <w:rFonts w:ascii="Arial" w:eastAsia="FangSong" w:hAnsi="Arial" w:cs="Arial"/>
+          <w:color w:val="000000" w:themeColor="text1"/>
+          <w:lang w:val="en-US"/>
+        </w:rPr>
+      </w:pPr>
+      <w:ins w:id="23" w:author="Vilde Bruhn Kinneberg" w:date="2024-09-19T10:20:00Z" w16du:dateUtc="2024-09-19T08:20:00Z">
+        <w:r>
+          <w:rPr>
+            <w:rFonts w:ascii="Arial" w:eastAsia="FangSong" w:hAnsi="Arial" w:cs="Arial"/>
+            <w:color w:val="000000" w:themeColor="text1"/>
+            <w:lang w:val="en-US"/>
+          </w:rPr>
+          <w:t xml:space="preserve">After filtering out time series with less than 10 steps, the total </w:t>
+        </w:r>
+        <w:r>
+          <w:rPr>
+            <w:rFonts w:ascii="Arial" w:eastAsia="FangSong" w:hAnsi="Arial" w:cs="Arial"/>
+            <w:color w:val="000000" w:themeColor="text1"/>
+            <w:lang w:val="en-US"/>
+          </w:rPr>
+          <w:t xml:space="preserve">univariate </w:t>
+        </w:r>
+        <w:r>
+          <w:rPr>
+            <w:rFonts w:ascii="Arial" w:eastAsia="FangSong" w:hAnsi="Arial" w:cs="Arial"/>
+            <w:color w:val="000000" w:themeColor="text1"/>
+            <w:lang w:val="en-US"/>
+          </w:rPr>
+          <w:t>dataset consisted of 447 time series.</w:t>
+        </w:r>
+      </w:ins>
+      <w:ins w:id="24" w:author="Vilde Bruhn Kinneberg" w:date="2024-09-19T10:32:00Z" w16du:dateUtc="2024-09-19T08:32:00Z">
+        <w:r>
+          <w:rPr>
+            <w:rFonts w:ascii="Arial" w:eastAsia="FangSong" w:hAnsi="Arial" w:cs="Arial"/>
+            <w:color w:val="000000" w:themeColor="text1"/>
+            <w:lang w:val="en-US"/>
+          </w:rPr>
+          <w:t xml:space="preserve"> We fitted n</w:t>
+        </w:r>
+        <w:r>
+          <w:rPr>
+            <w:rFonts w:ascii="Arial" w:eastAsia="FangSong" w:hAnsi="Arial" w:cs="Arial"/>
+            <w:color w:val="000000" w:themeColor="text1"/>
+            <w:lang w:val="en-US"/>
+          </w:rPr>
+          <w:t>ine different univariate models of evolution (stasis models, different versions of random walks and Ornstein-Uhlenbeck models)</w:t>
+        </w:r>
+        <w:r>
+          <w:rPr>
+            <w:rFonts w:ascii="Arial" w:eastAsia="FangSong" w:hAnsi="Arial" w:cs="Arial"/>
+            <w:color w:val="000000" w:themeColor="text1"/>
+            <w:lang w:val="en-US"/>
+          </w:rPr>
+          <w:t xml:space="preserve"> to each time series using evoTS v1.0.3</w:t>
+        </w:r>
+      </w:ins>
+      <w:ins w:id="25" w:author="Vilde Bruhn Kinneberg" w:date="2024-09-19T10:34:00Z" w16du:dateUtc="2024-09-19T08:34:00Z">
+        <w:r>
+          <w:rPr>
+            <w:rFonts w:ascii="Arial" w:eastAsia="FangSong" w:hAnsi="Arial" w:cs="Arial"/>
+            <w:color w:val="000000" w:themeColor="text1"/>
+            <w:lang w:val="en-US"/>
+          </w:rPr>
+          <w:t xml:space="preserve"> </w:t>
+        </w:r>
+      </w:ins>
+      <w:r>
+        <w:rPr>
+          <w:rFonts w:ascii="Arial" w:eastAsia="FangSong" w:hAnsi="Arial" w:cs="Arial"/>
+          <w:color w:val="000000" w:themeColor="text1"/>
+          <w:lang w:val="en-US"/>
+        </w:rPr>
+        <w:fldChar w:fldCharType="begin"/>
+      </w:r>
+      <w:r>
+        <w:rPr>
+          <w:rFonts w:ascii="Arial" w:eastAsia="FangSong" w:hAnsi="Arial" w:cs="Arial"/>
+          <w:color w:val="000000" w:themeColor="text1"/>
+          <w:lang w:val="en-US"/>
+        </w:rPr>
+        <w:instrText xml:space="preserve"> ADDIN ZOTERO_ITEM CSL_CITATION {"citationID":"zvkbbCG9","properties":{"formattedCitation":"(Voje, 2023)","plainCitation":"(Voje, 2023)","noteIndex":0},"citationItems":[{"id":211,"uris":["http://zotero.org/users/9444055/items/GX28XTEJ"],"itemData":{"id":211,"type":"article-journal","abstract":"The nature of phenotypic evolution within lineages is central to many unresolved questions in paleontology and evolutionary biology. Analyses of evolutionary time series of ancestor–descendant populations in the fossil record are likely to make important contributions to many of these debates. However, the limited number of models that have been applied to these types of data may restrict our ability to interpret phenotypic evolution in the fossil record. Using uni- and multivariate models of trait evolution that make different assumptions regarding the dynamics of the adaptive landscape, I evaluate contrasting hypotheses to explain evolution of size in the radiolarian Eucyrtidium calvertense and armor in the stickleback Gasterosteus doryssus. Body-size evolution in E. calvertense is best explained by a model in which the lineage evolves as a consequence of a shift in the adaptive landscape that coincides with the initiation of neosympatry with its sister lineage. Multivariate evolution of armor traits in a stickleback lineage (G. doryssus) shows evidence of adaptation toward independent optima on the adaptive landscape at the same time as traits change in a correlated fashion. The fitted models are available in the R package evoTS, which builds on the paleoTS framework.","container-title":"Paleobiology","DOI":"10.1017/pab.2023.10","ISSN":"0094-8373, 1938-5331","language":"en","note":"publisher: Cambridge University Press","page":"1-18","source":"Cambridge University Press","title":"Fitting and evaluating univariate and multivariate models of within-lineage evolution","author":[{"family":"Voje","given":"Kjetil Lysne"}],"issued":{"date-parts":[["2023",4,17]]}}}],"schema":"https://github.com/citation-style-language/schema/raw/master/csl-citation.json"} </w:instrText>
+      </w:r>
+      <w:r>
+        <w:rPr>
+          <w:rFonts w:ascii="Arial" w:eastAsia="FangSong" w:hAnsi="Arial" w:cs="Arial"/>
+          <w:color w:val="000000" w:themeColor="text1"/>
+          <w:lang w:val="en-US"/>
+        </w:rPr>
+        <w:fldChar w:fldCharType="separate"/>
+      </w:r>
+      <w:r>
+        <w:rPr>
+          <w:rFonts w:ascii="Arial" w:eastAsia="FangSong" w:hAnsi="Arial" w:cs="Arial"/>
+          <w:noProof/>
+          <w:color w:val="000000" w:themeColor="text1"/>
+          <w:lang w:val="en-US"/>
+        </w:rPr>
+        <w:t>(Voje, 2023)</w:t>
+      </w:r>
+      <w:r>
+        <w:rPr>
+          <w:rFonts w:ascii="Arial" w:eastAsia="FangSong" w:hAnsi="Arial" w:cs="Arial"/>
+          <w:color w:val="000000" w:themeColor="text1"/>
+          <w:lang w:val="en-US"/>
+        </w:rPr>
+        <w:fldChar w:fldCharType="end"/>
+      </w:r>
+      <w:ins w:id="26" w:author="Vilde Bruhn Kinneberg" w:date="2024-09-19T10:34:00Z" w16du:dateUtc="2024-09-19T08:34:00Z">
+        <w:r>
+          <w:rPr>
+            <w:rFonts w:ascii="Arial" w:eastAsia="FangSong" w:hAnsi="Arial" w:cs="Arial"/>
+            <w:color w:val="000000" w:themeColor="text1"/>
+            <w:lang w:val="en-US"/>
+          </w:rPr>
+          <w:t xml:space="preserve">. </w:t>
+        </w:r>
+      </w:ins>
+      <w:ins w:id="27" w:author="Vilde Bruhn Kinneberg" w:date="2024-09-19T10:36:00Z" w16du:dateUtc="2024-09-19T08:36:00Z">
+        <w:r>
+          <w:rPr>
+            <w:rFonts w:ascii="Arial" w:eastAsia="FangSong" w:hAnsi="Arial" w:cs="Arial"/>
+            <w:color w:val="000000" w:themeColor="text1"/>
+            <w:lang w:val="en-US"/>
+          </w:rPr>
+          <w:t>Their relative fit to the models where then assessed using AICc</w:t>
+        </w:r>
+      </w:ins>
+      <w:ins w:id="28" w:author="Vilde Bruhn Kinneberg" w:date="2024-09-19T10:37:00Z" w16du:dateUtc="2024-09-19T08:37:00Z">
+        <w:r>
+          <w:rPr>
+            <w:rFonts w:ascii="Arial" w:eastAsia="FangSong" w:hAnsi="Arial" w:cs="Arial"/>
+            <w:color w:val="000000" w:themeColor="text1"/>
+            <w:lang w:val="en-US"/>
+          </w:rPr>
+          <w:t xml:space="preserve"> and absolute fit was analyzed using adequ</w:t>
+        </w:r>
+      </w:ins>
+      <w:ins w:id="29" w:author="Vilde Bruhn Kinneberg" w:date="2024-09-19T10:38:00Z" w16du:dateUtc="2024-09-19T08:38:00Z">
+        <w:r>
+          <w:rPr>
+            <w:rFonts w:ascii="Arial" w:eastAsia="FangSong" w:hAnsi="Arial" w:cs="Arial"/>
+            <w:color w:val="000000" w:themeColor="text1"/>
+            <w:lang w:val="en-US"/>
+          </w:rPr>
+          <w:t>acy tests in adePEM v1.1.1</w:t>
+        </w:r>
+      </w:ins>
+      <w:ins w:id="30" w:author="Vilde Bruhn Kinneberg" w:date="2024-09-19T10:32:00Z" w16du:dateUtc="2024-09-19T08:32:00Z">
+        <w:r>
+          <w:rPr>
+            <w:rFonts w:ascii="Arial" w:eastAsia="FangSong" w:hAnsi="Arial" w:cs="Arial"/>
+            <w:color w:val="000000" w:themeColor="text1"/>
+            <w:lang w:val="en-US"/>
+          </w:rPr>
+          <w:t xml:space="preserve"> </w:t>
+        </w:r>
+      </w:ins>
+      <w:r>
+        <w:rPr>
+          <w:rFonts w:ascii="Arial" w:eastAsia="FangSong" w:hAnsi="Arial" w:cs="Arial"/>
+          <w:color w:val="000000" w:themeColor="text1"/>
+          <w:lang w:val="en-US"/>
+        </w:rPr>
+        <w:fldChar w:fldCharType="begin"/>
+      </w:r>
+      <w:r>
+        <w:rPr>
+          <w:rFonts w:ascii="Arial" w:eastAsia="FangSong" w:hAnsi="Arial" w:cs="Arial"/>
+          <w:color w:val="000000" w:themeColor="text1"/>
+          <w:lang w:val="en-US"/>
+        </w:rPr>
+        <w:instrText xml:space="preserve"> ADDIN ZOTERO_ITEM CSL_CITATION {"citationID":"FXz5Jat8","properties":{"formattedCitation":"(Voje, 2018)","plainCitation":"(Voje, 2018)","noteIndex":0},"citationItems":[{"id":213,"uris":["http://zotero.org/users/9444055/items/W3FEBD4G"],"itemData":{"id":213,"type":"article-journal","abstract":"Comparing relative fit of different models of evolutionary dynamics to time series of phyletic change is a common tool when interpreting the fossil record. However, a measure of relative fit is no guarantee the preferred model describes the data well. Selecting a good model is essential for robust inferences, but we are currently lacking tools to investigate if a model of phyletic evolution represents an adequate description of trait dynamics in fossil data. This study develops a general statistical framework implemented in R for assessing the adequacy of the three most commonly used models of evolution in the fossil record; stasis, directional change and random walk. The statistical framework is applied to 300 fossil time series in order to assess how often the three models represent adequate descriptions of evolutionary dynamics in the fossil record. The model that showed the best relative fit to a particular fossil time series (using AICc) passed all adequacy tests in 219 out of 300 cases (73%, directional trend = 76%, stasis = 64%, random walk = 81%). It is therefore not uncommon that the best model according to AICc does not adequately describe the trait dynamics in a fossil time series. Statistical tests of model adequacy ease evaluation of whether a particular model is a good descriptor of phyletic evolution and can assist in making meaningful inferences of model parameters (e.g., as rates of evolution) and interpretations of evolution in the fossil record.","container-title":"Methods in Ecology and Evolution","DOI":"10.1111/2041-210X.13083","ISSN":"2041-210X","issue":"12","language":"en","license":"© 2018 The Author. Methods in Ecology and Evolution © 2018 British Ecological Society","note":"_eprint: https://onlinelibrary.wiley.com/doi/pdf/10.1111/2041-210X.13083","page":"2402-2413","source":"Wiley Online Library","title":"Assessing adequacy of models of phyletic evolution in the fossil record","volume":"9","author":[{"family":"Voje","given":"Kjetil Lysne"}],"issued":{"date-parts":[["2018"]]}}}],"schema":"https://github.com/citation-style-language/schema/raw/master/csl-citation.json"} </w:instrText>
+      </w:r>
+      <w:r>
+        <w:rPr>
+          <w:rFonts w:ascii="Arial" w:eastAsia="FangSong" w:hAnsi="Arial" w:cs="Arial"/>
+          <w:color w:val="000000" w:themeColor="text1"/>
+          <w:lang w:val="en-US"/>
+        </w:rPr>
+        <w:fldChar w:fldCharType="separate"/>
+      </w:r>
+      <w:r>
+        <w:rPr>
+          <w:rFonts w:ascii="Arial" w:eastAsia="FangSong" w:hAnsi="Arial" w:cs="Arial"/>
+          <w:noProof/>
+          <w:color w:val="000000" w:themeColor="text1"/>
+          <w:lang w:val="en-US"/>
+        </w:rPr>
+        <w:t>(Voje, 2018)</w:t>
+      </w:r>
+      <w:r>
+        <w:rPr>
+          <w:rFonts w:ascii="Arial" w:eastAsia="FangSong" w:hAnsi="Arial" w:cs="Arial"/>
+          <w:color w:val="000000" w:themeColor="text1"/>
+          <w:lang w:val="en-US"/>
+        </w:rPr>
+        <w:fldChar w:fldCharType="end"/>
+      </w:r>
+      <w:ins w:id="31" w:author="Vilde Bruhn Kinneberg" w:date="2024-09-19T10:40:00Z" w16du:dateUtc="2024-09-19T08:40:00Z">
+        <w:r>
+          <w:rPr>
+            <w:rFonts w:ascii="Arial" w:eastAsia="FangSong" w:hAnsi="Arial" w:cs="Arial"/>
+            <w:color w:val="000000" w:themeColor="text1"/>
+            <w:lang w:val="en-US"/>
+          </w:rPr>
+          <w:t>.</w:t>
+        </w:r>
+      </w:ins>
+    </w:p>
+    <w:p>
+      <w:pPr>
+        <w:spacing w:line="360" w:lineRule="auto"/>
+        <w:jc w:val="both"/>
+        <w:rPr>
+          <w:ins w:id="32" w:author="Vilde Bruhn Kinneberg" w:date="2024-09-19T10:55:00Z" w16du:dateUtc="2024-09-19T08:55:00Z"/>
           <w:rFonts w:ascii="Arial" w:eastAsia="FangSong" w:hAnsi="Arial" w:cs="Arial"/>
           <w:color w:val="000000" w:themeColor="text1"/>
           <w:lang w:val="en-US"/>
@@ -651,40 +1185,24 @@
         <w:spacing w:line="360" w:lineRule="auto"/>
         <w:jc w:val="both"/>
         <w:rPr>
+          <w:ins w:id="33" w:author="Vilde Bruhn Kinneberg" w:date="2024-09-19T10:33:00Z" w16du:dateUtc="2024-09-19T08:33:00Z"/>
           <w:rFonts w:ascii="Arial" w:eastAsia="FangSong" w:hAnsi="Arial" w:cs="Arial"/>
           <w:b/>
           <w:bCs/>
-          <w:i/>
-          <w:iCs/>
-          <w:color w:val="000000" w:themeColor="text1"/>
-          <w:lang w:val="en-US"/>
-        </w:rPr>
-      </w:pPr>
-      <w:r>
-        <w:rPr>
-          <w:rFonts w:ascii="Arial" w:eastAsia="FangSong" w:hAnsi="Arial" w:cs="Arial"/>
-          <w:b/>
-          <w:bCs/>
-          <w:i/>
-          <w:iCs/>
-          <w:color w:val="000000" w:themeColor="text1"/>
-          <w:lang w:val="en-US"/>
-        </w:rPr>
-        <w:t>Univariate and mode-shift models</w:t>
-      </w:r>
-    </w:p>
-    <w:p>
-      <w:pPr>
-        <w:spacing w:line="360" w:lineRule="auto"/>
-        <w:jc w:val="both"/>
-        <w:rPr>
-          <w:rFonts w:ascii="Arial" w:eastAsia="FangSong" w:hAnsi="Arial" w:cs="Arial"/>
-          <w:b/>
-          <w:bCs/>
-          <w:i/>
-          <w:iCs/>
-          <w:color w:val="000000" w:themeColor="text1"/>
-          <w:lang w:val="en-US"/>
+          <w:color w:val="000000" w:themeColor="text1"/>
+          <w:lang w:val="en-US"/>
+          <w:rPrChange w:id="34" w:author="Vilde Bruhn Kinneberg" w:date="2024-09-19T10:20:00Z" w16du:dateUtc="2024-09-19T08:20:00Z">
+            <w:rPr>
+              <w:ins w:id="35" w:author="Vilde Bruhn Kinneberg" w:date="2024-09-19T10:33:00Z" w16du:dateUtc="2024-09-19T08:33:00Z"/>
+              <w:rFonts w:ascii="Arial" w:eastAsia="FangSong" w:hAnsi="Arial" w:cs="Arial"/>
+              <w:b/>
+              <w:bCs/>
+              <w:i/>
+              <w:iCs/>
+              <w:color w:val="000000" w:themeColor="text1"/>
+              <w:lang w:val="en-US"/>
+            </w:rPr>
+          </w:rPrChange>
         </w:rPr>
       </w:pPr>
     </w:p>
@@ -693,6 +1211,7 @@
         <w:spacing w:line="360" w:lineRule="auto"/>
         <w:jc w:val="both"/>
         <w:rPr>
+          <w:del w:id="36" w:author="Vilde Bruhn Kinneberg" w:date="2024-09-19T10:29:00Z" w16du:dateUtc="2024-09-19T08:29:00Z"/>
           <w:rFonts w:ascii="Arial" w:eastAsia="FangSong" w:hAnsi="Arial" w:cs="Arial"/>
           <w:color w:val="000000" w:themeColor="text1"/>
           <w:lang w:val="en-US"/>
@@ -709,29 +1228,46 @@
           <w:lang w:val="en-US"/>
         </w:rPr>
       </w:pPr>
-      <w:r>
-        <w:rPr>
-          <w:rFonts w:ascii="Arial" w:eastAsia="FangSong" w:hAnsi="Arial" w:cs="Arial"/>
-          <w:color w:val="000000" w:themeColor="text1"/>
-          <w:lang w:val="en-US"/>
-        </w:rPr>
-        <w:t>RESULTS</w:t>
-      </w:r>
-      <w:r>
-        <w:rPr>
-          <w:rFonts w:ascii="Arial" w:eastAsia="FangSong" w:hAnsi="Arial" w:cs="Arial"/>
-          <w:color w:val="000000" w:themeColor="text1"/>
-          <w:lang w:val="en-US"/>
-        </w:rPr>
-        <w:t xml:space="preserve"> </w:t>
-      </w:r>
     </w:p>
     <w:p>
       <w:pPr>
         <w:spacing w:line="360" w:lineRule="auto"/>
         <w:jc w:val="both"/>
         <w:rPr>
-          <w:rFonts w:ascii="Arial" w:eastAsia="FangSong" w:hAnsi="Arial" w:cs="Arial"/>
+          <w:ins w:id="37" w:author="Vilde Bruhn Kinneberg" w:date="2024-09-19T10:45:00Z" w16du:dateUtc="2024-09-19T08:45:00Z"/>
+          <w:rFonts w:ascii="Arial" w:eastAsia="FangSong" w:hAnsi="Arial" w:cs="Arial"/>
+          <w:b/>
+          <w:bCs/>
+          <w:i/>
+          <w:iCs/>
+          <w:color w:val="000000" w:themeColor="text1"/>
+          <w:lang w:val="en-US"/>
+        </w:rPr>
+      </w:pPr>
+      <w:r>
+        <w:rPr>
+          <w:rFonts w:ascii="Arial" w:eastAsia="FangSong" w:hAnsi="Arial" w:cs="Arial"/>
+          <w:b/>
+          <w:bCs/>
+          <w:i/>
+          <w:iCs/>
+          <w:color w:val="000000" w:themeColor="text1"/>
+          <w:lang w:val="en-US"/>
+        </w:rPr>
+        <w:t>Univariate and mode-shift models</w:t>
+      </w:r>
+    </w:p>
+    <w:p>
+      <w:pPr>
+        <w:spacing w:line="360" w:lineRule="auto"/>
+        <w:jc w:val="both"/>
+        <w:rPr>
+          <w:ins w:id="38" w:author="Vilde Bruhn Kinneberg" w:date="2024-09-19T10:45:00Z" w16du:dateUtc="2024-09-19T08:45:00Z"/>
+          <w:rFonts w:ascii="Arial" w:eastAsia="FangSong" w:hAnsi="Arial" w:cs="Arial"/>
+          <w:b/>
+          <w:bCs/>
+          <w:i/>
+          <w:iCs/>
           <w:color w:val="000000" w:themeColor="text1"/>
           <w:lang w:val="en-US"/>
         </w:rPr>
@@ -751,42 +1287,20 @@
           <w:lang w:val="en-US"/>
         </w:rPr>
       </w:pPr>
-      <w:r>
-        <w:rPr>
-          <w:rFonts w:ascii="Arial" w:eastAsia="FangSong" w:hAnsi="Arial" w:cs="Arial"/>
-          <w:b/>
-          <w:bCs/>
-          <w:i/>
-          <w:iCs/>
-          <w:color w:val="000000" w:themeColor="text1"/>
-          <w:lang w:val="en-US"/>
-        </w:rPr>
-        <w:t>Univariate</w:t>
-      </w:r>
-      <w:r>
-        <w:rPr>
-          <w:rFonts w:ascii="Arial" w:eastAsia="FangSong" w:hAnsi="Arial" w:cs="Arial"/>
-          <w:b/>
-          <w:bCs/>
-          <w:i/>
-          <w:iCs/>
-          <w:color w:val="000000" w:themeColor="text1"/>
-          <w:lang w:val="en-US"/>
-        </w:rPr>
-        <w:t xml:space="preserve"> </w:t>
-      </w:r>
-      <w:r>
-        <w:rPr>
-          <w:rFonts w:ascii="Arial" w:eastAsia="FangSong" w:hAnsi="Arial" w:cs="Arial"/>
-          <w:b/>
-          <w:bCs/>
-          <w:i/>
-          <w:iCs/>
-          <w:color w:val="000000" w:themeColor="text1"/>
-          <w:lang w:val="en-US"/>
-        </w:rPr>
-        <w:t>models</w:t>
-      </w:r>
+      <w:ins w:id="39" w:author="Vilde Bruhn Kinneberg" w:date="2024-09-19T10:45:00Z" w16du:dateUtc="2024-09-19T08:45:00Z">
+        <w:r>
+          <w:rPr>
+            <w:rFonts w:ascii="Arial" w:eastAsia="FangSong" w:hAnsi="Arial" w:cs="Arial"/>
+            <w:b/>
+            <w:bCs/>
+            <w:i/>
+            <w:iCs/>
+            <w:color w:val="000000" w:themeColor="text1"/>
+            <w:lang w:val="en-US"/>
+          </w:rPr>
+          <w:t>Statistics</w:t>
+        </w:r>
+      </w:ins>
     </w:p>
     <w:p>
       <w:pPr>
@@ -794,6 +1308,10 @@
         <w:jc w:val="both"/>
         <w:rPr>
           <w:rFonts w:ascii="Arial" w:eastAsia="FangSong" w:hAnsi="Arial" w:cs="Arial"/>
+          <w:b/>
+          <w:bCs/>
+          <w:i/>
+          <w:iCs/>
           <w:color w:val="000000" w:themeColor="text1"/>
           <w:lang w:val="en-US"/>
         </w:rPr>
@@ -816,10 +1334,6 @@
         <w:jc w:val="both"/>
         <w:rPr>
           <w:rFonts w:ascii="Arial" w:eastAsia="FangSong" w:hAnsi="Arial" w:cs="Arial"/>
-          <w:b/>
-          <w:bCs/>
-          <w:i/>
-          <w:iCs/>
           <w:color w:val="000000" w:themeColor="text1"/>
           <w:lang w:val="en-US"/>
         </w:rPr>
@@ -827,14 +1341,18 @@
       <w:r>
         <w:rPr>
           <w:rFonts w:ascii="Arial" w:eastAsia="FangSong" w:hAnsi="Arial" w:cs="Arial"/>
-          <w:b/>
-          <w:bCs/>
-          <w:i/>
-          <w:iCs/>
-          <w:color w:val="000000" w:themeColor="text1"/>
-          <w:lang w:val="en-US"/>
-        </w:rPr>
-        <w:t>Univariate and mode-shift models</w:t>
+          <w:color w:val="000000" w:themeColor="text1"/>
+          <w:lang w:val="en-US"/>
+        </w:rPr>
+        <w:t>RESULTS</w:t>
+      </w:r>
+      <w:r>
+        <w:rPr>
+          <w:rFonts w:ascii="Arial" w:eastAsia="FangSong" w:hAnsi="Arial" w:cs="Arial"/>
+          <w:color w:val="000000" w:themeColor="text1"/>
+          <w:lang w:val="en-US"/>
+        </w:rPr>
+        <w:t xml:space="preserve"> </w:t>
       </w:r>
     </w:p>
     <w:p>
@@ -854,6 +1372,2989 @@
         <w:jc w:val="both"/>
         <w:rPr>
           <w:rFonts w:ascii="Arial" w:eastAsia="FangSong" w:hAnsi="Arial" w:cs="Arial"/>
+          <w:b/>
+          <w:bCs/>
+          <w:i/>
+          <w:iCs/>
+          <w:color w:val="000000" w:themeColor="text1"/>
+          <w:lang w:val="en-US"/>
+        </w:rPr>
+      </w:pPr>
+      <w:r>
+        <w:rPr>
+          <w:rFonts w:ascii="Arial" w:eastAsia="FangSong" w:hAnsi="Arial" w:cs="Arial"/>
+          <w:b/>
+          <w:bCs/>
+          <w:i/>
+          <w:iCs/>
+          <w:color w:val="000000" w:themeColor="text1"/>
+          <w:lang w:val="en-US"/>
+        </w:rPr>
+        <w:t>Univariate</w:t>
+      </w:r>
+      <w:r>
+        <w:rPr>
+          <w:rFonts w:ascii="Arial" w:eastAsia="FangSong" w:hAnsi="Arial" w:cs="Arial"/>
+          <w:b/>
+          <w:bCs/>
+          <w:i/>
+          <w:iCs/>
+          <w:color w:val="000000" w:themeColor="text1"/>
+          <w:lang w:val="en-US"/>
+        </w:rPr>
+        <w:t xml:space="preserve"> </w:t>
+      </w:r>
+      <w:r>
+        <w:rPr>
+          <w:rFonts w:ascii="Arial" w:eastAsia="FangSong" w:hAnsi="Arial" w:cs="Arial"/>
+          <w:b/>
+          <w:bCs/>
+          <w:i/>
+          <w:iCs/>
+          <w:color w:val="000000" w:themeColor="text1"/>
+          <w:lang w:val="en-US"/>
+        </w:rPr>
+        <w:t>models</w:t>
+      </w:r>
+    </w:p>
+    <w:p>
+      <w:pPr>
+        <w:spacing w:line="360" w:lineRule="auto"/>
+        <w:jc w:val="both"/>
+        <w:rPr>
+          <w:ins w:id="40" w:author="Vilde Bruhn Kinneberg" w:date="2024-09-19T11:18:00Z" w16du:dateUtc="2024-09-19T09:18:00Z"/>
+          <w:rFonts w:ascii="Arial" w:eastAsia="FangSong" w:hAnsi="Arial" w:cs="Arial"/>
+          <w:color w:val="000000" w:themeColor="text1"/>
+          <w:lang w:val="en-US"/>
+        </w:rPr>
+      </w:pPr>
+      <w:ins w:id="41" w:author="Vilde Bruhn Kinneberg" w:date="2024-09-19T10:43:00Z" w16du:dateUtc="2024-09-19T08:43:00Z">
+        <w:r>
+          <w:rPr>
+            <w:rFonts w:ascii="Arial" w:eastAsia="FangSong" w:hAnsi="Arial" w:cs="Arial"/>
+            <w:color w:val="000000" w:themeColor="text1"/>
+            <w:lang w:val="en-US"/>
+          </w:rPr>
+          <w:t xml:space="preserve">Some time series are removed </w:t>
+        </w:r>
+      </w:ins>
+      <w:ins w:id="42" w:author="Vilde Bruhn Kinneberg" w:date="2024-09-19T10:44:00Z" w16du:dateUtc="2024-09-19T08:44:00Z">
+        <w:r>
+          <w:rPr>
+            <w:rFonts w:ascii="Arial" w:eastAsia="FangSong" w:hAnsi="Arial" w:cs="Arial"/>
+            <w:color w:val="000000" w:themeColor="text1"/>
+            <w:lang w:val="en-US"/>
+          </w:rPr>
+          <w:t>because</w:t>
+        </w:r>
+      </w:ins>
+      <w:ins w:id="43" w:author="Vilde Bruhn Kinneberg" w:date="2024-09-19T10:43:00Z" w16du:dateUtc="2024-09-19T08:43:00Z">
+        <w:r>
+          <w:rPr>
+            <w:rFonts w:ascii="Arial" w:eastAsia="FangSong" w:hAnsi="Arial" w:cs="Arial"/>
+            <w:color w:val="000000" w:themeColor="text1"/>
+            <w:lang w:val="en-US"/>
+          </w:rPr>
+          <w:t xml:space="preserve"> </w:t>
+        </w:r>
+      </w:ins>
+      <w:ins w:id="44" w:author="Vilde Bruhn Kinneberg" w:date="2024-09-19T10:44:00Z" w16du:dateUtc="2024-09-19T08:44:00Z">
+        <w:r>
+          <w:rPr>
+            <w:rFonts w:ascii="Arial" w:eastAsia="FangSong" w:hAnsi="Arial" w:cs="Arial"/>
+            <w:color w:val="000000" w:themeColor="text1"/>
+            <w:lang w:val="en-US"/>
+          </w:rPr>
+          <w:t xml:space="preserve">the </w:t>
+        </w:r>
+        <w:r>
+          <w:rPr>
+            <w:rFonts w:ascii="Arial" w:eastAsia="FangSong" w:hAnsi="Arial" w:cs="Arial"/>
+            <w:color w:val="000000" w:themeColor="text1"/>
+            <w:lang w:val="en-US"/>
+          </w:rPr>
+          <w:t>data</w:t>
+        </w:r>
+        <w:r>
+          <w:rPr>
+            <w:rFonts w:ascii="Arial" w:eastAsia="FangSong" w:hAnsi="Arial" w:cs="Arial"/>
+            <w:color w:val="000000" w:themeColor="text1"/>
+            <w:lang w:val="en-US"/>
+          </w:rPr>
+          <w:t xml:space="preserve"> cannot be processed by the</w:t>
+        </w:r>
+      </w:ins>
+      <w:ins w:id="45" w:author="Vilde Bruhn Kinneberg" w:date="2024-09-19T10:43:00Z" w16du:dateUtc="2024-09-19T08:43:00Z">
+        <w:r>
+          <w:rPr>
+            <w:rFonts w:ascii="Arial" w:eastAsia="FangSong" w:hAnsi="Arial" w:cs="Arial"/>
+            <w:color w:val="000000" w:themeColor="text1"/>
+            <w:lang w:val="en-US"/>
+          </w:rPr>
+          <w:t xml:space="preserve"> loglikelihood </w:t>
+        </w:r>
+      </w:ins>
+      <w:ins w:id="46" w:author="Vilde Bruhn Kinneberg" w:date="2024-09-19T10:45:00Z" w16du:dateUtc="2024-09-19T08:45:00Z">
+        <w:r>
+          <w:rPr>
+            <w:rFonts w:ascii="Arial" w:eastAsia="FangSong" w:hAnsi="Arial" w:cs="Arial"/>
+            <w:color w:val="000000" w:themeColor="text1"/>
+            <w:lang w:val="en-US"/>
+          </w:rPr>
+          <w:t>function</w:t>
+        </w:r>
+      </w:ins>
+      <w:ins w:id="47" w:author="Vilde Bruhn Kinneberg" w:date="2024-09-19T10:43:00Z" w16du:dateUtc="2024-09-19T08:43:00Z">
+        <w:r>
+          <w:rPr>
+            <w:rFonts w:ascii="Arial" w:eastAsia="FangSong" w:hAnsi="Arial" w:cs="Arial"/>
+            <w:color w:val="000000" w:themeColor="text1"/>
+            <w:lang w:val="en-US"/>
+          </w:rPr>
+          <w:t xml:space="preserve">. </w:t>
+        </w:r>
+      </w:ins>
+      <w:ins w:id="48" w:author="Vilde Bruhn Kinneberg" w:date="2024-09-19T10:55:00Z" w16du:dateUtc="2024-09-19T08:55:00Z">
+        <w:r>
+          <w:rPr>
+            <w:rFonts w:ascii="Arial" w:eastAsia="FangSong" w:hAnsi="Arial" w:cs="Arial"/>
+            <w:color w:val="000000" w:themeColor="text1"/>
+            <w:lang w:val="en-US"/>
+          </w:rPr>
+          <w:t xml:space="preserve">This resulted in 443 time series for the </w:t>
+        </w:r>
+      </w:ins>
+      <w:ins w:id="49" w:author="Vilde Bruhn Kinneberg" w:date="2024-09-19T10:56:00Z" w16du:dateUtc="2024-09-19T08:56:00Z">
+        <w:r>
+          <w:rPr>
+            <w:rFonts w:ascii="Arial" w:eastAsia="FangSong" w:hAnsi="Arial" w:cs="Arial"/>
+            <w:color w:val="000000" w:themeColor="text1"/>
+            <w:lang w:val="en-US"/>
+          </w:rPr>
+          <w:t>relative fit</w:t>
+        </w:r>
+      </w:ins>
+      <w:ins w:id="50" w:author="Vilde Bruhn Kinneberg" w:date="2024-09-19T10:55:00Z" w16du:dateUtc="2024-09-19T08:55:00Z">
+        <w:r>
+          <w:rPr>
+            <w:rFonts w:ascii="Arial" w:eastAsia="FangSong" w:hAnsi="Arial" w:cs="Arial"/>
+            <w:color w:val="000000" w:themeColor="text1"/>
+            <w:lang w:val="en-US"/>
+          </w:rPr>
+          <w:t xml:space="preserve"> dataset</w:t>
+        </w:r>
+      </w:ins>
+      <w:ins w:id="51" w:author="Vilde Bruhn Kinneberg" w:date="2024-09-19T10:57:00Z" w16du:dateUtc="2024-09-19T08:57:00Z">
+        <w:r>
+          <w:rPr>
+            <w:rFonts w:ascii="Arial" w:eastAsia="FangSong" w:hAnsi="Arial" w:cs="Arial"/>
+            <w:color w:val="000000" w:themeColor="text1"/>
+            <w:lang w:val="en-US"/>
+          </w:rPr>
+          <w:t xml:space="preserve">. After also filtering for adequacy, </w:t>
+        </w:r>
+      </w:ins>
+      <w:ins w:id="52" w:author="Vilde Bruhn Kinneberg" w:date="2024-09-19T10:56:00Z" w16du:dateUtc="2024-09-19T08:56:00Z">
+        <w:r>
+          <w:rPr>
+            <w:rFonts w:ascii="Arial" w:eastAsia="FangSong" w:hAnsi="Arial" w:cs="Arial"/>
+            <w:color w:val="000000" w:themeColor="text1"/>
+            <w:lang w:val="en-US"/>
+          </w:rPr>
+          <w:t xml:space="preserve">345 time series </w:t>
+        </w:r>
+      </w:ins>
+      <w:ins w:id="53" w:author="Vilde Bruhn Kinneberg" w:date="2024-09-19T10:58:00Z" w16du:dateUtc="2024-09-19T08:58:00Z">
+        <w:r>
+          <w:rPr>
+            <w:rFonts w:ascii="Arial" w:eastAsia="FangSong" w:hAnsi="Arial" w:cs="Arial"/>
+            <w:color w:val="000000" w:themeColor="text1"/>
+            <w:lang w:val="en-US"/>
+          </w:rPr>
+          <w:t>remained in</w:t>
+        </w:r>
+      </w:ins>
+      <w:ins w:id="54" w:author="Vilde Bruhn Kinneberg" w:date="2024-09-19T10:56:00Z" w16du:dateUtc="2024-09-19T08:56:00Z">
+        <w:r>
+          <w:rPr>
+            <w:rFonts w:ascii="Arial" w:eastAsia="FangSong" w:hAnsi="Arial" w:cs="Arial"/>
+            <w:color w:val="000000" w:themeColor="text1"/>
+            <w:lang w:val="en-US"/>
+          </w:rPr>
+          <w:t xml:space="preserve"> the absolute fit dataset.</w:t>
+        </w:r>
+      </w:ins>
+      <w:ins w:id="55" w:author="Vilde Bruhn Kinneberg" w:date="2024-09-19T10:58:00Z" w16du:dateUtc="2024-09-19T08:58:00Z">
+        <w:r>
+          <w:rPr>
+            <w:rFonts w:ascii="Arial" w:eastAsia="FangSong" w:hAnsi="Arial" w:cs="Arial"/>
+            <w:color w:val="000000" w:themeColor="text1"/>
+            <w:lang w:val="en-US"/>
+          </w:rPr>
+          <w:t xml:space="preserve"> </w:t>
+        </w:r>
+      </w:ins>
+      <w:ins w:id="56" w:author="Vilde Bruhn Kinneberg" w:date="2024-09-19T10:59:00Z" w16du:dateUtc="2024-09-19T08:59:00Z">
+        <w:r>
+          <w:rPr>
+            <w:rFonts w:ascii="Arial" w:eastAsia="FangSong" w:hAnsi="Arial" w:cs="Arial"/>
+            <w:color w:val="000000" w:themeColor="text1"/>
+            <w:lang w:val="en-US"/>
+          </w:rPr>
+          <w:t xml:space="preserve">For the univariate relative fit dataset, </w:t>
+        </w:r>
+      </w:ins>
+      <w:ins w:id="57" w:author="Vilde Bruhn Kinneberg" w:date="2024-09-19T11:02:00Z" w16du:dateUtc="2024-09-19T09:02:00Z">
+        <w:r>
+          <w:rPr>
+            <w:rFonts w:ascii="Arial" w:eastAsia="FangSong" w:hAnsi="Arial" w:cs="Arial"/>
+            <w:color w:val="000000" w:themeColor="text1"/>
+            <w:lang w:val="en-US"/>
+          </w:rPr>
+          <w:t>69</w:t>
+        </w:r>
+      </w:ins>
+      <w:ins w:id="58" w:author="Vilde Bruhn Kinneberg" w:date="2024-09-19T10:59:00Z" w16du:dateUtc="2024-09-19T08:59:00Z">
+        <w:r>
+          <w:rPr>
+            <w:rFonts w:ascii="Arial" w:eastAsia="FangSong" w:hAnsi="Arial" w:cs="Arial"/>
+            <w:color w:val="000000" w:themeColor="text1"/>
+            <w:lang w:val="en-US"/>
+          </w:rPr>
+          <w:t xml:space="preserve">% of the time series were described by </w:t>
+        </w:r>
+      </w:ins>
+      <w:ins w:id="59" w:author="Vilde Bruhn Kinneberg" w:date="2024-09-19T11:00:00Z" w16du:dateUtc="2024-09-19T09:00:00Z">
+        <w:r>
+          <w:rPr>
+            <w:rFonts w:ascii="Arial" w:eastAsia="FangSong" w:hAnsi="Arial" w:cs="Arial"/>
+            <w:color w:val="000000" w:themeColor="text1"/>
+            <w:lang w:val="en-US"/>
+          </w:rPr>
+          <w:t>an unbiased random walk, directional change or stasis</w:t>
+        </w:r>
+        <w:r>
+          <w:rPr>
+            <w:rFonts w:ascii="Arial" w:eastAsia="FangSong" w:hAnsi="Arial" w:cs="Arial"/>
+            <w:color w:val="000000" w:themeColor="text1"/>
+            <w:lang w:val="en-US"/>
+          </w:rPr>
+          <w:t xml:space="preserve"> (including strict stasis)</w:t>
+        </w:r>
+      </w:ins>
+      <w:ins w:id="60" w:author="Vilde Bruhn Kinneberg" w:date="2024-09-19T11:02:00Z" w16du:dateUtc="2024-09-19T09:02:00Z">
+        <w:r>
+          <w:rPr>
+            <w:rFonts w:ascii="Arial" w:eastAsia="FangSong" w:hAnsi="Arial" w:cs="Arial"/>
+            <w:color w:val="000000" w:themeColor="text1"/>
+            <w:lang w:val="en-US"/>
+          </w:rPr>
+          <w:t xml:space="preserve"> and 31% were explained better by one of the other models</w:t>
+        </w:r>
+        <w:r>
+          <w:rPr>
+            <w:rFonts w:ascii="Arial" w:eastAsia="FangSong" w:hAnsi="Arial" w:cs="Arial"/>
+            <w:color w:val="000000" w:themeColor="text1"/>
+            <w:lang w:val="en-US"/>
+          </w:rPr>
+          <w:t xml:space="preserve"> of evolutio</w:t>
+        </w:r>
+        <w:r>
+          <w:rPr>
+            <w:rFonts w:ascii="Arial" w:eastAsia="FangSong" w:hAnsi="Arial" w:cs="Arial"/>
+            <w:color w:val="000000" w:themeColor="text1"/>
+            <w:lang w:val="en-US"/>
+          </w:rPr>
+          <w:t>n (Table 1)</w:t>
+        </w:r>
+        <w:r>
+          <w:rPr>
+            <w:rFonts w:ascii="Arial" w:eastAsia="FangSong" w:hAnsi="Arial" w:cs="Arial"/>
+            <w:color w:val="000000" w:themeColor="text1"/>
+            <w:lang w:val="en-US"/>
+          </w:rPr>
+          <w:t>.</w:t>
+        </w:r>
+        <w:r>
+          <w:rPr>
+            <w:rFonts w:ascii="Arial" w:eastAsia="FangSong" w:hAnsi="Arial" w:cs="Arial"/>
+            <w:color w:val="000000" w:themeColor="text1"/>
+            <w:lang w:val="en-US"/>
+          </w:rPr>
+          <w:t xml:space="preserve"> Fo</w:t>
+        </w:r>
+      </w:ins>
+      <w:ins w:id="61" w:author="Vilde Bruhn Kinneberg" w:date="2024-09-19T11:03:00Z" w16du:dateUtc="2024-09-19T09:03:00Z">
+        <w:r>
+          <w:rPr>
+            <w:rFonts w:ascii="Arial" w:eastAsia="FangSong" w:hAnsi="Arial" w:cs="Arial"/>
+            <w:color w:val="000000" w:themeColor="text1"/>
+            <w:lang w:val="en-US"/>
+          </w:rPr>
+          <w:t>r the univariate absolute fit dataset</w:t>
+        </w:r>
+      </w:ins>
+      <w:ins w:id="62" w:author="Vilde Bruhn Kinneberg" w:date="2024-09-19T11:02:00Z" w16du:dateUtc="2024-09-19T09:02:00Z">
+        <w:r>
+          <w:rPr>
+            <w:rFonts w:ascii="Arial" w:eastAsia="FangSong" w:hAnsi="Arial" w:cs="Arial"/>
+            <w:color w:val="000000" w:themeColor="text1"/>
+            <w:lang w:val="en-US"/>
+          </w:rPr>
+          <w:t xml:space="preserve"> </w:t>
+        </w:r>
+      </w:ins>
+      <w:ins w:id="63" w:author="Vilde Bruhn Kinneberg" w:date="2024-09-19T11:10:00Z" w16du:dateUtc="2024-09-19T09:10:00Z">
+        <w:r>
+          <w:rPr>
+            <w:rFonts w:ascii="Arial" w:eastAsia="FangSong" w:hAnsi="Arial" w:cs="Arial"/>
+            <w:color w:val="000000" w:themeColor="text1"/>
+            <w:lang w:val="en-US"/>
+          </w:rPr>
+          <w:t xml:space="preserve">70% of the time series were described best by one of the canonical three, </w:t>
+        </w:r>
+      </w:ins>
+      <w:ins w:id="64" w:author="Vilde Bruhn Kinneberg" w:date="2024-09-19T11:11:00Z" w16du:dateUtc="2024-09-19T09:11:00Z">
+        <w:r>
+          <w:rPr>
+            <w:rFonts w:ascii="Arial" w:eastAsia="FangSong" w:hAnsi="Arial" w:cs="Arial"/>
+            <w:color w:val="000000" w:themeColor="text1"/>
+            <w:lang w:val="en-US"/>
+          </w:rPr>
+          <w:t>while 30% were better explained by one of the other models of evolution</w:t>
+        </w:r>
+      </w:ins>
+      <w:ins w:id="65" w:author="Vilde Bruhn Kinneberg" w:date="2024-09-19T11:13:00Z" w16du:dateUtc="2024-09-19T09:13:00Z">
+        <w:r>
+          <w:rPr>
+            <w:rFonts w:ascii="Arial" w:eastAsia="FangSong" w:hAnsi="Arial" w:cs="Arial"/>
+            <w:color w:val="000000" w:themeColor="text1"/>
+            <w:lang w:val="en-US"/>
+          </w:rPr>
+          <w:t xml:space="preserve"> (Table 2)</w:t>
+        </w:r>
+      </w:ins>
+      <w:ins w:id="66" w:author="Vilde Bruhn Kinneberg" w:date="2024-09-19T11:12:00Z" w16du:dateUtc="2024-09-19T09:12:00Z">
+        <w:r>
+          <w:rPr>
+            <w:rFonts w:ascii="Arial" w:eastAsia="FangSong" w:hAnsi="Arial" w:cs="Arial"/>
+            <w:color w:val="000000" w:themeColor="text1"/>
+            <w:lang w:val="en-US"/>
+          </w:rPr>
+          <w:t>. For most models, the number of time series that passed the adeq</w:t>
+        </w:r>
+      </w:ins>
+      <w:ins w:id="67" w:author="Vilde Bruhn Kinneberg" w:date="2024-09-19T11:13:00Z" w16du:dateUtc="2024-09-19T09:13:00Z">
+        <w:r>
+          <w:rPr>
+            <w:rFonts w:ascii="Arial" w:eastAsia="FangSong" w:hAnsi="Arial" w:cs="Arial"/>
+            <w:color w:val="000000" w:themeColor="text1"/>
+            <w:lang w:val="en-US"/>
+          </w:rPr>
+          <w:t>uacy test</w:t>
+        </w:r>
+      </w:ins>
+      <w:ins w:id="68" w:author="Vilde Bruhn Kinneberg" w:date="2024-09-19T11:58:00Z" w16du:dateUtc="2024-09-19T09:58:00Z">
+        <w:r>
+          <w:rPr>
+            <w:rFonts w:ascii="Arial" w:eastAsia="FangSong" w:hAnsi="Arial" w:cs="Arial"/>
+            <w:color w:val="000000" w:themeColor="text1"/>
+            <w:lang w:val="en-US"/>
+          </w:rPr>
+          <w:t>s</w:t>
+        </w:r>
+      </w:ins>
+      <w:ins w:id="69" w:author="Vilde Bruhn Kinneberg" w:date="2024-09-19T11:13:00Z" w16du:dateUtc="2024-09-19T09:13:00Z">
+        <w:r>
+          <w:rPr>
+            <w:rFonts w:ascii="Arial" w:eastAsia="FangSong" w:hAnsi="Arial" w:cs="Arial"/>
+            <w:color w:val="000000" w:themeColor="text1"/>
+            <w:lang w:val="en-US"/>
+          </w:rPr>
+          <w:t xml:space="preserve"> were reduced from the relative fit </w:t>
+        </w:r>
+      </w:ins>
+      <w:ins w:id="70" w:author="Vilde Bruhn Kinneberg" w:date="2024-09-19T11:16:00Z" w16du:dateUtc="2024-09-19T09:16:00Z">
+        <w:r>
+          <w:rPr>
+            <w:rFonts w:ascii="Arial" w:eastAsia="FangSong" w:hAnsi="Arial" w:cs="Arial"/>
+            <w:color w:val="000000" w:themeColor="text1"/>
+            <w:lang w:val="en-US"/>
+          </w:rPr>
+          <w:t xml:space="preserve">to the absolute fit </w:t>
+        </w:r>
+      </w:ins>
+      <w:ins w:id="71" w:author="Vilde Bruhn Kinneberg" w:date="2024-09-19T11:13:00Z" w16du:dateUtc="2024-09-19T09:13:00Z">
+        <w:r>
+          <w:rPr>
+            <w:rFonts w:ascii="Arial" w:eastAsia="FangSong" w:hAnsi="Arial" w:cs="Arial"/>
+            <w:color w:val="000000" w:themeColor="text1"/>
+            <w:lang w:val="en-US"/>
+          </w:rPr>
+          <w:t>dataset (Table 2).</w:t>
+        </w:r>
+      </w:ins>
+    </w:p>
+    <w:p>
+      <w:pPr>
+        <w:spacing w:line="360" w:lineRule="auto"/>
+        <w:jc w:val="both"/>
+        <w:rPr>
+          <w:ins w:id="72" w:author="Vilde Bruhn Kinneberg" w:date="2024-09-19T11:18:00Z" w16du:dateUtc="2024-09-19T09:18:00Z"/>
+          <w:rFonts w:ascii="Arial" w:eastAsia="FangSong" w:hAnsi="Arial" w:cs="Arial"/>
+          <w:b/>
+          <w:bCs/>
+          <w:color w:val="000000" w:themeColor="text1"/>
+          <w:sz w:val="20"/>
+          <w:szCs w:val="20"/>
+          <w:lang w:val="en-US"/>
+          <w:rPrChange w:id="73" w:author="Vilde Bruhn Kinneberg" w:date="2024-09-19T11:34:00Z" w16du:dateUtc="2024-09-19T09:34:00Z">
+            <w:rPr>
+              <w:ins w:id="74" w:author="Vilde Bruhn Kinneberg" w:date="2024-09-19T11:18:00Z" w16du:dateUtc="2024-09-19T09:18:00Z"/>
+              <w:rFonts w:ascii="Arial" w:eastAsia="FangSong" w:hAnsi="Arial" w:cs="Arial"/>
+              <w:color w:val="000000" w:themeColor="text1"/>
+              <w:lang w:val="en-US"/>
+            </w:rPr>
+          </w:rPrChange>
+        </w:rPr>
+      </w:pPr>
+      <w:ins w:id="75" w:author="Vilde Bruhn Kinneberg" w:date="2024-09-19T11:34:00Z" w16du:dateUtc="2024-09-19T09:34:00Z">
+        <w:r>
+          <w:rPr>
+            <w:rFonts w:ascii="Arial" w:eastAsia="FangSong" w:hAnsi="Arial" w:cs="Arial"/>
+            <w:b/>
+            <w:bCs/>
+            <w:color w:val="000000" w:themeColor="text1"/>
+            <w:sz w:val="20"/>
+            <w:szCs w:val="20"/>
+            <w:lang w:val="en-US"/>
+          </w:rPr>
+          <w:lastRenderedPageBreak/>
+          <w:t xml:space="preserve">Table 1. </w:t>
+        </w:r>
+      </w:ins>
+      <w:ins w:id="76" w:author="Vilde Bruhn Kinneberg" w:date="2024-09-19T11:35:00Z" w16du:dateUtc="2024-09-19T09:35:00Z">
+        <w:r>
+          <w:rPr>
+            <w:rFonts w:ascii="Arial" w:eastAsia="FangSong" w:hAnsi="Arial" w:cs="Arial"/>
+            <w:b/>
+            <w:bCs/>
+            <w:color w:val="000000" w:themeColor="text1"/>
+            <w:sz w:val="20"/>
+            <w:szCs w:val="20"/>
+            <w:lang w:val="en-US"/>
+          </w:rPr>
+          <w:t xml:space="preserve">Models explaining time series best according to relative fit. </w:t>
+        </w:r>
+      </w:ins>
+    </w:p>
+    <w:tbl>
+      <w:tblPr>
+        <w:tblStyle w:val="Tabellrutenett"/>
+        <w:tblpPr w:leftFromText="142" w:rightFromText="142" w:vertAnchor="text" w:horzAnchor="margin" w:tblpY="1"/>
+        <w:tblW w:w="0" w:type="auto"/>
+        <w:tblLayout w:type="fixed"/>
+        <w:tblLook w:val="04A0" w:firstRow="1" w:lastRow="0" w:firstColumn="1" w:lastColumn="0" w:noHBand="0" w:noVBand="1"/>
+      </w:tblPr>
+      <w:tblGrid>
+        <w:gridCol w:w="5954"/>
+        <w:gridCol w:w="1276"/>
+        <w:gridCol w:w="1842"/>
+        <w:tblGridChange w:id="77">
+          <w:tblGrid>
+            <w:gridCol w:w="4253"/>
+            <w:gridCol w:w="142"/>
+            <w:gridCol w:w="1559"/>
+            <w:gridCol w:w="1276"/>
+            <w:gridCol w:w="1842"/>
+          </w:tblGrid>
+        </w:tblGridChange>
+      </w:tblGrid>
+      <w:tr>
+        <w:trPr>
+          <w:ins w:id="78" w:author="Vilde Bruhn Kinneberg" w:date="2024-09-19T11:18:00Z" w16du:dateUtc="2024-09-19T09:18:00Z"/>
+        </w:trPr>
+        <w:tc>
+          <w:tcPr>
+            <w:tcW w:w="5954" w:type="dxa"/>
+            <w:tcBorders>
+              <w:top w:val="single" w:sz="18" w:space="0" w:color="auto"/>
+              <w:left w:val="nil"/>
+              <w:bottom w:val="single" w:sz="18" w:space="0" w:color="auto"/>
+              <w:right w:val="nil"/>
+            </w:tcBorders>
+            <w:shd w:val="clear" w:color="auto" w:fill="C4C092"/>
+          </w:tcPr>
+          <w:p>
+            <w:pPr>
+              <w:spacing w:before="120" w:after="120" w:line="340" w:lineRule="exact"/>
+              <w:rPr>
+                <w:ins w:id="79" w:author="Vilde Bruhn Kinneberg" w:date="2024-09-19T11:18:00Z" w16du:dateUtc="2024-09-19T09:18:00Z"/>
+                <w:rFonts w:ascii="Arial" w:hAnsi="Arial" w:cs="Arial"/>
+                <w:sz w:val="22"/>
+                <w:szCs w:val="22"/>
+                <w:lang w:val="en-US"/>
+              </w:rPr>
+            </w:pPr>
+            <w:ins w:id="80" w:author="Vilde Bruhn Kinneberg" w:date="2024-09-19T11:19:00Z" w16du:dateUtc="2024-09-19T09:19:00Z">
+              <w:r>
+                <w:rPr>
+                  <w:rFonts w:ascii="Arial" w:hAnsi="Arial" w:cs="Arial"/>
+                  <w:sz w:val="22"/>
+                  <w:szCs w:val="22"/>
+                  <w:lang w:val="en-US"/>
+                </w:rPr>
+                <w:t>MODEL</w:t>
+              </w:r>
+            </w:ins>
+          </w:p>
+        </w:tc>
+        <w:tc>
+          <w:tcPr>
+            <w:tcW w:w="1276" w:type="dxa"/>
+            <w:tcBorders>
+              <w:top w:val="single" w:sz="18" w:space="0" w:color="auto"/>
+              <w:left w:val="nil"/>
+              <w:bottom w:val="single" w:sz="18" w:space="0" w:color="auto"/>
+              <w:right w:val="nil"/>
+            </w:tcBorders>
+            <w:shd w:val="clear" w:color="auto" w:fill="C4C092"/>
+          </w:tcPr>
+          <w:p>
+            <w:pPr>
+              <w:spacing w:before="120" w:after="120" w:line="340" w:lineRule="exact"/>
+              <w:jc w:val="center"/>
+              <w:rPr>
+                <w:ins w:id="81" w:author="Vilde Bruhn Kinneberg" w:date="2024-09-19T11:18:00Z" w16du:dateUtc="2024-09-19T09:18:00Z"/>
+                <w:rFonts w:ascii="Arial" w:hAnsi="Arial" w:cs="Arial"/>
+                <w:sz w:val="22"/>
+                <w:szCs w:val="22"/>
+                <w:lang w:val="en-US"/>
+              </w:rPr>
+              <w:pPrChange w:id="82" w:author="Vilde Bruhn Kinneberg" w:date="2024-09-19T11:24:00Z" w16du:dateUtc="2024-09-19T09:24:00Z">
+                <w:pPr>
+                  <w:framePr w:hSpace="142" w:wrap="around" w:vAnchor="text" w:hAnchor="margin" w:y="1"/>
+                  <w:spacing w:before="120" w:after="120" w:line="340" w:lineRule="exact"/>
+                </w:pPr>
+              </w:pPrChange>
+            </w:pPr>
+            <w:ins w:id="83" w:author="Vilde Bruhn Kinneberg" w:date="2024-09-19T11:19:00Z" w16du:dateUtc="2024-09-19T09:19:00Z">
+              <w:r>
+                <w:rPr>
+                  <w:rFonts w:ascii="Arial" w:hAnsi="Arial" w:cs="Arial"/>
+                  <w:sz w:val="22"/>
+                  <w:szCs w:val="22"/>
+                  <w:lang w:val="en-US"/>
+                </w:rPr>
+                <w:t>COUNT</w:t>
+              </w:r>
+            </w:ins>
+          </w:p>
+        </w:tc>
+        <w:tc>
+          <w:tcPr>
+            <w:tcW w:w="1842" w:type="dxa"/>
+            <w:tcBorders>
+              <w:top w:val="single" w:sz="18" w:space="0" w:color="auto"/>
+              <w:left w:val="nil"/>
+              <w:bottom w:val="single" w:sz="18" w:space="0" w:color="auto"/>
+              <w:right w:val="nil"/>
+            </w:tcBorders>
+            <w:shd w:val="clear" w:color="auto" w:fill="C4C092"/>
+          </w:tcPr>
+          <w:p>
+            <w:pPr>
+              <w:spacing w:before="120" w:after="120" w:line="340" w:lineRule="exact"/>
+              <w:jc w:val="right"/>
+              <w:rPr>
+                <w:ins w:id="84" w:author="Vilde Bruhn Kinneberg" w:date="2024-09-19T11:18:00Z" w16du:dateUtc="2024-09-19T09:18:00Z"/>
+                <w:rFonts w:ascii="Arial" w:hAnsi="Arial" w:cs="Arial"/>
+                <w:sz w:val="22"/>
+                <w:szCs w:val="22"/>
+                <w:lang w:val="en-US"/>
+              </w:rPr>
+              <w:pPrChange w:id="85" w:author="Vilde Bruhn Kinneberg" w:date="2024-09-19T11:28:00Z" w16du:dateUtc="2024-09-19T09:28:00Z">
+                <w:pPr>
+                  <w:framePr w:hSpace="142" w:wrap="around" w:vAnchor="text" w:hAnchor="margin" w:y="1"/>
+                  <w:spacing w:before="120" w:after="120" w:line="340" w:lineRule="exact"/>
+                </w:pPr>
+              </w:pPrChange>
+            </w:pPr>
+            <w:ins w:id="86" w:author="Vilde Bruhn Kinneberg" w:date="2024-09-19T11:30:00Z" w16du:dateUtc="2024-09-19T09:30:00Z">
+              <w:r>
+                <w:rPr>
+                  <w:rFonts w:ascii="Arial" w:hAnsi="Arial" w:cs="Arial"/>
+                  <w:sz w:val="22"/>
+                  <w:szCs w:val="22"/>
+                  <w:lang w:val="en-US"/>
+                </w:rPr>
+                <w:t>%</w:t>
+              </w:r>
+            </w:ins>
+          </w:p>
+        </w:tc>
+      </w:tr>
+      <w:tr>
+        <w:tblPrEx>
+          <w:tblW w:w="0" w:type="auto"/>
+          <w:tblLayout w:type="fixed"/>
+          <w:tblPrExChange w:id="87" w:author="Vilde Bruhn Kinneberg" w:date="2024-09-19T11:42:00Z" w16du:dateUtc="2024-09-19T09:42:00Z">
+            <w:tblPrEx>
+              <w:tblW w:w="0" w:type="auto"/>
+              <w:tblLayout w:type="fixed"/>
+            </w:tblPrEx>
+          </w:tblPrExChange>
+        </w:tblPrEx>
+        <w:trPr>
+          <w:ins w:id="88" w:author="Vilde Bruhn Kinneberg" w:date="2024-09-19T11:18:00Z" w16du:dateUtc="2024-09-19T09:18:00Z"/>
+        </w:trPr>
+        <w:tc>
+          <w:tcPr>
+            <w:tcW w:w="5954" w:type="dxa"/>
+            <w:tcBorders>
+              <w:top w:val="single" w:sz="18" w:space="0" w:color="auto"/>
+              <w:left w:val="nil"/>
+              <w:bottom w:val="nil"/>
+              <w:right w:val="nil"/>
+            </w:tcBorders>
+            <w:tcPrChange w:id="89" w:author="Vilde Bruhn Kinneberg" w:date="2024-09-19T11:42:00Z" w16du:dateUtc="2024-09-19T09:42:00Z">
+              <w:tcPr>
+                <w:tcW w:w="4253" w:type="dxa"/>
+                <w:tcBorders>
+                  <w:top w:val="single" w:sz="18" w:space="0" w:color="auto"/>
+                  <w:left w:val="nil"/>
+                  <w:bottom w:val="nil"/>
+                  <w:right w:val="nil"/>
+                </w:tcBorders>
+              </w:tcPr>
+            </w:tcPrChange>
+          </w:tcPr>
+          <w:p>
+            <w:pPr>
+              <w:spacing w:after="120" w:line="340" w:lineRule="exact"/>
+              <w:rPr>
+                <w:ins w:id="90" w:author="Vilde Bruhn Kinneberg" w:date="2024-09-19T11:18:00Z" w16du:dateUtc="2024-09-19T09:18:00Z"/>
+                <w:rFonts w:ascii="Arial" w:hAnsi="Arial" w:cs="Arial"/>
+                <w:sz w:val="22"/>
+                <w:szCs w:val="22"/>
+                <w:lang w:val="en-US"/>
+              </w:rPr>
+            </w:pPr>
+            <w:ins w:id="91" w:author="Vilde Bruhn Kinneberg" w:date="2024-09-19T11:41:00Z" w16du:dateUtc="2024-09-19T09:41:00Z">
+              <w:r>
+                <w:rPr>
+                  <w:rFonts w:ascii="Arial" w:hAnsi="Arial" w:cs="Arial"/>
+                  <w:sz w:val="22"/>
+                  <w:szCs w:val="22"/>
+                  <w:lang w:val="en-US"/>
+                </w:rPr>
+                <w:t>Directional change</w:t>
+              </w:r>
+            </w:ins>
+          </w:p>
+        </w:tc>
+        <w:tc>
+          <w:tcPr>
+            <w:tcW w:w="1276" w:type="dxa"/>
+            <w:tcBorders>
+              <w:top w:val="single" w:sz="18" w:space="0" w:color="auto"/>
+              <w:left w:val="nil"/>
+              <w:bottom w:val="nil"/>
+              <w:right w:val="nil"/>
+            </w:tcBorders>
+            <w:tcPrChange w:id="92" w:author="Vilde Bruhn Kinneberg" w:date="2024-09-19T11:42:00Z" w16du:dateUtc="2024-09-19T09:42:00Z">
+              <w:tcPr>
+                <w:tcW w:w="2977" w:type="dxa"/>
+                <w:gridSpan w:val="3"/>
+                <w:tcBorders>
+                  <w:top w:val="single" w:sz="18" w:space="0" w:color="auto"/>
+                  <w:left w:val="nil"/>
+                  <w:bottom w:val="nil"/>
+                  <w:right w:val="nil"/>
+                </w:tcBorders>
+              </w:tcPr>
+            </w:tcPrChange>
+          </w:tcPr>
+          <w:p>
+            <w:pPr>
+              <w:spacing w:after="120" w:line="340" w:lineRule="exact"/>
+              <w:jc w:val="center"/>
+              <w:rPr>
+                <w:ins w:id="93" w:author="Vilde Bruhn Kinneberg" w:date="2024-09-19T11:18:00Z" w16du:dateUtc="2024-09-19T09:18:00Z"/>
+                <w:rFonts w:ascii="Arial" w:hAnsi="Arial" w:cs="Arial"/>
+                <w:sz w:val="22"/>
+                <w:szCs w:val="22"/>
+                <w:lang w:val="en-US"/>
+              </w:rPr>
+              <w:pPrChange w:id="94" w:author="Vilde Bruhn Kinneberg" w:date="2024-09-19T11:24:00Z" w16du:dateUtc="2024-09-19T09:24:00Z">
+                <w:pPr>
+                  <w:framePr w:hSpace="142" w:wrap="around" w:vAnchor="text" w:hAnchor="margin" w:y="1"/>
+                  <w:spacing w:after="120" w:line="340" w:lineRule="exact"/>
+                </w:pPr>
+              </w:pPrChange>
+            </w:pPr>
+            <w:ins w:id="95" w:author="Vilde Bruhn Kinneberg" w:date="2024-09-19T11:21:00Z" w16du:dateUtc="2024-09-19T09:21:00Z">
+              <w:r>
+                <w:rPr>
+                  <w:rFonts w:ascii="Arial" w:hAnsi="Arial" w:cs="Arial"/>
+                  <w:sz w:val="22"/>
+                  <w:szCs w:val="22"/>
+                  <w:lang w:val="en-US"/>
+                </w:rPr>
+                <w:t>40</w:t>
+              </w:r>
+            </w:ins>
+          </w:p>
+        </w:tc>
+        <w:tc>
+          <w:tcPr>
+            <w:tcW w:w="1842" w:type="dxa"/>
+            <w:tcBorders>
+              <w:top w:val="single" w:sz="18" w:space="0" w:color="auto"/>
+              <w:left w:val="nil"/>
+              <w:bottom w:val="nil"/>
+              <w:right w:val="nil"/>
+            </w:tcBorders>
+            <w:tcPrChange w:id="96" w:author="Vilde Bruhn Kinneberg" w:date="2024-09-19T11:42:00Z" w16du:dateUtc="2024-09-19T09:42:00Z">
+              <w:tcPr>
+                <w:tcW w:w="1842" w:type="dxa"/>
+                <w:tcBorders>
+                  <w:top w:val="single" w:sz="18" w:space="0" w:color="auto"/>
+                  <w:left w:val="nil"/>
+                  <w:bottom w:val="nil"/>
+                  <w:right w:val="nil"/>
+                </w:tcBorders>
+              </w:tcPr>
+            </w:tcPrChange>
+          </w:tcPr>
+          <w:p>
+            <w:pPr>
+              <w:spacing w:after="120" w:line="340" w:lineRule="exact"/>
+              <w:jc w:val="right"/>
+              <w:rPr>
+                <w:ins w:id="97" w:author="Vilde Bruhn Kinneberg" w:date="2024-09-19T11:18:00Z" w16du:dateUtc="2024-09-19T09:18:00Z"/>
+                <w:rFonts w:ascii="Arial" w:hAnsi="Arial" w:cs="Arial"/>
+                <w:sz w:val="22"/>
+                <w:szCs w:val="22"/>
+                <w:lang w:val="en-US"/>
+              </w:rPr>
+              <w:pPrChange w:id="98" w:author="Vilde Bruhn Kinneberg" w:date="2024-09-19T11:24:00Z" w16du:dateUtc="2024-09-19T09:24:00Z">
+                <w:pPr>
+                  <w:framePr w:hSpace="142" w:wrap="around" w:vAnchor="text" w:hAnchor="margin" w:y="1"/>
+                  <w:spacing w:after="120" w:line="340" w:lineRule="exact"/>
+                </w:pPr>
+              </w:pPrChange>
+            </w:pPr>
+            <w:ins w:id="99" w:author="Vilde Bruhn Kinneberg" w:date="2024-09-19T11:23:00Z" w16du:dateUtc="2024-09-19T09:23:00Z">
+              <w:r>
+                <w:rPr>
+                  <w:rFonts w:ascii="Arial" w:hAnsi="Arial" w:cs="Arial"/>
+                  <w:sz w:val="22"/>
+                  <w:szCs w:val="22"/>
+                </w:rPr>
+                <w:t xml:space="preserve">  </w:t>
+              </w:r>
+            </w:ins>
+            <w:ins w:id="100" w:author="Vilde Bruhn Kinneberg" w:date="2024-09-19T11:22:00Z" w16du:dateUtc="2024-09-19T09:22:00Z">
+              <w:r>
+                <w:rPr>
+                  <w:rFonts w:ascii="Arial" w:hAnsi="Arial" w:cs="Arial"/>
+                  <w:sz w:val="22"/>
+                  <w:szCs w:val="22"/>
+                  <w:rPrChange w:id="101" w:author="Vilde Bruhn Kinneberg" w:date="2024-09-19T11:22:00Z" w16du:dateUtc="2024-09-19T09:22:00Z">
+                    <w:rPr/>
+                  </w:rPrChange>
+                </w:rPr>
+                <w:t>9.029</w:t>
+              </w:r>
+            </w:ins>
+          </w:p>
+        </w:tc>
+      </w:tr>
+      <w:tr>
+        <w:tblPrEx>
+          <w:tblW w:w="0" w:type="auto"/>
+          <w:tblLayout w:type="fixed"/>
+          <w:tblPrExChange w:id="102" w:author="Vilde Bruhn Kinneberg" w:date="2024-09-19T11:42:00Z" w16du:dateUtc="2024-09-19T09:42:00Z">
+            <w:tblPrEx>
+              <w:tblW w:w="0" w:type="auto"/>
+              <w:tblLayout w:type="fixed"/>
+            </w:tblPrEx>
+          </w:tblPrExChange>
+        </w:tblPrEx>
+        <w:trPr>
+          <w:ins w:id="103" w:author="Vilde Bruhn Kinneberg" w:date="2024-09-19T11:18:00Z" w16du:dateUtc="2024-09-19T09:18:00Z"/>
+        </w:trPr>
+        <w:tc>
+          <w:tcPr>
+            <w:tcW w:w="5954" w:type="dxa"/>
+            <w:tcBorders>
+              <w:top w:val="nil"/>
+              <w:left w:val="nil"/>
+              <w:bottom w:val="nil"/>
+              <w:right w:val="nil"/>
+            </w:tcBorders>
+            <w:tcPrChange w:id="104" w:author="Vilde Bruhn Kinneberg" w:date="2024-09-19T11:42:00Z" w16du:dateUtc="2024-09-19T09:42:00Z">
+              <w:tcPr>
+                <w:tcW w:w="4253" w:type="dxa"/>
+                <w:tcBorders>
+                  <w:top w:val="nil"/>
+                  <w:left w:val="nil"/>
+                  <w:bottom w:val="nil"/>
+                  <w:right w:val="nil"/>
+                </w:tcBorders>
+              </w:tcPr>
+            </w:tcPrChange>
+          </w:tcPr>
+          <w:p>
+            <w:pPr>
+              <w:spacing w:after="120" w:line="340" w:lineRule="exact"/>
+              <w:rPr>
+                <w:ins w:id="105" w:author="Vilde Bruhn Kinneberg" w:date="2024-09-19T11:18:00Z" w16du:dateUtc="2024-09-19T09:18:00Z"/>
+                <w:rFonts w:ascii="Arial" w:hAnsi="Arial" w:cs="Arial"/>
+                <w:sz w:val="22"/>
+                <w:szCs w:val="22"/>
+                <w:lang w:val="en-US"/>
+              </w:rPr>
+            </w:pPr>
+            <w:ins w:id="106" w:author="Vilde Bruhn Kinneberg" w:date="2024-09-19T11:41:00Z" w16du:dateUtc="2024-09-19T09:41:00Z">
+              <w:r>
+                <w:rPr>
+                  <w:rFonts w:ascii="Arial" w:hAnsi="Arial" w:cs="Arial"/>
+                  <w:sz w:val="22"/>
+                  <w:szCs w:val="22"/>
+                  <w:lang w:val="en-US"/>
+                </w:rPr>
+                <w:t>Unbiased random walk</w:t>
+              </w:r>
+            </w:ins>
+          </w:p>
+        </w:tc>
+        <w:tc>
+          <w:tcPr>
+            <w:tcW w:w="1276" w:type="dxa"/>
+            <w:tcBorders>
+              <w:top w:val="nil"/>
+              <w:left w:val="nil"/>
+              <w:bottom w:val="nil"/>
+              <w:right w:val="nil"/>
+            </w:tcBorders>
+            <w:tcPrChange w:id="107" w:author="Vilde Bruhn Kinneberg" w:date="2024-09-19T11:42:00Z" w16du:dateUtc="2024-09-19T09:42:00Z">
+              <w:tcPr>
+                <w:tcW w:w="2977" w:type="dxa"/>
+                <w:gridSpan w:val="3"/>
+                <w:tcBorders>
+                  <w:top w:val="nil"/>
+                  <w:left w:val="nil"/>
+                  <w:bottom w:val="nil"/>
+                  <w:right w:val="nil"/>
+                </w:tcBorders>
+              </w:tcPr>
+            </w:tcPrChange>
+          </w:tcPr>
+          <w:p>
+            <w:pPr>
+              <w:spacing w:after="120" w:line="340" w:lineRule="exact"/>
+              <w:jc w:val="center"/>
+              <w:rPr>
+                <w:ins w:id="108" w:author="Vilde Bruhn Kinneberg" w:date="2024-09-19T11:18:00Z" w16du:dateUtc="2024-09-19T09:18:00Z"/>
+                <w:rFonts w:ascii="Arial" w:hAnsi="Arial" w:cs="Arial"/>
+                <w:sz w:val="22"/>
+                <w:szCs w:val="22"/>
+                <w:lang w:val="en-US"/>
+              </w:rPr>
+              <w:pPrChange w:id="109" w:author="Vilde Bruhn Kinneberg" w:date="2024-09-19T11:24:00Z" w16du:dateUtc="2024-09-19T09:24:00Z">
+                <w:pPr>
+                  <w:framePr w:hSpace="142" w:wrap="around" w:vAnchor="text" w:hAnchor="margin" w:y="1"/>
+                  <w:spacing w:after="120" w:line="340" w:lineRule="exact"/>
+                </w:pPr>
+              </w:pPrChange>
+            </w:pPr>
+            <w:ins w:id="110" w:author="Vilde Bruhn Kinneberg" w:date="2024-09-19T11:21:00Z" w16du:dateUtc="2024-09-19T09:21:00Z">
+              <w:r>
+                <w:rPr>
+                  <w:rFonts w:ascii="Arial" w:hAnsi="Arial" w:cs="Arial"/>
+                  <w:sz w:val="22"/>
+                  <w:szCs w:val="22"/>
+                  <w:lang w:val="en-US"/>
+                </w:rPr>
+                <w:t>110</w:t>
+              </w:r>
+            </w:ins>
+          </w:p>
+        </w:tc>
+        <w:tc>
+          <w:tcPr>
+            <w:tcW w:w="1842" w:type="dxa"/>
+            <w:tcBorders>
+              <w:top w:val="nil"/>
+              <w:left w:val="nil"/>
+              <w:bottom w:val="nil"/>
+              <w:right w:val="nil"/>
+            </w:tcBorders>
+            <w:tcPrChange w:id="111" w:author="Vilde Bruhn Kinneberg" w:date="2024-09-19T11:42:00Z" w16du:dateUtc="2024-09-19T09:42:00Z">
+              <w:tcPr>
+                <w:tcW w:w="1842" w:type="dxa"/>
+                <w:tcBorders>
+                  <w:top w:val="nil"/>
+                  <w:left w:val="nil"/>
+                  <w:bottom w:val="nil"/>
+                  <w:right w:val="nil"/>
+                </w:tcBorders>
+              </w:tcPr>
+            </w:tcPrChange>
+          </w:tcPr>
+          <w:p>
+            <w:pPr>
+              <w:spacing w:after="120" w:line="340" w:lineRule="exact"/>
+              <w:jc w:val="right"/>
+              <w:rPr>
+                <w:ins w:id="112" w:author="Vilde Bruhn Kinneberg" w:date="2024-09-19T11:18:00Z" w16du:dateUtc="2024-09-19T09:18:00Z"/>
+                <w:rFonts w:ascii="Arial" w:hAnsi="Arial" w:cs="Arial"/>
+                <w:sz w:val="22"/>
+                <w:szCs w:val="22"/>
+                <w:lang w:val="en-US"/>
+              </w:rPr>
+              <w:pPrChange w:id="113" w:author="Vilde Bruhn Kinneberg" w:date="2024-09-19T11:24:00Z" w16du:dateUtc="2024-09-19T09:24:00Z">
+                <w:pPr>
+                  <w:framePr w:hSpace="142" w:wrap="around" w:vAnchor="text" w:hAnchor="margin" w:y="1"/>
+                  <w:spacing w:after="120" w:line="340" w:lineRule="exact"/>
+                </w:pPr>
+              </w:pPrChange>
+            </w:pPr>
+            <w:ins w:id="114" w:author="Vilde Bruhn Kinneberg" w:date="2024-09-19T11:22:00Z" w16du:dateUtc="2024-09-19T09:22:00Z">
+              <w:r>
+                <w:rPr>
+                  <w:rFonts w:ascii="Arial" w:hAnsi="Arial" w:cs="Arial"/>
+                  <w:sz w:val="22"/>
+                  <w:szCs w:val="22"/>
+                  <w:lang w:val="en-US"/>
+                </w:rPr>
+                <w:t>24.</w:t>
+              </w:r>
+            </w:ins>
+            <w:ins w:id="115" w:author="Vilde Bruhn Kinneberg" w:date="2024-09-19T11:23:00Z" w16du:dateUtc="2024-09-19T09:23:00Z">
+              <w:r>
+                <w:rPr>
+                  <w:rFonts w:ascii="Arial" w:hAnsi="Arial" w:cs="Arial"/>
+                  <w:sz w:val="22"/>
+                  <w:szCs w:val="22"/>
+                  <w:lang w:val="en-US"/>
+                </w:rPr>
+                <w:t>831</w:t>
+              </w:r>
+            </w:ins>
+          </w:p>
+        </w:tc>
+      </w:tr>
+      <w:tr>
+        <w:tblPrEx>
+          <w:tblW w:w="0" w:type="auto"/>
+          <w:tblLayout w:type="fixed"/>
+          <w:tblPrExChange w:id="116" w:author="Vilde Bruhn Kinneberg" w:date="2024-09-19T11:42:00Z" w16du:dateUtc="2024-09-19T09:42:00Z">
+            <w:tblPrEx>
+              <w:tblW w:w="0" w:type="auto"/>
+              <w:tblLayout w:type="fixed"/>
+            </w:tblPrEx>
+          </w:tblPrExChange>
+        </w:tblPrEx>
+        <w:trPr>
+          <w:ins w:id="117" w:author="Vilde Bruhn Kinneberg" w:date="2024-09-19T11:18:00Z" w16du:dateUtc="2024-09-19T09:18:00Z"/>
+        </w:trPr>
+        <w:tc>
+          <w:tcPr>
+            <w:tcW w:w="5954" w:type="dxa"/>
+            <w:tcBorders>
+              <w:top w:val="nil"/>
+              <w:left w:val="nil"/>
+              <w:bottom w:val="nil"/>
+              <w:right w:val="nil"/>
+            </w:tcBorders>
+            <w:tcPrChange w:id="118" w:author="Vilde Bruhn Kinneberg" w:date="2024-09-19T11:42:00Z" w16du:dateUtc="2024-09-19T09:42:00Z">
+              <w:tcPr>
+                <w:tcW w:w="4253" w:type="dxa"/>
+                <w:tcBorders>
+                  <w:top w:val="nil"/>
+                  <w:left w:val="nil"/>
+                  <w:bottom w:val="nil"/>
+                  <w:right w:val="nil"/>
+                </w:tcBorders>
+              </w:tcPr>
+            </w:tcPrChange>
+          </w:tcPr>
+          <w:p>
+            <w:pPr>
+              <w:spacing w:after="120" w:line="340" w:lineRule="exact"/>
+              <w:rPr>
+                <w:ins w:id="119" w:author="Vilde Bruhn Kinneberg" w:date="2024-09-19T11:18:00Z" w16du:dateUtc="2024-09-19T09:18:00Z"/>
+                <w:rFonts w:ascii="Arial" w:hAnsi="Arial" w:cs="Arial"/>
+                <w:sz w:val="22"/>
+                <w:szCs w:val="22"/>
+                <w:lang w:val="en-US"/>
+              </w:rPr>
+            </w:pPr>
+            <w:ins w:id="120" w:author="Vilde Bruhn Kinneberg" w:date="2024-09-19T11:20:00Z" w16du:dateUtc="2024-09-19T09:20:00Z">
+              <w:r>
+                <w:rPr>
+                  <w:rFonts w:ascii="Arial" w:hAnsi="Arial" w:cs="Arial"/>
+                  <w:sz w:val="22"/>
+                  <w:szCs w:val="22"/>
+                  <w:lang w:val="en-US"/>
+                </w:rPr>
+                <w:t>Stasis</w:t>
+              </w:r>
+            </w:ins>
+          </w:p>
+        </w:tc>
+        <w:tc>
+          <w:tcPr>
+            <w:tcW w:w="1276" w:type="dxa"/>
+            <w:tcBorders>
+              <w:top w:val="nil"/>
+              <w:left w:val="nil"/>
+              <w:bottom w:val="nil"/>
+              <w:right w:val="nil"/>
+            </w:tcBorders>
+            <w:tcPrChange w:id="121" w:author="Vilde Bruhn Kinneberg" w:date="2024-09-19T11:42:00Z" w16du:dateUtc="2024-09-19T09:42:00Z">
+              <w:tcPr>
+                <w:tcW w:w="2977" w:type="dxa"/>
+                <w:gridSpan w:val="3"/>
+                <w:tcBorders>
+                  <w:top w:val="nil"/>
+                  <w:left w:val="nil"/>
+                  <w:bottom w:val="nil"/>
+                  <w:right w:val="nil"/>
+                </w:tcBorders>
+              </w:tcPr>
+            </w:tcPrChange>
+          </w:tcPr>
+          <w:p>
+            <w:pPr>
+              <w:spacing w:after="120" w:line="340" w:lineRule="exact"/>
+              <w:jc w:val="center"/>
+              <w:rPr>
+                <w:ins w:id="122" w:author="Vilde Bruhn Kinneberg" w:date="2024-09-19T11:18:00Z" w16du:dateUtc="2024-09-19T09:18:00Z"/>
+                <w:rFonts w:ascii="Arial" w:hAnsi="Arial" w:cs="Arial"/>
+                <w:sz w:val="22"/>
+                <w:szCs w:val="22"/>
+                <w:lang w:val="en-US"/>
+              </w:rPr>
+              <w:pPrChange w:id="123" w:author="Vilde Bruhn Kinneberg" w:date="2024-09-19T11:24:00Z" w16du:dateUtc="2024-09-19T09:24:00Z">
+                <w:pPr>
+                  <w:framePr w:hSpace="142" w:wrap="around" w:vAnchor="text" w:hAnchor="margin" w:y="1"/>
+                  <w:spacing w:after="120" w:line="340" w:lineRule="exact"/>
+                </w:pPr>
+              </w:pPrChange>
+            </w:pPr>
+            <w:ins w:id="124" w:author="Vilde Bruhn Kinneberg" w:date="2024-09-19T11:21:00Z" w16du:dateUtc="2024-09-19T09:21:00Z">
+              <w:r>
+                <w:rPr>
+                  <w:rFonts w:ascii="Arial" w:hAnsi="Arial" w:cs="Arial"/>
+                  <w:sz w:val="22"/>
+                  <w:szCs w:val="22"/>
+                  <w:lang w:val="en-US"/>
+                </w:rPr>
+                <w:t>97</w:t>
+              </w:r>
+            </w:ins>
+          </w:p>
+        </w:tc>
+        <w:tc>
+          <w:tcPr>
+            <w:tcW w:w="1842" w:type="dxa"/>
+            <w:tcBorders>
+              <w:top w:val="nil"/>
+              <w:left w:val="nil"/>
+              <w:bottom w:val="nil"/>
+              <w:right w:val="nil"/>
+            </w:tcBorders>
+            <w:tcPrChange w:id="125" w:author="Vilde Bruhn Kinneberg" w:date="2024-09-19T11:42:00Z" w16du:dateUtc="2024-09-19T09:42:00Z">
+              <w:tcPr>
+                <w:tcW w:w="1842" w:type="dxa"/>
+                <w:tcBorders>
+                  <w:top w:val="nil"/>
+                  <w:left w:val="nil"/>
+                  <w:bottom w:val="nil"/>
+                  <w:right w:val="nil"/>
+                </w:tcBorders>
+              </w:tcPr>
+            </w:tcPrChange>
+          </w:tcPr>
+          <w:p>
+            <w:pPr>
+              <w:spacing w:after="120" w:line="340" w:lineRule="exact"/>
+              <w:jc w:val="right"/>
+              <w:rPr>
+                <w:ins w:id="126" w:author="Vilde Bruhn Kinneberg" w:date="2024-09-19T11:18:00Z" w16du:dateUtc="2024-09-19T09:18:00Z"/>
+                <w:rFonts w:ascii="Arial" w:hAnsi="Arial" w:cs="Arial"/>
+                <w:sz w:val="22"/>
+                <w:szCs w:val="22"/>
+                <w:lang w:val="en-US"/>
+              </w:rPr>
+              <w:pPrChange w:id="127" w:author="Vilde Bruhn Kinneberg" w:date="2024-09-19T11:24:00Z" w16du:dateUtc="2024-09-19T09:24:00Z">
+                <w:pPr>
+                  <w:framePr w:hSpace="142" w:wrap="around" w:vAnchor="text" w:hAnchor="margin" w:y="1"/>
+                  <w:spacing w:after="120" w:line="340" w:lineRule="exact"/>
+                </w:pPr>
+              </w:pPrChange>
+            </w:pPr>
+            <w:ins w:id="128" w:author="Vilde Bruhn Kinneberg" w:date="2024-09-19T11:23:00Z" w16du:dateUtc="2024-09-19T09:23:00Z">
+              <w:r>
+                <w:rPr>
+                  <w:rFonts w:ascii="Arial" w:hAnsi="Arial" w:cs="Arial"/>
+                  <w:sz w:val="22"/>
+                  <w:szCs w:val="22"/>
+                  <w:lang w:val="en-US"/>
+                </w:rPr>
+                <w:t>21.896</w:t>
+              </w:r>
+            </w:ins>
+          </w:p>
+        </w:tc>
+      </w:tr>
+      <w:tr>
+        <w:tblPrEx>
+          <w:tblW w:w="0" w:type="auto"/>
+          <w:tblLayout w:type="fixed"/>
+          <w:tblPrExChange w:id="129" w:author="Vilde Bruhn Kinneberg" w:date="2024-09-19T11:42:00Z" w16du:dateUtc="2024-09-19T09:42:00Z">
+            <w:tblPrEx>
+              <w:tblW w:w="0" w:type="auto"/>
+              <w:tblLayout w:type="fixed"/>
+            </w:tblPrEx>
+          </w:tblPrExChange>
+        </w:tblPrEx>
+        <w:trPr>
+          <w:ins w:id="130" w:author="Vilde Bruhn Kinneberg" w:date="2024-09-19T11:18:00Z" w16du:dateUtc="2024-09-19T09:18:00Z"/>
+        </w:trPr>
+        <w:tc>
+          <w:tcPr>
+            <w:tcW w:w="5954" w:type="dxa"/>
+            <w:tcBorders>
+              <w:top w:val="nil"/>
+              <w:left w:val="nil"/>
+              <w:bottom w:val="nil"/>
+              <w:right w:val="nil"/>
+            </w:tcBorders>
+            <w:tcPrChange w:id="131" w:author="Vilde Bruhn Kinneberg" w:date="2024-09-19T11:42:00Z" w16du:dateUtc="2024-09-19T09:42:00Z">
+              <w:tcPr>
+                <w:tcW w:w="4253" w:type="dxa"/>
+                <w:tcBorders>
+                  <w:top w:val="nil"/>
+                  <w:left w:val="nil"/>
+                  <w:bottom w:val="nil"/>
+                  <w:right w:val="nil"/>
+                </w:tcBorders>
+              </w:tcPr>
+            </w:tcPrChange>
+          </w:tcPr>
+          <w:p>
+            <w:pPr>
+              <w:spacing w:after="120" w:line="340" w:lineRule="exact"/>
+              <w:rPr>
+                <w:ins w:id="132" w:author="Vilde Bruhn Kinneberg" w:date="2024-09-19T11:18:00Z" w16du:dateUtc="2024-09-19T09:18:00Z"/>
+                <w:rFonts w:ascii="Arial" w:hAnsi="Arial" w:cs="Arial"/>
+                <w:sz w:val="22"/>
+                <w:szCs w:val="22"/>
+                <w:lang w:val="en-US"/>
+              </w:rPr>
+            </w:pPr>
+            <w:ins w:id="133" w:author="Vilde Bruhn Kinneberg" w:date="2024-09-19T11:20:00Z" w16du:dateUtc="2024-09-19T09:20:00Z">
+              <w:r>
+                <w:rPr>
+                  <w:rFonts w:ascii="Arial" w:hAnsi="Arial" w:cs="Arial"/>
+                  <w:sz w:val="22"/>
+                  <w:szCs w:val="22"/>
+                  <w:lang w:val="en-US"/>
+                </w:rPr>
+                <w:t>Strict stasis</w:t>
+              </w:r>
+            </w:ins>
+          </w:p>
+        </w:tc>
+        <w:tc>
+          <w:tcPr>
+            <w:tcW w:w="1276" w:type="dxa"/>
+            <w:tcBorders>
+              <w:top w:val="nil"/>
+              <w:left w:val="nil"/>
+              <w:bottom w:val="nil"/>
+              <w:right w:val="nil"/>
+            </w:tcBorders>
+            <w:tcPrChange w:id="134" w:author="Vilde Bruhn Kinneberg" w:date="2024-09-19T11:42:00Z" w16du:dateUtc="2024-09-19T09:42:00Z">
+              <w:tcPr>
+                <w:tcW w:w="2977" w:type="dxa"/>
+                <w:gridSpan w:val="3"/>
+                <w:tcBorders>
+                  <w:top w:val="nil"/>
+                  <w:left w:val="nil"/>
+                  <w:bottom w:val="nil"/>
+                  <w:right w:val="nil"/>
+                </w:tcBorders>
+              </w:tcPr>
+            </w:tcPrChange>
+          </w:tcPr>
+          <w:p>
+            <w:pPr>
+              <w:spacing w:after="120" w:line="340" w:lineRule="exact"/>
+              <w:jc w:val="center"/>
+              <w:rPr>
+                <w:ins w:id="135" w:author="Vilde Bruhn Kinneberg" w:date="2024-09-19T11:18:00Z" w16du:dateUtc="2024-09-19T09:18:00Z"/>
+                <w:rFonts w:ascii="Arial" w:hAnsi="Arial" w:cs="Arial"/>
+                <w:sz w:val="22"/>
+                <w:szCs w:val="22"/>
+                <w:lang w:val="en-US"/>
+              </w:rPr>
+              <w:pPrChange w:id="136" w:author="Vilde Bruhn Kinneberg" w:date="2024-09-19T11:24:00Z" w16du:dateUtc="2024-09-19T09:24:00Z">
+                <w:pPr>
+                  <w:framePr w:hSpace="142" w:wrap="around" w:vAnchor="text" w:hAnchor="margin" w:y="1"/>
+                  <w:spacing w:after="120" w:line="340" w:lineRule="exact"/>
+                </w:pPr>
+              </w:pPrChange>
+            </w:pPr>
+            <w:ins w:id="137" w:author="Vilde Bruhn Kinneberg" w:date="2024-09-19T11:22:00Z" w16du:dateUtc="2024-09-19T09:22:00Z">
+              <w:r>
+                <w:rPr>
+                  <w:rFonts w:ascii="Arial" w:hAnsi="Arial" w:cs="Arial"/>
+                  <w:sz w:val="22"/>
+                  <w:szCs w:val="22"/>
+                  <w:lang w:val="en-US"/>
+                </w:rPr>
+                <w:t>59</w:t>
+              </w:r>
+            </w:ins>
+          </w:p>
+        </w:tc>
+        <w:tc>
+          <w:tcPr>
+            <w:tcW w:w="1842" w:type="dxa"/>
+            <w:tcBorders>
+              <w:top w:val="nil"/>
+              <w:left w:val="nil"/>
+              <w:bottom w:val="nil"/>
+              <w:right w:val="nil"/>
+            </w:tcBorders>
+            <w:tcPrChange w:id="138" w:author="Vilde Bruhn Kinneberg" w:date="2024-09-19T11:42:00Z" w16du:dateUtc="2024-09-19T09:42:00Z">
+              <w:tcPr>
+                <w:tcW w:w="1842" w:type="dxa"/>
+                <w:tcBorders>
+                  <w:top w:val="nil"/>
+                  <w:left w:val="nil"/>
+                  <w:bottom w:val="nil"/>
+                  <w:right w:val="nil"/>
+                </w:tcBorders>
+              </w:tcPr>
+            </w:tcPrChange>
+          </w:tcPr>
+          <w:p>
+            <w:pPr>
+              <w:spacing w:after="120" w:line="340" w:lineRule="exact"/>
+              <w:jc w:val="right"/>
+              <w:rPr>
+                <w:ins w:id="139" w:author="Vilde Bruhn Kinneberg" w:date="2024-09-19T11:18:00Z" w16du:dateUtc="2024-09-19T09:18:00Z"/>
+                <w:rFonts w:ascii="Arial" w:hAnsi="Arial" w:cs="Arial"/>
+                <w:sz w:val="22"/>
+                <w:szCs w:val="22"/>
+                <w:lang w:val="en-US"/>
+              </w:rPr>
+              <w:pPrChange w:id="140" w:author="Vilde Bruhn Kinneberg" w:date="2024-09-19T11:24:00Z" w16du:dateUtc="2024-09-19T09:24:00Z">
+                <w:pPr>
+                  <w:framePr w:hSpace="142" w:wrap="around" w:vAnchor="text" w:hAnchor="margin" w:y="1"/>
+                  <w:spacing w:after="120" w:line="340" w:lineRule="exact"/>
+                </w:pPr>
+              </w:pPrChange>
+            </w:pPr>
+            <w:ins w:id="141" w:author="Vilde Bruhn Kinneberg" w:date="2024-09-19T11:23:00Z" w16du:dateUtc="2024-09-19T09:23:00Z">
+              <w:r>
+                <w:rPr>
+                  <w:rFonts w:ascii="Arial" w:hAnsi="Arial" w:cs="Arial"/>
+                  <w:sz w:val="22"/>
+                  <w:szCs w:val="22"/>
+                  <w:lang w:val="en-US"/>
+                </w:rPr>
+                <w:t>13.318</w:t>
+              </w:r>
+            </w:ins>
+          </w:p>
+        </w:tc>
+      </w:tr>
+      <w:tr>
+        <w:tblPrEx>
+          <w:tblW w:w="0" w:type="auto"/>
+          <w:tblLayout w:type="fixed"/>
+          <w:tblPrExChange w:id="142" w:author="Vilde Bruhn Kinneberg" w:date="2024-09-19T11:42:00Z" w16du:dateUtc="2024-09-19T09:42:00Z">
+            <w:tblPrEx>
+              <w:tblW w:w="0" w:type="auto"/>
+              <w:tblLayout w:type="fixed"/>
+            </w:tblPrEx>
+          </w:tblPrExChange>
+        </w:tblPrEx>
+        <w:trPr>
+          <w:ins w:id="143" w:author="Vilde Bruhn Kinneberg" w:date="2024-09-19T11:18:00Z" w16du:dateUtc="2024-09-19T09:18:00Z"/>
+        </w:trPr>
+        <w:tc>
+          <w:tcPr>
+            <w:tcW w:w="5954" w:type="dxa"/>
+            <w:tcBorders>
+              <w:top w:val="nil"/>
+              <w:left w:val="nil"/>
+              <w:bottom w:val="nil"/>
+              <w:right w:val="nil"/>
+            </w:tcBorders>
+            <w:tcPrChange w:id="144" w:author="Vilde Bruhn Kinneberg" w:date="2024-09-19T11:42:00Z" w16du:dateUtc="2024-09-19T09:42:00Z">
+              <w:tcPr>
+                <w:tcW w:w="4253" w:type="dxa"/>
+                <w:tcBorders>
+                  <w:top w:val="nil"/>
+                  <w:left w:val="nil"/>
+                  <w:bottom w:val="nil"/>
+                  <w:right w:val="nil"/>
+                </w:tcBorders>
+              </w:tcPr>
+            </w:tcPrChange>
+          </w:tcPr>
+          <w:p>
+            <w:pPr>
+              <w:spacing w:after="120" w:line="340" w:lineRule="exact"/>
+              <w:rPr>
+                <w:ins w:id="145" w:author="Vilde Bruhn Kinneberg" w:date="2024-09-19T11:18:00Z" w16du:dateUtc="2024-09-19T09:18:00Z"/>
+                <w:rFonts w:ascii="Arial" w:hAnsi="Arial" w:cs="Arial"/>
+                <w:sz w:val="22"/>
+                <w:szCs w:val="22"/>
+                <w:lang w:val="en-US"/>
+              </w:rPr>
+            </w:pPr>
+            <w:ins w:id="146" w:author="Vilde Bruhn Kinneberg" w:date="2024-09-19T11:20:00Z" w16du:dateUtc="2024-09-19T09:20:00Z">
+              <w:r>
+                <w:rPr>
+                  <w:rFonts w:ascii="Arial" w:hAnsi="Arial" w:cs="Arial"/>
+                  <w:sz w:val="22"/>
+                  <w:szCs w:val="22"/>
+                  <w:lang w:val="en-US"/>
+                </w:rPr>
+                <w:t>Decelerated evolution</w:t>
+              </w:r>
+            </w:ins>
+          </w:p>
+        </w:tc>
+        <w:tc>
+          <w:tcPr>
+            <w:tcW w:w="1276" w:type="dxa"/>
+            <w:tcBorders>
+              <w:top w:val="nil"/>
+              <w:left w:val="nil"/>
+              <w:bottom w:val="nil"/>
+              <w:right w:val="nil"/>
+            </w:tcBorders>
+            <w:tcPrChange w:id="147" w:author="Vilde Bruhn Kinneberg" w:date="2024-09-19T11:42:00Z" w16du:dateUtc="2024-09-19T09:42:00Z">
+              <w:tcPr>
+                <w:tcW w:w="2977" w:type="dxa"/>
+                <w:gridSpan w:val="3"/>
+                <w:tcBorders>
+                  <w:top w:val="nil"/>
+                  <w:left w:val="nil"/>
+                  <w:bottom w:val="nil"/>
+                  <w:right w:val="nil"/>
+                </w:tcBorders>
+              </w:tcPr>
+            </w:tcPrChange>
+          </w:tcPr>
+          <w:p>
+            <w:pPr>
+              <w:spacing w:after="120" w:line="340" w:lineRule="exact"/>
+              <w:jc w:val="center"/>
+              <w:rPr>
+                <w:ins w:id="148" w:author="Vilde Bruhn Kinneberg" w:date="2024-09-19T11:18:00Z" w16du:dateUtc="2024-09-19T09:18:00Z"/>
+                <w:rFonts w:ascii="Arial" w:hAnsi="Arial" w:cs="Arial"/>
+                <w:sz w:val="22"/>
+                <w:szCs w:val="22"/>
+                <w:vertAlign w:val="subscript"/>
+                <w:lang w:val="en-US"/>
+              </w:rPr>
+              <w:pPrChange w:id="149" w:author="Vilde Bruhn Kinneberg" w:date="2024-09-19T11:24:00Z" w16du:dateUtc="2024-09-19T09:24:00Z">
+                <w:pPr>
+                  <w:framePr w:hSpace="142" w:wrap="around" w:vAnchor="text" w:hAnchor="margin" w:y="1"/>
+                  <w:spacing w:after="120" w:line="340" w:lineRule="exact"/>
+                </w:pPr>
+              </w:pPrChange>
+            </w:pPr>
+            <w:ins w:id="150" w:author="Vilde Bruhn Kinneberg" w:date="2024-09-19T11:22:00Z" w16du:dateUtc="2024-09-19T09:22:00Z">
+              <w:r>
+                <w:rPr>
+                  <w:rFonts w:ascii="Arial" w:hAnsi="Arial" w:cs="Arial"/>
+                  <w:sz w:val="22"/>
+                  <w:szCs w:val="22"/>
+                  <w:lang w:val="en-US"/>
+                </w:rPr>
+                <w:t>22</w:t>
+              </w:r>
+            </w:ins>
+          </w:p>
+        </w:tc>
+        <w:tc>
+          <w:tcPr>
+            <w:tcW w:w="1842" w:type="dxa"/>
+            <w:tcBorders>
+              <w:top w:val="nil"/>
+              <w:left w:val="nil"/>
+              <w:bottom w:val="nil"/>
+              <w:right w:val="nil"/>
+            </w:tcBorders>
+            <w:tcPrChange w:id="151" w:author="Vilde Bruhn Kinneberg" w:date="2024-09-19T11:42:00Z" w16du:dateUtc="2024-09-19T09:42:00Z">
+              <w:tcPr>
+                <w:tcW w:w="1842" w:type="dxa"/>
+                <w:tcBorders>
+                  <w:top w:val="nil"/>
+                  <w:left w:val="nil"/>
+                  <w:bottom w:val="nil"/>
+                  <w:right w:val="nil"/>
+                </w:tcBorders>
+              </w:tcPr>
+            </w:tcPrChange>
+          </w:tcPr>
+          <w:p>
+            <w:pPr>
+              <w:spacing w:after="120" w:line="340" w:lineRule="exact"/>
+              <w:jc w:val="right"/>
+              <w:rPr>
+                <w:ins w:id="152" w:author="Vilde Bruhn Kinneberg" w:date="2024-09-19T11:18:00Z" w16du:dateUtc="2024-09-19T09:18:00Z"/>
+                <w:rFonts w:ascii="Arial" w:hAnsi="Arial" w:cs="Arial"/>
+                <w:sz w:val="22"/>
+                <w:szCs w:val="22"/>
+                <w:lang w:val="en-US"/>
+              </w:rPr>
+              <w:pPrChange w:id="153" w:author="Vilde Bruhn Kinneberg" w:date="2024-09-19T11:24:00Z" w16du:dateUtc="2024-09-19T09:24:00Z">
+                <w:pPr>
+                  <w:framePr w:hSpace="142" w:wrap="around" w:vAnchor="text" w:hAnchor="margin" w:y="1"/>
+                  <w:spacing w:after="120" w:line="340" w:lineRule="exact"/>
+                </w:pPr>
+              </w:pPrChange>
+            </w:pPr>
+            <w:ins w:id="154" w:author="Vilde Bruhn Kinneberg" w:date="2024-09-19T11:23:00Z" w16du:dateUtc="2024-09-19T09:23:00Z">
+              <w:r>
+                <w:rPr>
+                  <w:rFonts w:ascii="Arial" w:hAnsi="Arial" w:cs="Arial"/>
+                  <w:sz w:val="22"/>
+                  <w:szCs w:val="22"/>
+                  <w:lang w:val="en-US"/>
+                </w:rPr>
+                <w:t xml:space="preserve">  4.966</w:t>
+              </w:r>
+            </w:ins>
+          </w:p>
+        </w:tc>
+      </w:tr>
+      <w:tr>
+        <w:tblPrEx>
+          <w:tblW w:w="0" w:type="auto"/>
+          <w:tblLayout w:type="fixed"/>
+          <w:tblPrExChange w:id="155" w:author="Vilde Bruhn Kinneberg" w:date="2024-09-19T11:42:00Z" w16du:dateUtc="2024-09-19T09:42:00Z">
+            <w:tblPrEx>
+              <w:tblW w:w="0" w:type="auto"/>
+              <w:tblLayout w:type="fixed"/>
+            </w:tblPrEx>
+          </w:tblPrExChange>
+        </w:tblPrEx>
+        <w:trPr>
+          <w:ins w:id="156" w:author="Vilde Bruhn Kinneberg" w:date="2024-09-19T11:18:00Z" w16du:dateUtc="2024-09-19T09:18:00Z"/>
+        </w:trPr>
+        <w:tc>
+          <w:tcPr>
+            <w:tcW w:w="5954" w:type="dxa"/>
+            <w:tcBorders>
+              <w:top w:val="nil"/>
+              <w:left w:val="nil"/>
+              <w:bottom w:val="nil"/>
+              <w:right w:val="nil"/>
+            </w:tcBorders>
+            <w:tcPrChange w:id="157" w:author="Vilde Bruhn Kinneberg" w:date="2024-09-19T11:42:00Z" w16du:dateUtc="2024-09-19T09:42:00Z">
+              <w:tcPr>
+                <w:tcW w:w="4253" w:type="dxa"/>
+                <w:tcBorders>
+                  <w:top w:val="nil"/>
+                  <w:left w:val="nil"/>
+                  <w:bottom w:val="single" w:sz="18" w:space="0" w:color="auto"/>
+                  <w:right w:val="nil"/>
+                </w:tcBorders>
+              </w:tcPr>
+            </w:tcPrChange>
+          </w:tcPr>
+          <w:p>
+            <w:pPr>
+              <w:spacing w:after="120" w:line="340" w:lineRule="exact"/>
+              <w:rPr>
+                <w:ins w:id="158" w:author="Vilde Bruhn Kinneberg" w:date="2024-09-19T11:18:00Z" w16du:dateUtc="2024-09-19T09:18:00Z"/>
+                <w:rFonts w:ascii="Arial" w:hAnsi="Arial" w:cs="Arial"/>
+                <w:sz w:val="22"/>
+                <w:szCs w:val="22"/>
+                <w:lang w:val="en-US"/>
+              </w:rPr>
+            </w:pPr>
+            <w:ins w:id="159" w:author="Vilde Bruhn Kinneberg" w:date="2024-09-19T11:20:00Z" w16du:dateUtc="2024-09-19T09:20:00Z">
+              <w:r>
+                <w:rPr>
+                  <w:rFonts w:ascii="Arial" w:hAnsi="Arial" w:cs="Arial"/>
+                  <w:sz w:val="22"/>
+                  <w:szCs w:val="22"/>
+                  <w:lang w:val="en-US"/>
+                </w:rPr>
+                <w:t>Accelerated evolution</w:t>
+              </w:r>
+            </w:ins>
+          </w:p>
+        </w:tc>
+        <w:tc>
+          <w:tcPr>
+            <w:tcW w:w="1276" w:type="dxa"/>
+            <w:tcBorders>
+              <w:top w:val="nil"/>
+              <w:left w:val="nil"/>
+              <w:bottom w:val="nil"/>
+              <w:right w:val="nil"/>
+            </w:tcBorders>
+            <w:tcPrChange w:id="160" w:author="Vilde Bruhn Kinneberg" w:date="2024-09-19T11:42:00Z" w16du:dateUtc="2024-09-19T09:42:00Z">
+              <w:tcPr>
+                <w:tcW w:w="2977" w:type="dxa"/>
+                <w:gridSpan w:val="3"/>
+                <w:tcBorders>
+                  <w:top w:val="nil"/>
+                  <w:left w:val="nil"/>
+                  <w:bottom w:val="single" w:sz="18" w:space="0" w:color="auto"/>
+                  <w:right w:val="nil"/>
+                </w:tcBorders>
+              </w:tcPr>
+            </w:tcPrChange>
+          </w:tcPr>
+          <w:p>
+            <w:pPr>
+              <w:spacing w:after="120" w:line="340" w:lineRule="exact"/>
+              <w:jc w:val="center"/>
+              <w:rPr>
+                <w:ins w:id="161" w:author="Vilde Bruhn Kinneberg" w:date="2024-09-19T11:18:00Z" w16du:dateUtc="2024-09-19T09:18:00Z"/>
+                <w:rFonts w:ascii="Arial" w:hAnsi="Arial" w:cs="Arial"/>
+                <w:sz w:val="22"/>
+                <w:szCs w:val="22"/>
+                <w:lang w:val="en-US"/>
+                <w:rPrChange w:id="162" w:author="Vilde Bruhn Kinneberg" w:date="2024-09-19T11:22:00Z" w16du:dateUtc="2024-09-19T09:22:00Z">
+                  <w:rPr>
+                    <w:ins w:id="163" w:author="Vilde Bruhn Kinneberg" w:date="2024-09-19T11:18:00Z" w16du:dateUtc="2024-09-19T09:18:00Z"/>
+                    <w:rFonts w:ascii="Arial" w:hAnsi="Arial" w:cs="Arial"/>
+                    <w:i/>
+                    <w:iCs/>
+                    <w:sz w:val="22"/>
+                    <w:szCs w:val="22"/>
+                    <w:lang w:val="en-US"/>
+                  </w:rPr>
+                </w:rPrChange>
+              </w:rPr>
+              <w:pPrChange w:id="164" w:author="Vilde Bruhn Kinneberg" w:date="2024-09-19T11:24:00Z" w16du:dateUtc="2024-09-19T09:24:00Z">
+                <w:pPr>
+                  <w:framePr w:hSpace="142" w:wrap="around" w:vAnchor="text" w:hAnchor="margin" w:y="1"/>
+                  <w:spacing w:after="120" w:line="340" w:lineRule="exact"/>
+                </w:pPr>
+              </w:pPrChange>
+            </w:pPr>
+            <w:ins w:id="165" w:author="Vilde Bruhn Kinneberg" w:date="2024-09-19T11:22:00Z" w16du:dateUtc="2024-09-19T09:22:00Z">
+              <w:r>
+                <w:rPr>
+                  <w:rFonts w:ascii="Arial" w:hAnsi="Arial" w:cs="Arial"/>
+                  <w:sz w:val="22"/>
+                  <w:szCs w:val="22"/>
+                  <w:lang w:val="en-US"/>
+                </w:rPr>
+                <w:t>20</w:t>
+              </w:r>
+            </w:ins>
+          </w:p>
+        </w:tc>
+        <w:tc>
+          <w:tcPr>
+            <w:tcW w:w="1842" w:type="dxa"/>
+            <w:tcBorders>
+              <w:top w:val="nil"/>
+              <w:left w:val="nil"/>
+              <w:bottom w:val="nil"/>
+              <w:right w:val="nil"/>
+            </w:tcBorders>
+            <w:tcPrChange w:id="166" w:author="Vilde Bruhn Kinneberg" w:date="2024-09-19T11:42:00Z" w16du:dateUtc="2024-09-19T09:42:00Z">
+              <w:tcPr>
+                <w:tcW w:w="1842" w:type="dxa"/>
+                <w:tcBorders>
+                  <w:top w:val="nil"/>
+                  <w:left w:val="nil"/>
+                  <w:bottom w:val="single" w:sz="18" w:space="0" w:color="auto"/>
+                  <w:right w:val="nil"/>
+                </w:tcBorders>
+              </w:tcPr>
+            </w:tcPrChange>
+          </w:tcPr>
+          <w:p>
+            <w:pPr>
+              <w:spacing w:after="120" w:line="340" w:lineRule="exact"/>
+              <w:jc w:val="right"/>
+              <w:rPr>
+                <w:ins w:id="167" w:author="Vilde Bruhn Kinneberg" w:date="2024-09-19T11:18:00Z" w16du:dateUtc="2024-09-19T09:18:00Z"/>
+                <w:rFonts w:ascii="Arial" w:hAnsi="Arial" w:cs="Arial"/>
+                <w:sz w:val="22"/>
+                <w:szCs w:val="22"/>
+                <w:lang w:val="en-US"/>
+              </w:rPr>
+              <w:pPrChange w:id="168" w:author="Vilde Bruhn Kinneberg" w:date="2024-09-19T11:24:00Z" w16du:dateUtc="2024-09-19T09:24:00Z">
+                <w:pPr>
+                  <w:framePr w:hSpace="142" w:wrap="around" w:vAnchor="text" w:hAnchor="margin" w:y="1"/>
+                  <w:spacing w:after="120" w:line="340" w:lineRule="exact"/>
+                </w:pPr>
+              </w:pPrChange>
+            </w:pPr>
+            <w:ins w:id="169" w:author="Vilde Bruhn Kinneberg" w:date="2024-09-19T11:23:00Z" w16du:dateUtc="2024-09-19T09:23:00Z">
+              <w:r>
+                <w:rPr>
+                  <w:rFonts w:ascii="Arial" w:hAnsi="Arial" w:cs="Arial"/>
+                  <w:sz w:val="22"/>
+                  <w:szCs w:val="22"/>
+                  <w:lang w:val="en-US"/>
+                </w:rPr>
+                <w:t xml:space="preserve">  </w:t>
+              </w:r>
+            </w:ins>
+            <w:ins w:id="170" w:author="Vilde Bruhn Kinneberg" w:date="2024-09-19T11:24:00Z" w16du:dateUtc="2024-09-19T09:24:00Z">
+              <w:r>
+                <w:rPr>
+                  <w:rFonts w:ascii="Arial" w:hAnsi="Arial" w:cs="Arial"/>
+                  <w:sz w:val="22"/>
+                  <w:szCs w:val="22"/>
+                  <w:lang w:val="en-US"/>
+                </w:rPr>
+                <w:t>4.515</w:t>
+              </w:r>
+            </w:ins>
+            <w:ins w:id="171" w:author="Vilde Bruhn Kinneberg" w:date="2024-09-19T11:18:00Z" w16du:dateUtc="2024-09-19T09:18:00Z">
+              <w:r>
+                <w:rPr>
+                  <w:rFonts w:ascii="Arial" w:hAnsi="Arial" w:cs="Arial"/>
+                  <w:sz w:val="22"/>
+                  <w:szCs w:val="22"/>
+                  <w:lang w:val="en-US"/>
+                </w:rPr>
+                <w:t xml:space="preserve"> </w:t>
+              </w:r>
+            </w:ins>
+          </w:p>
+        </w:tc>
+      </w:tr>
+      <w:tr>
+        <w:tblPrEx>
+          <w:tblW w:w="0" w:type="auto"/>
+          <w:tblLayout w:type="fixed"/>
+          <w:tblPrExChange w:id="172" w:author="Vilde Bruhn Kinneberg" w:date="2024-09-19T11:42:00Z" w16du:dateUtc="2024-09-19T09:42:00Z">
+            <w:tblPrEx>
+              <w:tblW w:w="0" w:type="auto"/>
+              <w:tblLayout w:type="fixed"/>
+            </w:tblPrEx>
+          </w:tblPrExChange>
+        </w:tblPrEx>
+        <w:trPr>
+          <w:ins w:id="173" w:author="Vilde Bruhn Kinneberg" w:date="2024-09-19T11:21:00Z" w16du:dateUtc="2024-09-19T09:21:00Z"/>
+        </w:trPr>
+        <w:tc>
+          <w:tcPr>
+            <w:tcW w:w="5954" w:type="dxa"/>
+            <w:tcBorders>
+              <w:top w:val="nil"/>
+              <w:left w:val="nil"/>
+              <w:bottom w:val="nil"/>
+              <w:right w:val="nil"/>
+            </w:tcBorders>
+            <w:tcPrChange w:id="174" w:author="Vilde Bruhn Kinneberg" w:date="2024-09-19T11:42:00Z" w16du:dateUtc="2024-09-19T09:42:00Z">
+              <w:tcPr>
+                <w:tcW w:w="4253" w:type="dxa"/>
+                <w:tcBorders>
+                  <w:top w:val="nil"/>
+                  <w:left w:val="nil"/>
+                  <w:bottom w:val="single" w:sz="18" w:space="0" w:color="auto"/>
+                  <w:right w:val="nil"/>
+                </w:tcBorders>
+              </w:tcPr>
+            </w:tcPrChange>
+          </w:tcPr>
+          <w:p>
+            <w:pPr>
+              <w:spacing w:after="120" w:line="340" w:lineRule="exact"/>
+              <w:rPr>
+                <w:ins w:id="175" w:author="Vilde Bruhn Kinneberg" w:date="2024-09-19T11:21:00Z" w16du:dateUtc="2024-09-19T09:21:00Z"/>
+                <w:rFonts w:ascii="Arial" w:hAnsi="Arial" w:cs="Arial"/>
+                <w:sz w:val="22"/>
+                <w:szCs w:val="22"/>
+                <w:lang w:val="en-US"/>
+              </w:rPr>
+            </w:pPr>
+            <w:ins w:id="176" w:author="Vilde Bruhn Kinneberg" w:date="2024-09-19T11:21:00Z" w16du:dateUtc="2024-09-19T09:21:00Z">
+              <w:r>
+                <w:rPr>
+                  <w:rFonts w:ascii="Arial" w:hAnsi="Arial" w:cs="Arial"/>
+                  <w:sz w:val="22"/>
+                  <w:szCs w:val="22"/>
+                  <w:lang w:val="en-US"/>
+                </w:rPr>
+                <w:t>O</w:t>
+              </w:r>
+            </w:ins>
+            <w:ins w:id="177" w:author="Vilde Bruhn Kinneberg" w:date="2024-09-19T11:41:00Z" w16du:dateUtc="2024-09-19T09:41:00Z">
+              <w:r>
+                <w:rPr>
+                  <w:rFonts w:ascii="Arial" w:hAnsi="Arial" w:cs="Arial"/>
+                  <w:sz w:val="22"/>
+                  <w:szCs w:val="22"/>
+                  <w:lang w:val="en-US"/>
+                </w:rPr>
+                <w:t xml:space="preserve">rnstein-Uhlenbeck </w:t>
+              </w:r>
+            </w:ins>
+          </w:p>
+        </w:tc>
+        <w:tc>
+          <w:tcPr>
+            <w:tcW w:w="1276" w:type="dxa"/>
+            <w:tcBorders>
+              <w:top w:val="nil"/>
+              <w:left w:val="nil"/>
+              <w:bottom w:val="nil"/>
+              <w:right w:val="nil"/>
+            </w:tcBorders>
+            <w:tcPrChange w:id="178" w:author="Vilde Bruhn Kinneberg" w:date="2024-09-19T11:42:00Z" w16du:dateUtc="2024-09-19T09:42:00Z">
+              <w:tcPr>
+                <w:tcW w:w="2977" w:type="dxa"/>
+                <w:gridSpan w:val="3"/>
+                <w:tcBorders>
+                  <w:top w:val="nil"/>
+                  <w:left w:val="nil"/>
+                  <w:bottom w:val="single" w:sz="18" w:space="0" w:color="auto"/>
+                  <w:right w:val="nil"/>
+                </w:tcBorders>
+              </w:tcPr>
+            </w:tcPrChange>
+          </w:tcPr>
+          <w:p>
+            <w:pPr>
+              <w:spacing w:after="120" w:line="340" w:lineRule="exact"/>
+              <w:jc w:val="center"/>
+              <w:rPr>
+                <w:ins w:id="179" w:author="Vilde Bruhn Kinneberg" w:date="2024-09-19T11:21:00Z" w16du:dateUtc="2024-09-19T09:21:00Z"/>
+                <w:rFonts w:ascii="Arial" w:hAnsi="Arial" w:cs="Arial"/>
+                <w:sz w:val="22"/>
+                <w:szCs w:val="22"/>
+                <w:lang w:val="en-US"/>
+                <w:rPrChange w:id="180" w:author="Vilde Bruhn Kinneberg" w:date="2024-09-19T11:22:00Z" w16du:dateUtc="2024-09-19T09:22:00Z">
+                  <w:rPr>
+                    <w:ins w:id="181" w:author="Vilde Bruhn Kinneberg" w:date="2024-09-19T11:21:00Z" w16du:dateUtc="2024-09-19T09:21:00Z"/>
+                    <w:rFonts w:ascii="Arial" w:hAnsi="Arial" w:cs="Arial"/>
+                    <w:i/>
+                    <w:iCs/>
+                    <w:sz w:val="22"/>
+                    <w:szCs w:val="22"/>
+                    <w:lang w:val="en-US"/>
+                  </w:rPr>
+                </w:rPrChange>
+              </w:rPr>
+              <w:pPrChange w:id="182" w:author="Vilde Bruhn Kinneberg" w:date="2024-09-19T11:24:00Z" w16du:dateUtc="2024-09-19T09:24:00Z">
+                <w:pPr>
+                  <w:framePr w:hSpace="142" w:wrap="around" w:vAnchor="text" w:hAnchor="margin" w:y="1"/>
+                  <w:spacing w:after="120" w:line="340" w:lineRule="exact"/>
+                </w:pPr>
+              </w:pPrChange>
+            </w:pPr>
+            <w:ins w:id="183" w:author="Vilde Bruhn Kinneberg" w:date="2024-09-19T11:22:00Z" w16du:dateUtc="2024-09-19T09:22:00Z">
+              <w:r>
+                <w:rPr>
+                  <w:rFonts w:ascii="Arial" w:hAnsi="Arial" w:cs="Arial"/>
+                  <w:sz w:val="22"/>
+                  <w:szCs w:val="22"/>
+                  <w:lang w:val="en-US"/>
+                </w:rPr>
+                <w:t>60</w:t>
+              </w:r>
+            </w:ins>
+          </w:p>
+        </w:tc>
+        <w:tc>
+          <w:tcPr>
+            <w:tcW w:w="1842" w:type="dxa"/>
+            <w:tcBorders>
+              <w:top w:val="nil"/>
+              <w:left w:val="nil"/>
+              <w:bottom w:val="nil"/>
+              <w:right w:val="nil"/>
+            </w:tcBorders>
+            <w:tcPrChange w:id="184" w:author="Vilde Bruhn Kinneberg" w:date="2024-09-19T11:42:00Z" w16du:dateUtc="2024-09-19T09:42:00Z">
+              <w:tcPr>
+                <w:tcW w:w="1842" w:type="dxa"/>
+                <w:tcBorders>
+                  <w:top w:val="nil"/>
+                  <w:left w:val="nil"/>
+                  <w:bottom w:val="single" w:sz="18" w:space="0" w:color="auto"/>
+                  <w:right w:val="nil"/>
+                </w:tcBorders>
+              </w:tcPr>
+            </w:tcPrChange>
+          </w:tcPr>
+          <w:p>
+            <w:pPr>
+              <w:spacing w:after="120" w:line="340" w:lineRule="exact"/>
+              <w:jc w:val="right"/>
+              <w:rPr>
+                <w:ins w:id="185" w:author="Vilde Bruhn Kinneberg" w:date="2024-09-19T11:21:00Z" w16du:dateUtc="2024-09-19T09:21:00Z"/>
+                <w:rFonts w:ascii="Arial" w:hAnsi="Arial" w:cs="Arial"/>
+                <w:sz w:val="22"/>
+                <w:szCs w:val="22"/>
+                <w:lang w:val="en-US"/>
+              </w:rPr>
+              <w:pPrChange w:id="186" w:author="Vilde Bruhn Kinneberg" w:date="2024-09-19T11:24:00Z" w16du:dateUtc="2024-09-19T09:24:00Z">
+                <w:pPr>
+                  <w:framePr w:hSpace="142" w:wrap="around" w:vAnchor="text" w:hAnchor="margin" w:y="1"/>
+                  <w:spacing w:after="120" w:line="340" w:lineRule="exact"/>
+                </w:pPr>
+              </w:pPrChange>
+            </w:pPr>
+            <w:ins w:id="187" w:author="Vilde Bruhn Kinneberg" w:date="2024-09-19T11:24:00Z" w16du:dateUtc="2024-09-19T09:24:00Z">
+              <w:r>
+                <w:rPr>
+                  <w:rFonts w:ascii="Arial" w:hAnsi="Arial" w:cs="Arial"/>
+                  <w:sz w:val="22"/>
+                  <w:szCs w:val="22"/>
+                  <w:lang w:val="en-US"/>
+                </w:rPr>
+                <w:t>13.544</w:t>
+              </w:r>
+            </w:ins>
+          </w:p>
+        </w:tc>
+      </w:tr>
+      <w:tr>
+        <w:tblPrEx>
+          <w:tblW w:w="0" w:type="auto"/>
+          <w:tblLayout w:type="fixed"/>
+          <w:tblPrExChange w:id="188" w:author="Vilde Bruhn Kinneberg" w:date="2024-09-19T11:42:00Z" w16du:dateUtc="2024-09-19T09:42:00Z">
+            <w:tblPrEx>
+              <w:tblW w:w="0" w:type="auto"/>
+              <w:tblLayout w:type="fixed"/>
+            </w:tblPrEx>
+          </w:tblPrExChange>
+        </w:tblPrEx>
+        <w:trPr>
+          <w:ins w:id="189" w:author="Vilde Bruhn Kinneberg" w:date="2024-09-19T11:21:00Z" w16du:dateUtc="2024-09-19T09:21:00Z"/>
+        </w:trPr>
+        <w:tc>
+          <w:tcPr>
+            <w:tcW w:w="5954" w:type="dxa"/>
+            <w:tcBorders>
+              <w:top w:val="nil"/>
+              <w:left w:val="nil"/>
+              <w:bottom w:val="nil"/>
+              <w:right w:val="nil"/>
+            </w:tcBorders>
+            <w:tcPrChange w:id="190" w:author="Vilde Bruhn Kinneberg" w:date="2024-09-19T11:42:00Z" w16du:dateUtc="2024-09-19T09:42:00Z">
+              <w:tcPr>
+                <w:tcW w:w="4253" w:type="dxa"/>
+                <w:tcBorders>
+                  <w:top w:val="nil"/>
+                  <w:left w:val="nil"/>
+                  <w:bottom w:val="single" w:sz="18" w:space="0" w:color="auto"/>
+                  <w:right w:val="nil"/>
+                </w:tcBorders>
+              </w:tcPr>
+            </w:tcPrChange>
+          </w:tcPr>
+          <w:p>
+            <w:pPr>
+              <w:spacing w:after="120" w:line="340" w:lineRule="exact"/>
+              <w:rPr>
+                <w:ins w:id="191" w:author="Vilde Bruhn Kinneberg" w:date="2024-09-19T11:21:00Z" w16du:dateUtc="2024-09-19T09:21:00Z"/>
+                <w:rFonts w:ascii="Arial" w:hAnsi="Arial" w:cs="Arial"/>
+                <w:sz w:val="22"/>
+                <w:szCs w:val="22"/>
+                <w:lang w:val="en-US"/>
+              </w:rPr>
+            </w:pPr>
+            <w:ins w:id="192" w:author="Vilde Bruhn Kinneberg" w:date="2024-09-19T11:42:00Z" w16du:dateUtc="2024-09-19T09:42:00Z">
+              <w:r>
+                <w:rPr>
+                  <w:rFonts w:ascii="Arial" w:hAnsi="Arial" w:cs="Arial"/>
+                  <w:sz w:val="22"/>
+                  <w:szCs w:val="22"/>
+                  <w:lang w:val="en-US"/>
+                </w:rPr>
+                <w:t xml:space="preserve">Ornstein-Uhlenbeck </w:t>
+              </w:r>
+            </w:ins>
+            <w:ins w:id="193" w:author="Vilde Bruhn Kinneberg" w:date="2024-09-19T11:21:00Z" w16du:dateUtc="2024-09-19T09:21:00Z">
+              <w:r>
+                <w:rPr>
+                  <w:rFonts w:ascii="Arial" w:hAnsi="Arial" w:cs="Arial"/>
+                  <w:sz w:val="22"/>
+                  <w:szCs w:val="22"/>
+                  <w:lang w:val="en-US"/>
+                </w:rPr>
+                <w:t>with moving optimum</w:t>
+              </w:r>
+            </w:ins>
+          </w:p>
+        </w:tc>
+        <w:tc>
+          <w:tcPr>
+            <w:tcW w:w="1276" w:type="dxa"/>
+            <w:tcBorders>
+              <w:top w:val="nil"/>
+              <w:left w:val="nil"/>
+              <w:bottom w:val="nil"/>
+              <w:right w:val="nil"/>
+            </w:tcBorders>
+            <w:tcPrChange w:id="194" w:author="Vilde Bruhn Kinneberg" w:date="2024-09-19T11:42:00Z" w16du:dateUtc="2024-09-19T09:42:00Z">
+              <w:tcPr>
+                <w:tcW w:w="2977" w:type="dxa"/>
+                <w:gridSpan w:val="3"/>
+                <w:tcBorders>
+                  <w:top w:val="nil"/>
+                  <w:left w:val="nil"/>
+                  <w:bottom w:val="single" w:sz="18" w:space="0" w:color="auto"/>
+                  <w:right w:val="nil"/>
+                </w:tcBorders>
+              </w:tcPr>
+            </w:tcPrChange>
+          </w:tcPr>
+          <w:p>
+            <w:pPr>
+              <w:spacing w:after="120" w:line="340" w:lineRule="exact"/>
+              <w:jc w:val="center"/>
+              <w:rPr>
+                <w:ins w:id="195" w:author="Vilde Bruhn Kinneberg" w:date="2024-09-19T11:21:00Z" w16du:dateUtc="2024-09-19T09:21:00Z"/>
+                <w:rFonts w:ascii="Arial" w:hAnsi="Arial" w:cs="Arial"/>
+                <w:sz w:val="22"/>
+                <w:szCs w:val="22"/>
+                <w:lang w:val="en-US"/>
+                <w:rPrChange w:id="196" w:author="Vilde Bruhn Kinneberg" w:date="2024-09-19T11:22:00Z" w16du:dateUtc="2024-09-19T09:22:00Z">
+                  <w:rPr>
+                    <w:ins w:id="197" w:author="Vilde Bruhn Kinneberg" w:date="2024-09-19T11:21:00Z" w16du:dateUtc="2024-09-19T09:21:00Z"/>
+                    <w:rFonts w:ascii="Arial" w:hAnsi="Arial" w:cs="Arial"/>
+                    <w:i/>
+                    <w:iCs/>
+                    <w:sz w:val="22"/>
+                    <w:szCs w:val="22"/>
+                    <w:lang w:val="en-US"/>
+                  </w:rPr>
+                </w:rPrChange>
+              </w:rPr>
+              <w:pPrChange w:id="198" w:author="Vilde Bruhn Kinneberg" w:date="2024-09-19T11:24:00Z" w16du:dateUtc="2024-09-19T09:24:00Z">
+                <w:pPr>
+                  <w:framePr w:hSpace="142" w:wrap="around" w:vAnchor="text" w:hAnchor="margin" w:y="1"/>
+                  <w:spacing w:after="120" w:line="340" w:lineRule="exact"/>
+                </w:pPr>
+              </w:pPrChange>
+            </w:pPr>
+            <w:ins w:id="199" w:author="Vilde Bruhn Kinneberg" w:date="2024-09-19T11:22:00Z" w16du:dateUtc="2024-09-19T09:22:00Z">
+              <w:r>
+                <w:rPr>
+                  <w:rFonts w:ascii="Arial" w:hAnsi="Arial" w:cs="Arial"/>
+                  <w:sz w:val="22"/>
+                  <w:szCs w:val="22"/>
+                  <w:lang w:val="en-US"/>
+                </w:rPr>
+                <w:t>5</w:t>
+              </w:r>
+            </w:ins>
+          </w:p>
+        </w:tc>
+        <w:tc>
+          <w:tcPr>
+            <w:tcW w:w="1842" w:type="dxa"/>
+            <w:tcBorders>
+              <w:top w:val="nil"/>
+              <w:left w:val="nil"/>
+              <w:bottom w:val="nil"/>
+              <w:right w:val="nil"/>
+            </w:tcBorders>
+            <w:tcPrChange w:id="200" w:author="Vilde Bruhn Kinneberg" w:date="2024-09-19T11:42:00Z" w16du:dateUtc="2024-09-19T09:42:00Z">
+              <w:tcPr>
+                <w:tcW w:w="1842" w:type="dxa"/>
+                <w:tcBorders>
+                  <w:top w:val="nil"/>
+                  <w:left w:val="nil"/>
+                  <w:bottom w:val="single" w:sz="18" w:space="0" w:color="auto"/>
+                  <w:right w:val="nil"/>
+                </w:tcBorders>
+              </w:tcPr>
+            </w:tcPrChange>
+          </w:tcPr>
+          <w:p>
+            <w:pPr>
+              <w:spacing w:after="120" w:line="340" w:lineRule="exact"/>
+              <w:jc w:val="right"/>
+              <w:rPr>
+                <w:ins w:id="201" w:author="Vilde Bruhn Kinneberg" w:date="2024-09-19T11:21:00Z" w16du:dateUtc="2024-09-19T09:21:00Z"/>
+                <w:rFonts w:ascii="Arial" w:hAnsi="Arial" w:cs="Arial"/>
+                <w:sz w:val="22"/>
+                <w:szCs w:val="22"/>
+                <w:lang w:val="en-US"/>
+              </w:rPr>
+              <w:pPrChange w:id="202" w:author="Vilde Bruhn Kinneberg" w:date="2024-09-19T11:24:00Z" w16du:dateUtc="2024-09-19T09:24:00Z">
+                <w:pPr>
+                  <w:framePr w:hSpace="142" w:wrap="around" w:vAnchor="text" w:hAnchor="margin" w:y="1"/>
+                  <w:spacing w:after="120" w:line="340" w:lineRule="exact"/>
+                </w:pPr>
+              </w:pPrChange>
+            </w:pPr>
+            <w:ins w:id="203" w:author="Vilde Bruhn Kinneberg" w:date="2024-09-19T11:24:00Z" w16du:dateUtc="2024-09-19T09:24:00Z">
+              <w:r>
+                <w:rPr>
+                  <w:rFonts w:ascii="Arial" w:hAnsi="Arial" w:cs="Arial"/>
+                  <w:sz w:val="22"/>
+                  <w:szCs w:val="22"/>
+                  <w:lang w:val="en-US"/>
+                </w:rPr>
+                <w:t xml:space="preserve">  1.129</w:t>
+              </w:r>
+            </w:ins>
+          </w:p>
+        </w:tc>
+      </w:tr>
+      <w:tr>
+        <w:tblPrEx>
+          <w:tblW w:w="0" w:type="auto"/>
+          <w:tblLayout w:type="fixed"/>
+          <w:tblPrExChange w:id="204" w:author="Vilde Bruhn Kinneberg" w:date="2024-09-19T11:42:00Z" w16du:dateUtc="2024-09-19T09:42:00Z">
+            <w:tblPrEx>
+              <w:tblW w:w="0" w:type="auto"/>
+              <w:tblLayout w:type="fixed"/>
+            </w:tblPrEx>
+          </w:tblPrExChange>
+        </w:tblPrEx>
+        <w:trPr>
+          <w:ins w:id="205" w:author="Vilde Bruhn Kinneberg" w:date="2024-09-19T11:21:00Z" w16du:dateUtc="2024-09-19T09:21:00Z"/>
+        </w:trPr>
+        <w:tc>
+          <w:tcPr>
+            <w:tcW w:w="5954" w:type="dxa"/>
+            <w:tcBorders>
+              <w:top w:val="nil"/>
+              <w:left w:val="nil"/>
+              <w:bottom w:val="single" w:sz="18" w:space="0" w:color="auto"/>
+              <w:right w:val="nil"/>
+            </w:tcBorders>
+            <w:tcPrChange w:id="206" w:author="Vilde Bruhn Kinneberg" w:date="2024-09-19T11:42:00Z" w16du:dateUtc="2024-09-19T09:42:00Z">
+              <w:tcPr>
+                <w:tcW w:w="4253" w:type="dxa"/>
+                <w:tcBorders>
+                  <w:top w:val="nil"/>
+                  <w:left w:val="nil"/>
+                  <w:bottom w:val="single" w:sz="18" w:space="0" w:color="auto"/>
+                  <w:right w:val="nil"/>
+                </w:tcBorders>
+              </w:tcPr>
+            </w:tcPrChange>
+          </w:tcPr>
+          <w:p>
+            <w:pPr>
+              <w:spacing w:after="120" w:line="340" w:lineRule="exact"/>
+              <w:rPr>
+                <w:ins w:id="207" w:author="Vilde Bruhn Kinneberg" w:date="2024-09-19T11:21:00Z" w16du:dateUtc="2024-09-19T09:21:00Z"/>
+                <w:rFonts w:ascii="Arial" w:hAnsi="Arial" w:cs="Arial"/>
+                <w:sz w:val="22"/>
+                <w:szCs w:val="22"/>
+                <w:lang w:val="en-US"/>
+              </w:rPr>
+            </w:pPr>
+            <w:ins w:id="208" w:author="Vilde Bruhn Kinneberg" w:date="2024-09-19T11:42:00Z" w16du:dateUtc="2024-09-19T09:42:00Z">
+              <w:r>
+                <w:rPr>
+                  <w:rFonts w:ascii="Arial" w:hAnsi="Arial" w:cs="Arial"/>
+                  <w:sz w:val="22"/>
+                  <w:szCs w:val="22"/>
+                  <w:lang w:val="en-US"/>
+                </w:rPr>
+                <w:t>Ornstein-Uhlenbeck</w:t>
+              </w:r>
+            </w:ins>
+            <w:ins w:id="209" w:author="Vilde Bruhn Kinneberg" w:date="2024-09-19T11:21:00Z" w16du:dateUtc="2024-09-19T09:21:00Z">
+              <w:r>
+                <w:rPr>
+                  <w:rFonts w:ascii="Arial" w:hAnsi="Arial" w:cs="Arial"/>
+                  <w:sz w:val="22"/>
+                  <w:szCs w:val="22"/>
+                  <w:lang w:val="en-US"/>
+                </w:rPr>
+                <w:t xml:space="preserve"> with moving optimum (ancestral state)</w:t>
+              </w:r>
+            </w:ins>
+          </w:p>
+        </w:tc>
+        <w:tc>
+          <w:tcPr>
+            <w:tcW w:w="1276" w:type="dxa"/>
+            <w:tcBorders>
+              <w:top w:val="nil"/>
+              <w:left w:val="nil"/>
+              <w:bottom w:val="single" w:sz="18" w:space="0" w:color="auto"/>
+              <w:right w:val="nil"/>
+            </w:tcBorders>
+            <w:tcPrChange w:id="210" w:author="Vilde Bruhn Kinneberg" w:date="2024-09-19T11:42:00Z" w16du:dateUtc="2024-09-19T09:42:00Z">
+              <w:tcPr>
+                <w:tcW w:w="2977" w:type="dxa"/>
+                <w:gridSpan w:val="3"/>
+                <w:tcBorders>
+                  <w:top w:val="nil"/>
+                  <w:left w:val="nil"/>
+                  <w:bottom w:val="single" w:sz="18" w:space="0" w:color="auto"/>
+                  <w:right w:val="nil"/>
+                </w:tcBorders>
+              </w:tcPr>
+            </w:tcPrChange>
+          </w:tcPr>
+          <w:p>
+            <w:pPr>
+              <w:spacing w:after="120" w:line="340" w:lineRule="exact"/>
+              <w:jc w:val="center"/>
+              <w:rPr>
+                <w:ins w:id="211" w:author="Vilde Bruhn Kinneberg" w:date="2024-09-19T11:21:00Z" w16du:dateUtc="2024-09-19T09:21:00Z"/>
+                <w:rFonts w:ascii="Arial" w:hAnsi="Arial" w:cs="Arial"/>
+                <w:sz w:val="22"/>
+                <w:szCs w:val="22"/>
+                <w:lang w:val="en-US"/>
+                <w:rPrChange w:id="212" w:author="Vilde Bruhn Kinneberg" w:date="2024-09-19T11:22:00Z" w16du:dateUtc="2024-09-19T09:22:00Z">
+                  <w:rPr>
+                    <w:ins w:id="213" w:author="Vilde Bruhn Kinneberg" w:date="2024-09-19T11:21:00Z" w16du:dateUtc="2024-09-19T09:21:00Z"/>
+                    <w:rFonts w:ascii="Arial" w:hAnsi="Arial" w:cs="Arial"/>
+                    <w:i/>
+                    <w:iCs/>
+                    <w:sz w:val="22"/>
+                    <w:szCs w:val="22"/>
+                    <w:lang w:val="en-US"/>
+                  </w:rPr>
+                </w:rPrChange>
+              </w:rPr>
+              <w:pPrChange w:id="214" w:author="Vilde Bruhn Kinneberg" w:date="2024-09-19T11:24:00Z" w16du:dateUtc="2024-09-19T09:24:00Z">
+                <w:pPr>
+                  <w:framePr w:hSpace="142" w:wrap="around" w:vAnchor="text" w:hAnchor="margin" w:y="1"/>
+                  <w:spacing w:after="120" w:line="340" w:lineRule="exact"/>
+                </w:pPr>
+              </w:pPrChange>
+            </w:pPr>
+            <w:ins w:id="215" w:author="Vilde Bruhn Kinneberg" w:date="2024-09-19T11:22:00Z" w16du:dateUtc="2024-09-19T09:22:00Z">
+              <w:r>
+                <w:rPr>
+                  <w:rFonts w:ascii="Arial" w:hAnsi="Arial" w:cs="Arial"/>
+                  <w:sz w:val="22"/>
+                  <w:szCs w:val="22"/>
+                  <w:lang w:val="en-US"/>
+                </w:rPr>
+                <w:t>30</w:t>
+              </w:r>
+            </w:ins>
+          </w:p>
+        </w:tc>
+        <w:tc>
+          <w:tcPr>
+            <w:tcW w:w="1842" w:type="dxa"/>
+            <w:tcBorders>
+              <w:top w:val="nil"/>
+              <w:left w:val="nil"/>
+              <w:bottom w:val="single" w:sz="18" w:space="0" w:color="auto"/>
+              <w:right w:val="nil"/>
+            </w:tcBorders>
+            <w:tcPrChange w:id="216" w:author="Vilde Bruhn Kinneberg" w:date="2024-09-19T11:42:00Z" w16du:dateUtc="2024-09-19T09:42:00Z">
+              <w:tcPr>
+                <w:tcW w:w="1842" w:type="dxa"/>
+                <w:tcBorders>
+                  <w:top w:val="nil"/>
+                  <w:left w:val="nil"/>
+                  <w:bottom w:val="single" w:sz="18" w:space="0" w:color="auto"/>
+                  <w:right w:val="nil"/>
+                </w:tcBorders>
+              </w:tcPr>
+            </w:tcPrChange>
+          </w:tcPr>
+          <w:p>
+            <w:pPr>
+              <w:spacing w:after="120" w:line="340" w:lineRule="exact"/>
+              <w:jc w:val="right"/>
+              <w:rPr>
+                <w:ins w:id="217" w:author="Vilde Bruhn Kinneberg" w:date="2024-09-19T11:21:00Z" w16du:dateUtc="2024-09-19T09:21:00Z"/>
+                <w:rFonts w:ascii="Arial" w:hAnsi="Arial" w:cs="Arial"/>
+                <w:sz w:val="22"/>
+                <w:szCs w:val="22"/>
+                <w:lang w:val="en-US"/>
+              </w:rPr>
+              <w:pPrChange w:id="218" w:author="Vilde Bruhn Kinneberg" w:date="2024-09-19T11:24:00Z" w16du:dateUtc="2024-09-19T09:24:00Z">
+                <w:pPr>
+                  <w:framePr w:hSpace="142" w:wrap="around" w:vAnchor="text" w:hAnchor="margin" w:y="1"/>
+                  <w:spacing w:after="120" w:line="340" w:lineRule="exact"/>
+                </w:pPr>
+              </w:pPrChange>
+            </w:pPr>
+            <w:ins w:id="219" w:author="Vilde Bruhn Kinneberg" w:date="2024-09-19T11:24:00Z" w16du:dateUtc="2024-09-19T09:24:00Z">
+              <w:r>
+                <w:rPr>
+                  <w:rFonts w:ascii="Arial" w:hAnsi="Arial" w:cs="Arial"/>
+                  <w:sz w:val="22"/>
+                  <w:szCs w:val="22"/>
+                  <w:lang w:val="en-US"/>
+                </w:rPr>
+                <w:t xml:space="preserve">  6.772</w:t>
+              </w:r>
+            </w:ins>
+          </w:p>
+        </w:tc>
+      </w:tr>
+      <w:tr>
+        <w:tblPrEx>
+          <w:tblW w:w="0" w:type="auto"/>
+          <w:tblLayout w:type="fixed"/>
+          <w:tblPrExChange w:id="220" w:author="Vilde Bruhn Kinneberg" w:date="2024-09-19T11:42:00Z" w16du:dateUtc="2024-09-19T09:42:00Z">
+            <w:tblPrEx>
+              <w:tblW w:w="0" w:type="auto"/>
+              <w:tblLayout w:type="fixed"/>
+            </w:tblPrEx>
+          </w:tblPrExChange>
+        </w:tblPrEx>
+        <w:trPr>
+          <w:ins w:id="221" w:author="Vilde Bruhn Kinneberg" w:date="2024-09-19T11:25:00Z" w16du:dateUtc="2024-09-19T09:25:00Z"/>
+        </w:trPr>
+        <w:tc>
+          <w:tcPr>
+            <w:tcW w:w="5954" w:type="dxa"/>
+            <w:tcBorders>
+              <w:top w:val="single" w:sz="18" w:space="0" w:color="auto"/>
+              <w:left w:val="nil"/>
+              <w:bottom w:val="nil"/>
+              <w:right w:val="nil"/>
+            </w:tcBorders>
+            <w:tcPrChange w:id="222" w:author="Vilde Bruhn Kinneberg" w:date="2024-09-19T11:42:00Z" w16du:dateUtc="2024-09-19T09:42:00Z">
+              <w:tcPr>
+                <w:tcW w:w="4395" w:type="dxa"/>
+                <w:gridSpan w:val="2"/>
+                <w:tcBorders>
+                  <w:top w:val="nil"/>
+                  <w:left w:val="nil"/>
+                  <w:bottom w:val="single" w:sz="18" w:space="0" w:color="auto"/>
+                  <w:right w:val="nil"/>
+                </w:tcBorders>
+              </w:tcPr>
+            </w:tcPrChange>
+          </w:tcPr>
+          <w:p>
+            <w:pPr>
+              <w:spacing w:after="120" w:line="340" w:lineRule="exact"/>
+              <w:rPr>
+                <w:ins w:id="223" w:author="Vilde Bruhn Kinneberg" w:date="2024-09-19T11:25:00Z" w16du:dateUtc="2024-09-19T09:25:00Z"/>
+                <w:rFonts w:ascii="Arial" w:hAnsi="Arial" w:cs="Arial"/>
+                <w:b/>
+                <w:bCs/>
+                <w:sz w:val="22"/>
+                <w:szCs w:val="22"/>
+                <w:lang w:val="en-US"/>
+                <w:rPrChange w:id="224" w:author="Vilde Bruhn Kinneberg" w:date="2024-09-19T11:25:00Z" w16du:dateUtc="2024-09-19T09:25:00Z">
+                  <w:rPr>
+                    <w:ins w:id="225" w:author="Vilde Bruhn Kinneberg" w:date="2024-09-19T11:25:00Z" w16du:dateUtc="2024-09-19T09:25:00Z"/>
+                    <w:rFonts w:ascii="Arial" w:hAnsi="Arial" w:cs="Arial"/>
+                    <w:sz w:val="22"/>
+                    <w:szCs w:val="22"/>
+                    <w:lang w:val="en-US"/>
+                  </w:rPr>
+                </w:rPrChange>
+              </w:rPr>
+            </w:pPr>
+            <w:ins w:id="226" w:author="Vilde Bruhn Kinneberg" w:date="2024-09-19T11:25:00Z" w16du:dateUtc="2024-09-19T09:25:00Z">
+              <w:r>
+                <w:rPr>
+                  <w:rFonts w:ascii="Arial" w:hAnsi="Arial" w:cs="Arial"/>
+                  <w:b/>
+                  <w:bCs/>
+                  <w:sz w:val="22"/>
+                  <w:szCs w:val="22"/>
+                  <w:lang w:val="en-US"/>
+                </w:rPr>
+                <w:t>Total count</w:t>
+              </w:r>
+            </w:ins>
+          </w:p>
+        </w:tc>
+        <w:tc>
+          <w:tcPr>
+            <w:tcW w:w="1276" w:type="dxa"/>
+            <w:tcBorders>
+              <w:top w:val="single" w:sz="18" w:space="0" w:color="auto"/>
+              <w:left w:val="nil"/>
+              <w:bottom w:val="nil"/>
+              <w:right w:val="nil"/>
+            </w:tcBorders>
+            <w:tcPrChange w:id="227" w:author="Vilde Bruhn Kinneberg" w:date="2024-09-19T11:42:00Z" w16du:dateUtc="2024-09-19T09:42:00Z">
+              <w:tcPr>
+                <w:tcW w:w="2835" w:type="dxa"/>
+                <w:gridSpan w:val="2"/>
+                <w:tcBorders>
+                  <w:top w:val="nil"/>
+                  <w:left w:val="nil"/>
+                  <w:bottom w:val="single" w:sz="18" w:space="0" w:color="auto"/>
+                  <w:right w:val="nil"/>
+                </w:tcBorders>
+              </w:tcPr>
+            </w:tcPrChange>
+          </w:tcPr>
+          <w:p>
+            <w:pPr>
+              <w:spacing w:after="120" w:line="340" w:lineRule="exact"/>
+              <w:jc w:val="center"/>
+              <w:rPr>
+                <w:ins w:id="228" w:author="Vilde Bruhn Kinneberg" w:date="2024-09-19T11:25:00Z" w16du:dateUtc="2024-09-19T09:25:00Z"/>
+                <w:rFonts w:ascii="Arial" w:hAnsi="Arial" w:cs="Arial"/>
+                <w:b/>
+                <w:bCs/>
+                <w:sz w:val="22"/>
+                <w:szCs w:val="22"/>
+                <w:lang w:val="en-US"/>
+                <w:rPrChange w:id="229" w:author="Vilde Bruhn Kinneberg" w:date="2024-09-19T11:25:00Z" w16du:dateUtc="2024-09-19T09:25:00Z">
+                  <w:rPr>
+                    <w:ins w:id="230" w:author="Vilde Bruhn Kinneberg" w:date="2024-09-19T11:25:00Z" w16du:dateUtc="2024-09-19T09:25:00Z"/>
+                    <w:rFonts w:ascii="Arial" w:hAnsi="Arial" w:cs="Arial"/>
+                    <w:sz w:val="22"/>
+                    <w:szCs w:val="22"/>
+                    <w:lang w:val="en-US"/>
+                  </w:rPr>
+                </w:rPrChange>
+              </w:rPr>
+            </w:pPr>
+            <w:ins w:id="231" w:author="Vilde Bruhn Kinneberg" w:date="2024-09-19T11:25:00Z" w16du:dateUtc="2024-09-19T09:25:00Z">
+              <w:r>
+                <w:rPr>
+                  <w:rFonts w:ascii="Arial" w:hAnsi="Arial" w:cs="Arial"/>
+                  <w:b/>
+                  <w:bCs/>
+                  <w:sz w:val="22"/>
+                  <w:szCs w:val="22"/>
+                  <w:lang w:val="en-US"/>
+                </w:rPr>
+                <w:t>443</w:t>
+              </w:r>
+            </w:ins>
+          </w:p>
+        </w:tc>
+        <w:tc>
+          <w:tcPr>
+            <w:tcW w:w="1842" w:type="dxa"/>
+            <w:tcBorders>
+              <w:top w:val="single" w:sz="18" w:space="0" w:color="auto"/>
+              <w:left w:val="nil"/>
+              <w:bottom w:val="nil"/>
+              <w:right w:val="nil"/>
+            </w:tcBorders>
+            <w:tcPrChange w:id="232" w:author="Vilde Bruhn Kinneberg" w:date="2024-09-19T11:42:00Z" w16du:dateUtc="2024-09-19T09:42:00Z">
+              <w:tcPr>
+                <w:tcW w:w="1842" w:type="dxa"/>
+                <w:tcBorders>
+                  <w:top w:val="nil"/>
+                  <w:left w:val="nil"/>
+                  <w:bottom w:val="single" w:sz="18" w:space="0" w:color="auto"/>
+                  <w:right w:val="nil"/>
+                </w:tcBorders>
+              </w:tcPr>
+            </w:tcPrChange>
+          </w:tcPr>
+          <w:p>
+            <w:pPr>
+              <w:spacing w:after="120" w:line="340" w:lineRule="exact"/>
+              <w:jc w:val="right"/>
+              <w:rPr>
+                <w:ins w:id="233" w:author="Vilde Bruhn Kinneberg" w:date="2024-09-19T11:25:00Z" w16du:dateUtc="2024-09-19T09:25:00Z"/>
+                <w:rFonts w:ascii="Arial" w:hAnsi="Arial" w:cs="Arial"/>
+                <w:sz w:val="22"/>
+                <w:szCs w:val="22"/>
+                <w:lang w:val="en-US"/>
+              </w:rPr>
+            </w:pPr>
+          </w:p>
+        </w:tc>
+      </w:tr>
+      <w:tr>
+        <w:trPr>
+          <w:ins w:id="234" w:author="Vilde Bruhn Kinneberg" w:date="2024-09-19T11:25:00Z" w16du:dateUtc="2024-09-19T09:25:00Z"/>
+        </w:trPr>
+        <w:tc>
+          <w:tcPr>
+            <w:tcW w:w="7230" w:type="dxa"/>
+            <w:gridSpan w:val="2"/>
+            <w:tcBorders>
+              <w:top w:val="nil"/>
+              <w:left w:val="nil"/>
+              <w:bottom w:val="single" w:sz="18" w:space="0" w:color="auto"/>
+              <w:right w:val="nil"/>
+            </w:tcBorders>
+          </w:tcPr>
+          <w:p>
+            <w:pPr>
+              <w:spacing w:after="120" w:line="340" w:lineRule="exact"/>
+              <w:rPr>
+                <w:ins w:id="235" w:author="Vilde Bruhn Kinneberg" w:date="2024-09-19T11:25:00Z" w16du:dateUtc="2024-09-19T09:25:00Z"/>
+                <w:rFonts w:ascii="Arial" w:hAnsi="Arial" w:cs="Arial"/>
+                <w:i/>
+                <w:iCs/>
+                <w:sz w:val="22"/>
+                <w:szCs w:val="22"/>
+                <w:lang w:val="en-US"/>
+                <w:rPrChange w:id="236" w:author="Vilde Bruhn Kinneberg" w:date="2024-09-19T11:27:00Z" w16du:dateUtc="2024-09-19T09:27:00Z">
+                  <w:rPr>
+                    <w:ins w:id="237" w:author="Vilde Bruhn Kinneberg" w:date="2024-09-19T11:25:00Z" w16du:dateUtc="2024-09-19T09:25:00Z"/>
+                    <w:rFonts w:ascii="Arial" w:hAnsi="Arial" w:cs="Arial"/>
+                    <w:b/>
+                    <w:bCs/>
+                    <w:sz w:val="22"/>
+                    <w:szCs w:val="22"/>
+                    <w:lang w:val="en-US"/>
+                  </w:rPr>
+                </w:rPrChange>
+              </w:rPr>
+              <w:pPrChange w:id="238" w:author="Vilde Bruhn Kinneberg" w:date="2024-09-19T11:27:00Z" w16du:dateUtc="2024-09-19T09:27:00Z">
+                <w:pPr>
+                  <w:framePr w:hSpace="142" w:wrap="around" w:vAnchor="text" w:hAnchor="margin" w:y="1"/>
+                  <w:spacing w:after="120" w:line="340" w:lineRule="exact"/>
+                  <w:jc w:val="center"/>
+                </w:pPr>
+              </w:pPrChange>
+            </w:pPr>
+            <w:ins w:id="239" w:author="Vilde Bruhn Kinneberg" w:date="2024-09-19T11:55:00Z" w16du:dateUtc="2024-09-19T09:55:00Z">
+              <w:r>
+                <w:rPr>
+                  <w:rFonts w:ascii="Arial" w:hAnsi="Arial" w:cs="Arial"/>
+                  <w:i/>
+                  <w:iCs/>
+                  <w:sz w:val="22"/>
+                  <w:szCs w:val="22"/>
+                  <w:lang w:val="en-US"/>
+                </w:rPr>
+                <w:t>Time series</w:t>
+              </w:r>
+            </w:ins>
+            <w:ins w:id="240" w:author="Vilde Bruhn Kinneberg" w:date="2024-09-19T11:26:00Z" w16du:dateUtc="2024-09-19T09:26:00Z">
+              <w:r>
+                <w:rPr>
+                  <w:rFonts w:ascii="Arial" w:hAnsi="Arial" w:cs="Arial"/>
+                  <w:i/>
+                  <w:iCs/>
+                  <w:sz w:val="22"/>
+                  <w:szCs w:val="22"/>
+                  <w:lang w:val="en-US"/>
+                  <w:rPrChange w:id="241" w:author="Vilde Bruhn Kinneberg" w:date="2024-09-19T11:27:00Z" w16du:dateUtc="2024-09-19T09:27:00Z">
+                    <w:rPr>
+                      <w:rFonts w:ascii="Arial" w:hAnsi="Arial" w:cs="Arial"/>
+                      <w:b/>
+                      <w:bCs/>
+                      <w:sz w:val="22"/>
+                      <w:szCs w:val="22"/>
+                      <w:lang w:val="en-US"/>
+                    </w:rPr>
+                  </w:rPrChange>
+                </w:rPr>
+                <w:t xml:space="preserve"> not explained by </w:t>
+              </w:r>
+            </w:ins>
+            <w:ins w:id="242" w:author="Vilde Bruhn Kinneberg" w:date="2024-09-19T11:41:00Z" w16du:dateUtc="2024-09-19T09:41:00Z">
+              <w:r>
+                <w:rPr>
+                  <w:rFonts w:ascii="Arial" w:hAnsi="Arial" w:cs="Arial"/>
+                  <w:i/>
+                  <w:iCs/>
+                  <w:sz w:val="22"/>
+                  <w:szCs w:val="22"/>
+                  <w:lang w:val="en-US"/>
+                </w:rPr>
+                <w:t>directional change</w:t>
+              </w:r>
+            </w:ins>
+            <w:ins w:id="243" w:author="Vilde Bruhn Kinneberg" w:date="2024-09-19T11:26:00Z" w16du:dateUtc="2024-09-19T09:26:00Z">
+              <w:r>
+                <w:rPr>
+                  <w:rFonts w:ascii="Arial" w:hAnsi="Arial" w:cs="Arial"/>
+                  <w:i/>
+                  <w:iCs/>
+                  <w:sz w:val="22"/>
+                  <w:szCs w:val="22"/>
+                  <w:lang w:val="en-US"/>
+                  <w:rPrChange w:id="244" w:author="Vilde Bruhn Kinneberg" w:date="2024-09-19T11:27:00Z" w16du:dateUtc="2024-09-19T09:27:00Z">
+                    <w:rPr>
+                      <w:rFonts w:ascii="Arial" w:hAnsi="Arial" w:cs="Arial"/>
+                      <w:b/>
+                      <w:bCs/>
+                      <w:sz w:val="22"/>
+                      <w:szCs w:val="22"/>
+                      <w:lang w:val="en-US"/>
+                    </w:rPr>
+                  </w:rPrChange>
+                </w:rPr>
+                <w:t xml:space="preserve">, </w:t>
+              </w:r>
+            </w:ins>
+            <w:ins w:id="245" w:author="Vilde Bruhn Kinneberg" w:date="2024-09-19T11:44:00Z" w16du:dateUtc="2024-09-19T09:44:00Z">
+              <w:r>
+                <w:rPr>
+                  <w:rFonts w:ascii="Arial" w:hAnsi="Arial" w:cs="Arial"/>
+                  <w:i/>
+                  <w:iCs/>
+                  <w:sz w:val="22"/>
+                  <w:szCs w:val="22"/>
+                  <w:lang w:val="en-US"/>
+                </w:rPr>
+                <w:t>unbiased random walk</w:t>
+              </w:r>
+            </w:ins>
+            <w:ins w:id="246" w:author="Vilde Bruhn Kinneberg" w:date="2024-09-19T11:26:00Z" w16du:dateUtc="2024-09-19T09:26:00Z">
+              <w:r>
+                <w:rPr>
+                  <w:rFonts w:ascii="Arial" w:hAnsi="Arial" w:cs="Arial"/>
+                  <w:i/>
+                  <w:iCs/>
+                  <w:sz w:val="22"/>
+                  <w:szCs w:val="22"/>
+                  <w:lang w:val="en-US"/>
+                  <w:rPrChange w:id="247" w:author="Vilde Bruhn Kinneberg" w:date="2024-09-19T11:27:00Z" w16du:dateUtc="2024-09-19T09:27:00Z">
+                    <w:rPr>
+                      <w:rFonts w:ascii="Arial" w:hAnsi="Arial" w:cs="Arial"/>
+                      <w:b/>
+                      <w:bCs/>
+                      <w:sz w:val="22"/>
+                      <w:szCs w:val="22"/>
+                      <w:lang w:val="en-US"/>
+                    </w:rPr>
+                  </w:rPrChange>
+                </w:rPr>
+                <w:t>, stasis or strict stasis</w:t>
+              </w:r>
+            </w:ins>
+          </w:p>
+        </w:tc>
+        <w:tc>
+          <w:tcPr>
+            <w:tcW w:w="1842" w:type="dxa"/>
+            <w:tcBorders>
+              <w:top w:val="nil"/>
+              <w:left w:val="nil"/>
+              <w:bottom w:val="single" w:sz="18" w:space="0" w:color="auto"/>
+              <w:right w:val="nil"/>
+            </w:tcBorders>
+          </w:tcPr>
+          <w:p>
+            <w:pPr>
+              <w:spacing w:line="340" w:lineRule="exact"/>
+              <w:jc w:val="right"/>
+              <w:rPr>
+                <w:ins w:id="248" w:author="Vilde Bruhn Kinneberg" w:date="2024-09-19T11:45:00Z" w16du:dateUtc="2024-09-19T09:45:00Z"/>
+                <w:rFonts w:ascii="Arial" w:hAnsi="Arial" w:cs="Arial"/>
+                <w:i/>
+                <w:iCs/>
+                <w:sz w:val="22"/>
+                <w:szCs w:val="22"/>
+                <w:lang w:val="en-US"/>
+              </w:rPr>
+              <w:pPrChange w:id="249" w:author="Vilde Bruhn Kinneberg" w:date="2024-09-19T11:45:00Z" w16du:dateUtc="2024-09-19T09:45:00Z">
+                <w:pPr>
+                  <w:framePr w:hSpace="142" w:wrap="around" w:vAnchor="text" w:hAnchor="margin" w:y="1"/>
+                  <w:spacing w:after="120" w:line="340" w:lineRule="exact"/>
+                  <w:jc w:val="right"/>
+                </w:pPr>
+              </w:pPrChange>
+            </w:pPr>
+          </w:p>
+          <w:p>
+            <w:pPr>
+              <w:spacing w:line="340" w:lineRule="exact"/>
+              <w:jc w:val="right"/>
+              <w:rPr>
+                <w:ins w:id="250" w:author="Vilde Bruhn Kinneberg" w:date="2024-09-19T11:25:00Z" w16du:dateUtc="2024-09-19T09:25:00Z"/>
+                <w:rFonts w:ascii="Arial" w:hAnsi="Arial" w:cs="Arial"/>
+                <w:i/>
+                <w:iCs/>
+                <w:sz w:val="22"/>
+                <w:szCs w:val="22"/>
+                <w:lang w:val="en-US"/>
+                <w:rPrChange w:id="251" w:author="Vilde Bruhn Kinneberg" w:date="2024-09-19T11:27:00Z" w16du:dateUtc="2024-09-19T09:27:00Z">
+                  <w:rPr>
+                    <w:ins w:id="252" w:author="Vilde Bruhn Kinneberg" w:date="2024-09-19T11:25:00Z" w16du:dateUtc="2024-09-19T09:25:00Z"/>
+                    <w:rFonts w:ascii="Arial" w:hAnsi="Arial" w:cs="Arial"/>
+                    <w:sz w:val="22"/>
+                    <w:szCs w:val="22"/>
+                    <w:lang w:val="en-US"/>
+                  </w:rPr>
+                </w:rPrChange>
+              </w:rPr>
+              <w:pPrChange w:id="253" w:author="Vilde Bruhn Kinneberg" w:date="2024-09-19T11:45:00Z" w16du:dateUtc="2024-09-19T09:45:00Z">
+                <w:pPr>
+                  <w:framePr w:hSpace="142" w:wrap="around" w:vAnchor="text" w:hAnchor="margin" w:y="1"/>
+                  <w:spacing w:after="120" w:line="340" w:lineRule="exact"/>
+                  <w:jc w:val="right"/>
+                </w:pPr>
+              </w:pPrChange>
+            </w:pPr>
+            <w:ins w:id="254" w:author="Vilde Bruhn Kinneberg" w:date="2024-09-19T11:26:00Z" w16du:dateUtc="2024-09-19T09:26:00Z">
+              <w:r>
+                <w:rPr>
+                  <w:rFonts w:ascii="Arial" w:hAnsi="Arial" w:cs="Arial"/>
+                  <w:i/>
+                  <w:iCs/>
+                  <w:sz w:val="22"/>
+                  <w:szCs w:val="22"/>
+                  <w:lang w:val="en-US"/>
+                  <w:rPrChange w:id="255" w:author="Vilde Bruhn Kinneberg" w:date="2024-09-19T11:27:00Z" w16du:dateUtc="2024-09-19T09:27:00Z">
+                    <w:rPr>
+                      <w:rFonts w:ascii="Arial" w:hAnsi="Arial" w:cs="Arial"/>
+                      <w:b/>
+                      <w:bCs/>
+                      <w:sz w:val="22"/>
+                      <w:szCs w:val="22"/>
+                      <w:lang w:val="en-US"/>
+                    </w:rPr>
+                  </w:rPrChange>
+                </w:rPr>
+                <w:t>30.926</w:t>
+              </w:r>
+            </w:ins>
+            <w:ins w:id="256" w:author="Vilde Bruhn Kinneberg" w:date="2024-09-19T11:55:00Z" w16du:dateUtc="2024-09-19T09:55:00Z">
+              <w:r>
+                <w:rPr>
+                  <w:rFonts w:ascii="Arial" w:hAnsi="Arial" w:cs="Arial"/>
+                  <w:i/>
+                  <w:iCs/>
+                  <w:sz w:val="22"/>
+                  <w:szCs w:val="22"/>
+                  <w:lang w:val="en-US"/>
+                </w:rPr>
+                <w:t>%</w:t>
+              </w:r>
+            </w:ins>
+          </w:p>
+        </w:tc>
+      </w:tr>
+    </w:tbl>
+    <w:p>
+      <w:pPr>
+        <w:spacing w:before="120" w:line="360" w:lineRule="auto"/>
+        <w:jc w:val="both"/>
+        <w:rPr>
+          <w:ins w:id="257" w:author="Vilde Bruhn Kinneberg" w:date="2024-09-19T11:38:00Z" w16du:dateUtc="2024-09-19T09:38:00Z"/>
+          <w:rFonts w:ascii="Arial" w:eastAsia="FangSong" w:hAnsi="Arial" w:cs="Arial"/>
+          <w:color w:val="000000" w:themeColor="text1"/>
+          <w:sz w:val="20"/>
+          <w:szCs w:val="20"/>
+          <w:lang w:val="en-US"/>
+          <w:rPrChange w:id="258" w:author="Vilde Bruhn Kinneberg" w:date="2024-09-19T11:38:00Z" w16du:dateUtc="2024-09-19T09:38:00Z">
+            <w:rPr>
+              <w:ins w:id="259" w:author="Vilde Bruhn Kinneberg" w:date="2024-09-19T11:38:00Z" w16du:dateUtc="2024-09-19T09:38:00Z"/>
+              <w:rFonts w:ascii="Arial" w:eastAsia="FangSong" w:hAnsi="Arial" w:cs="Arial"/>
+              <w:color w:val="000000" w:themeColor="text1"/>
+              <w:lang w:val="en-US"/>
+            </w:rPr>
+          </w:rPrChange>
+        </w:rPr>
+        <w:pPrChange w:id="260" w:author="Vilde Bruhn Kinneberg" w:date="2024-09-19T11:38:00Z" w16du:dateUtc="2024-09-19T09:38:00Z">
+          <w:pPr>
+            <w:spacing w:line="360" w:lineRule="auto"/>
+            <w:jc w:val="both"/>
+          </w:pPr>
+        </w:pPrChange>
+      </w:pPr>
+      <w:ins w:id="261" w:author="Vilde Bruhn Kinneberg" w:date="2024-09-19T11:38:00Z" w16du:dateUtc="2024-09-19T09:38:00Z">
+        <w:r>
+          <w:rPr>
+            <w:rFonts w:ascii="Arial" w:hAnsi="Arial" w:cs="Arial"/>
+            <w:sz w:val="18"/>
+            <w:szCs w:val="18"/>
+            <w:lang w:val="en-US"/>
+          </w:rPr>
+          <w:t>NOTE. –</w:t>
+        </w:r>
+      </w:ins>
+      <w:ins w:id="262" w:author="Vilde Bruhn Kinneberg" w:date="2024-09-19T11:39:00Z" w16du:dateUtc="2024-09-19T09:39:00Z">
+        <w:r>
+          <w:rPr>
+            <w:rFonts w:ascii="Arial" w:hAnsi="Arial" w:cs="Arial"/>
+            <w:sz w:val="18"/>
+            <w:szCs w:val="18"/>
+            <w:lang w:val="en-US"/>
+          </w:rPr>
+          <w:t xml:space="preserve"> </w:t>
+        </w:r>
+      </w:ins>
+      <w:ins w:id="263" w:author="Vilde Bruhn Kinneberg" w:date="2024-09-19T11:46:00Z" w16du:dateUtc="2024-09-19T09:46:00Z">
+        <w:r>
+          <w:rPr>
+            <w:rFonts w:ascii="Arial" w:hAnsi="Arial" w:cs="Arial"/>
+            <w:sz w:val="18"/>
+            <w:szCs w:val="18"/>
+            <w:lang w:val="en-US"/>
+          </w:rPr>
+          <w:t xml:space="preserve">The </w:t>
+        </w:r>
+        <w:r>
+          <w:rPr>
+            <w:rFonts w:ascii="Arial" w:hAnsi="Arial" w:cs="Arial"/>
+            <w:sz w:val="18"/>
+            <w:szCs w:val="18"/>
+            <w:lang w:val="en-US"/>
+          </w:rPr>
+          <w:t>model</w:t>
+        </w:r>
+        <w:r>
+          <w:rPr>
+            <w:rFonts w:ascii="Arial" w:hAnsi="Arial" w:cs="Arial"/>
+            <w:sz w:val="18"/>
+            <w:szCs w:val="18"/>
+            <w:lang w:val="en-US"/>
+          </w:rPr>
+          <w:t xml:space="preserve"> column indicates </w:t>
+        </w:r>
+        <w:r>
+          <w:rPr>
+            <w:rFonts w:ascii="Arial" w:hAnsi="Arial" w:cs="Arial"/>
+            <w:sz w:val="18"/>
+            <w:szCs w:val="18"/>
+            <w:lang w:val="en-US"/>
+          </w:rPr>
+          <w:t>the evolu</w:t>
+        </w:r>
+      </w:ins>
+      <w:ins w:id="264" w:author="Vilde Bruhn Kinneberg" w:date="2024-09-19T11:47:00Z" w16du:dateUtc="2024-09-19T09:47:00Z">
+        <w:r>
+          <w:rPr>
+            <w:rFonts w:ascii="Arial" w:hAnsi="Arial" w:cs="Arial"/>
+            <w:sz w:val="18"/>
+            <w:szCs w:val="18"/>
+            <w:lang w:val="en-US"/>
+          </w:rPr>
+          <w:t>tionary model</w:t>
+        </w:r>
+      </w:ins>
+      <w:ins w:id="265" w:author="Vilde Bruhn Kinneberg" w:date="2024-09-19T11:53:00Z" w16du:dateUtc="2024-09-19T09:53:00Z">
+        <w:r>
+          <w:rPr>
+            <w:rFonts w:ascii="Arial" w:hAnsi="Arial" w:cs="Arial"/>
+            <w:sz w:val="18"/>
+            <w:szCs w:val="18"/>
+            <w:lang w:val="en-US"/>
+          </w:rPr>
+          <w:t>.</w:t>
+        </w:r>
+      </w:ins>
+      <w:ins w:id="266" w:author="Vilde Bruhn Kinneberg" w:date="2024-09-19T11:46:00Z" w16du:dateUtc="2024-09-19T09:46:00Z">
+        <w:r>
+          <w:rPr>
+            <w:rFonts w:ascii="Arial" w:hAnsi="Arial" w:cs="Arial"/>
+            <w:sz w:val="18"/>
+            <w:szCs w:val="18"/>
+            <w:lang w:val="en-US"/>
+          </w:rPr>
+          <w:t xml:space="preserve"> </w:t>
+        </w:r>
+      </w:ins>
+      <w:ins w:id="267" w:author="Vilde Bruhn Kinneberg" w:date="2024-09-19T11:53:00Z" w16du:dateUtc="2024-09-19T09:53:00Z">
+        <w:r>
+          <w:rPr>
+            <w:rFonts w:ascii="Arial" w:hAnsi="Arial" w:cs="Arial"/>
+            <w:sz w:val="18"/>
+            <w:szCs w:val="18"/>
+            <w:lang w:val="en-US"/>
+          </w:rPr>
+          <w:t>T</w:t>
+        </w:r>
+      </w:ins>
+      <w:ins w:id="268" w:author="Vilde Bruhn Kinneberg" w:date="2024-09-19T11:46:00Z" w16du:dateUtc="2024-09-19T09:46:00Z">
+        <w:r>
+          <w:rPr>
+            <w:rFonts w:ascii="Arial" w:hAnsi="Arial" w:cs="Arial"/>
+            <w:sz w:val="18"/>
+            <w:szCs w:val="18"/>
+            <w:lang w:val="en-US"/>
+          </w:rPr>
+          <w:t xml:space="preserve">he </w:t>
+        </w:r>
+      </w:ins>
+      <w:ins w:id="269" w:author="Vilde Bruhn Kinneberg" w:date="2024-09-19T11:47:00Z" w16du:dateUtc="2024-09-19T09:47:00Z">
+        <w:r>
+          <w:rPr>
+            <w:rFonts w:ascii="Arial" w:hAnsi="Arial" w:cs="Arial"/>
+            <w:sz w:val="18"/>
+            <w:szCs w:val="18"/>
+            <w:lang w:val="en-US"/>
+          </w:rPr>
+          <w:t>count</w:t>
+        </w:r>
+      </w:ins>
+      <w:ins w:id="270" w:author="Vilde Bruhn Kinneberg" w:date="2024-09-19T11:49:00Z" w16du:dateUtc="2024-09-19T09:49:00Z">
+        <w:r>
+          <w:rPr>
+            <w:rFonts w:ascii="Arial" w:hAnsi="Arial" w:cs="Arial"/>
+            <w:sz w:val="18"/>
+            <w:szCs w:val="18"/>
+            <w:lang w:val="en-US"/>
+          </w:rPr>
+          <w:t xml:space="preserve"> column</w:t>
+        </w:r>
+      </w:ins>
+      <w:ins w:id="271" w:author="Vilde Bruhn Kinneberg" w:date="2024-09-19T11:46:00Z" w16du:dateUtc="2024-09-19T09:46:00Z">
+        <w:r>
+          <w:rPr>
+            <w:rFonts w:ascii="Arial" w:hAnsi="Arial" w:cs="Arial"/>
+            <w:sz w:val="18"/>
+            <w:szCs w:val="18"/>
+            <w:lang w:val="en-US"/>
+          </w:rPr>
+          <w:t xml:space="preserve"> </w:t>
+        </w:r>
+      </w:ins>
+      <w:ins w:id="272" w:author="Vilde Bruhn Kinneberg" w:date="2024-09-19T11:47:00Z" w16du:dateUtc="2024-09-19T09:47:00Z">
+        <w:r>
+          <w:rPr>
+            <w:rFonts w:ascii="Arial" w:hAnsi="Arial" w:cs="Arial"/>
+            <w:sz w:val="18"/>
+            <w:szCs w:val="18"/>
+            <w:lang w:val="en-US"/>
+          </w:rPr>
+          <w:t>shows the number of time series best explained by the model according to relative fit criteria</w:t>
+        </w:r>
+      </w:ins>
+      <w:ins w:id="273" w:author="Vilde Bruhn Kinneberg" w:date="2024-09-19T11:53:00Z" w16du:dateUtc="2024-09-19T09:53:00Z">
+        <w:r>
+          <w:rPr>
+            <w:rFonts w:ascii="Arial" w:hAnsi="Arial" w:cs="Arial"/>
+            <w:sz w:val="18"/>
+            <w:szCs w:val="18"/>
+            <w:lang w:val="en-US"/>
+          </w:rPr>
+          <w:t>.</w:t>
+        </w:r>
+      </w:ins>
+      <w:ins w:id="274" w:author="Vilde Bruhn Kinneberg" w:date="2024-09-19T11:46:00Z" w16du:dateUtc="2024-09-19T09:46:00Z">
+        <w:r>
+          <w:rPr>
+            <w:rFonts w:ascii="Arial" w:hAnsi="Arial" w:cs="Arial"/>
+            <w:sz w:val="18"/>
+            <w:szCs w:val="18"/>
+            <w:lang w:val="en-US"/>
+          </w:rPr>
+          <w:t xml:space="preserve"> </w:t>
+        </w:r>
+      </w:ins>
+      <w:ins w:id="275" w:author="Vilde Bruhn Kinneberg" w:date="2024-09-19T11:53:00Z" w16du:dateUtc="2024-09-19T09:53:00Z">
+        <w:r>
+          <w:rPr>
+            <w:rFonts w:ascii="Arial" w:hAnsi="Arial" w:cs="Arial"/>
+            <w:sz w:val="18"/>
+            <w:szCs w:val="18"/>
+            <w:lang w:val="en-US"/>
+          </w:rPr>
+          <w:t>T</w:t>
+        </w:r>
+      </w:ins>
+      <w:ins w:id="276" w:author="Vilde Bruhn Kinneberg" w:date="2024-09-19T11:46:00Z" w16du:dateUtc="2024-09-19T09:46:00Z">
+        <w:r>
+          <w:rPr>
+            <w:rFonts w:ascii="Arial" w:hAnsi="Arial" w:cs="Arial"/>
+            <w:sz w:val="18"/>
+            <w:szCs w:val="18"/>
+            <w:lang w:val="en-US"/>
+          </w:rPr>
+          <w:t>he</w:t>
+        </w:r>
+      </w:ins>
+      <w:ins w:id="277" w:author="Vilde Bruhn Kinneberg" w:date="2024-09-19T11:57:00Z" w16du:dateUtc="2024-09-19T09:57:00Z">
+        <w:r>
+          <w:rPr>
+            <w:rFonts w:ascii="Arial" w:hAnsi="Arial" w:cs="Arial"/>
+            <w:sz w:val="18"/>
+            <w:szCs w:val="18"/>
+            <w:lang w:val="en-US"/>
+          </w:rPr>
+          <w:t xml:space="preserve"> percentage </w:t>
+        </w:r>
+      </w:ins>
+      <w:ins w:id="278" w:author="Vilde Bruhn Kinneberg" w:date="2024-09-19T11:46:00Z" w16du:dateUtc="2024-09-19T09:46:00Z">
+        <w:r>
+          <w:rPr>
+            <w:rFonts w:ascii="Arial" w:hAnsi="Arial" w:cs="Arial"/>
+            <w:sz w:val="18"/>
+            <w:szCs w:val="18"/>
+            <w:lang w:val="en-US"/>
+          </w:rPr>
+          <w:t>column</w:t>
+        </w:r>
+      </w:ins>
+      <w:ins w:id="279" w:author="Vilde Bruhn Kinneberg" w:date="2024-09-19T11:57:00Z" w16du:dateUtc="2024-09-19T09:57:00Z">
+        <w:r>
+          <w:rPr>
+            <w:rFonts w:ascii="Arial" w:hAnsi="Arial" w:cs="Arial"/>
+            <w:sz w:val="18"/>
+            <w:szCs w:val="18"/>
+            <w:lang w:val="en-US"/>
+          </w:rPr>
+          <w:t xml:space="preserve"> (%)</w:t>
+        </w:r>
+      </w:ins>
+      <w:ins w:id="280" w:author="Vilde Bruhn Kinneberg" w:date="2024-09-19T11:46:00Z" w16du:dateUtc="2024-09-19T09:46:00Z">
+        <w:r>
+          <w:rPr>
+            <w:rFonts w:ascii="Arial" w:hAnsi="Arial" w:cs="Arial"/>
+            <w:sz w:val="18"/>
+            <w:szCs w:val="18"/>
+            <w:lang w:val="en-US"/>
+          </w:rPr>
+          <w:t xml:space="preserve"> shows </w:t>
+        </w:r>
+      </w:ins>
+      <w:ins w:id="281" w:author="Vilde Bruhn Kinneberg" w:date="2024-09-19T11:48:00Z" w16du:dateUtc="2024-09-19T09:48:00Z">
+        <w:r>
+          <w:rPr>
+            <w:rFonts w:ascii="Arial" w:hAnsi="Arial" w:cs="Arial"/>
+            <w:sz w:val="18"/>
+            <w:szCs w:val="18"/>
+            <w:lang w:val="en-US"/>
+          </w:rPr>
+          <w:t xml:space="preserve">the percentage of total number of time series </w:t>
+        </w:r>
+      </w:ins>
+      <w:ins w:id="282" w:author="Vilde Bruhn Kinneberg" w:date="2024-09-19T11:49:00Z" w16du:dateUtc="2024-09-19T09:49:00Z">
+        <w:r>
+          <w:rPr>
+            <w:rFonts w:ascii="Arial" w:hAnsi="Arial" w:cs="Arial"/>
+            <w:sz w:val="18"/>
+            <w:szCs w:val="18"/>
+            <w:lang w:val="en-US"/>
+          </w:rPr>
+          <w:t>(total count)</w:t>
+        </w:r>
+      </w:ins>
+      <w:ins w:id="283" w:author="Vilde Bruhn Kinneberg" w:date="2024-09-19T11:48:00Z" w16du:dateUtc="2024-09-19T09:48:00Z">
+        <w:r>
+          <w:rPr>
+            <w:rFonts w:ascii="Arial" w:hAnsi="Arial" w:cs="Arial"/>
+            <w:sz w:val="18"/>
+            <w:szCs w:val="18"/>
+            <w:lang w:val="en-US"/>
+          </w:rPr>
+          <w:t xml:space="preserve"> best explained by the model</w:t>
+        </w:r>
+      </w:ins>
+      <w:ins w:id="284" w:author="Vilde Bruhn Kinneberg" w:date="2024-09-19T11:46:00Z" w16du:dateUtc="2024-09-19T09:46:00Z">
+        <w:r>
+          <w:rPr>
+            <w:rFonts w:ascii="Arial" w:hAnsi="Arial" w:cs="Arial"/>
+            <w:sz w:val="18"/>
+            <w:szCs w:val="18"/>
+            <w:lang w:val="en-US"/>
+          </w:rPr>
+          <w:t>.</w:t>
+        </w:r>
+      </w:ins>
+    </w:p>
+    <w:p>
+      <w:pPr>
+        <w:spacing w:line="360" w:lineRule="auto"/>
+        <w:jc w:val="both"/>
+        <w:rPr>
+          <w:ins w:id="285" w:author="Vilde Bruhn Kinneberg" w:date="2024-09-19T11:38:00Z" w16du:dateUtc="2024-09-19T09:38:00Z"/>
+          <w:rFonts w:ascii="Arial" w:eastAsia="FangSong" w:hAnsi="Arial" w:cs="Arial"/>
           <w:color w:val="000000" w:themeColor="text1"/>
           <w:lang w:val="en-US"/>
         </w:rPr>
@@ -864,28 +4365,9 @@
         <w:spacing w:line="360" w:lineRule="auto"/>
         <w:jc w:val="both"/>
         <w:rPr>
-          <w:rFonts w:ascii="Arial" w:eastAsia="FangSong" w:hAnsi="Arial" w:cs="Arial"/>
-          <w:color w:val="000000" w:themeColor="text1"/>
-          <w:lang w:val="en-US"/>
-        </w:rPr>
-      </w:pPr>
-      <w:r>
-        <w:rPr>
-          <w:rFonts w:ascii="Arial" w:eastAsia="FangSong" w:hAnsi="Arial" w:cs="Arial"/>
-          <w:color w:val="000000" w:themeColor="text1"/>
-          <w:lang w:val="en-US"/>
-        </w:rPr>
-        <w:lastRenderedPageBreak/>
-        <w:t>DISCUSSION</w:t>
-      </w:r>
-    </w:p>
-    <w:p>
-      <w:pPr>
-        <w:spacing w:line="360" w:lineRule="auto"/>
-        <w:jc w:val="both"/>
-        <w:rPr>
-          <w:rFonts w:ascii="Arial" w:eastAsia="FangSong" w:hAnsi="Arial" w:cs="Arial"/>
-          <w:color w:val="FF0000"/>
+          <w:ins w:id="286" w:author="Vilde Bruhn Kinneberg" w:date="2024-09-19T11:29:00Z" w16du:dateUtc="2024-09-19T09:29:00Z"/>
+          <w:rFonts w:ascii="Arial" w:eastAsia="FangSong" w:hAnsi="Arial" w:cs="Arial"/>
+          <w:color w:val="000000" w:themeColor="text1"/>
           <w:lang w:val="en-US"/>
         </w:rPr>
       </w:pPr>
@@ -895,6 +4377,2305 @@
         <w:spacing w:line="360" w:lineRule="auto"/>
         <w:jc w:val="both"/>
         <w:rPr>
+          <w:ins w:id="287" w:author="Vilde Bruhn Kinneberg" w:date="2024-09-19T11:29:00Z" w16du:dateUtc="2024-09-19T09:29:00Z"/>
+          <w:rFonts w:ascii="Arial" w:eastAsia="FangSong" w:hAnsi="Arial" w:cs="Arial"/>
+          <w:color w:val="000000" w:themeColor="text1"/>
+          <w:lang w:val="en-US"/>
+        </w:rPr>
+      </w:pPr>
+      <w:ins w:id="288" w:author="Vilde Bruhn Kinneberg" w:date="2024-09-19T11:35:00Z" w16du:dateUtc="2024-09-19T09:35:00Z">
+        <w:r>
+          <w:rPr>
+            <w:rFonts w:ascii="Arial" w:eastAsia="FangSong" w:hAnsi="Arial" w:cs="Arial"/>
+            <w:b/>
+            <w:bCs/>
+            <w:color w:val="000000" w:themeColor="text1"/>
+            <w:sz w:val="20"/>
+            <w:szCs w:val="20"/>
+            <w:lang w:val="en-US"/>
+          </w:rPr>
+          <w:t xml:space="preserve">Table </w:t>
+        </w:r>
+        <w:r>
+          <w:rPr>
+            <w:rFonts w:ascii="Arial" w:eastAsia="FangSong" w:hAnsi="Arial" w:cs="Arial"/>
+            <w:b/>
+            <w:bCs/>
+            <w:color w:val="000000" w:themeColor="text1"/>
+            <w:sz w:val="20"/>
+            <w:szCs w:val="20"/>
+            <w:lang w:val="en-US"/>
+          </w:rPr>
+          <w:t>2</w:t>
+        </w:r>
+        <w:r>
+          <w:rPr>
+            <w:rFonts w:ascii="Arial" w:eastAsia="FangSong" w:hAnsi="Arial" w:cs="Arial"/>
+            <w:b/>
+            <w:bCs/>
+            <w:color w:val="000000" w:themeColor="text1"/>
+            <w:sz w:val="20"/>
+            <w:szCs w:val="20"/>
+            <w:lang w:val="en-US"/>
+          </w:rPr>
+          <w:t xml:space="preserve">. Models explaining time series best according to </w:t>
+        </w:r>
+        <w:r>
+          <w:rPr>
+            <w:rFonts w:ascii="Arial" w:eastAsia="FangSong" w:hAnsi="Arial" w:cs="Arial"/>
+            <w:b/>
+            <w:bCs/>
+            <w:color w:val="000000" w:themeColor="text1"/>
+            <w:sz w:val="20"/>
+            <w:szCs w:val="20"/>
+            <w:lang w:val="en-US"/>
+          </w:rPr>
+          <w:t>absolute</w:t>
+        </w:r>
+        <w:r>
+          <w:rPr>
+            <w:rFonts w:ascii="Arial" w:eastAsia="FangSong" w:hAnsi="Arial" w:cs="Arial"/>
+            <w:b/>
+            <w:bCs/>
+            <w:color w:val="000000" w:themeColor="text1"/>
+            <w:sz w:val="20"/>
+            <w:szCs w:val="20"/>
+            <w:lang w:val="en-US"/>
+          </w:rPr>
+          <w:t xml:space="preserve"> fit.</w:t>
+        </w:r>
+      </w:ins>
+    </w:p>
+    <w:tbl>
+      <w:tblPr>
+        <w:tblStyle w:val="Tabellrutenett"/>
+        <w:tblpPr w:leftFromText="142" w:rightFromText="142" w:vertAnchor="text" w:horzAnchor="margin" w:tblpY="1"/>
+        <w:tblW w:w="0" w:type="auto"/>
+        <w:tblLayout w:type="fixed"/>
+        <w:tblLook w:val="04A0" w:firstRow="1" w:lastRow="0" w:firstColumn="1" w:lastColumn="0" w:noHBand="0" w:noVBand="1"/>
+        <w:tblPrChange w:id="289" w:author="Vilde Bruhn Kinneberg" w:date="2024-09-19T11:56:00Z" w16du:dateUtc="2024-09-19T09:56:00Z">
+          <w:tblPr>
+            <w:tblStyle w:val="Tabellrutenett"/>
+            <w:tblpPr w:leftFromText="142" w:rightFromText="142" w:vertAnchor="text" w:horzAnchor="margin" w:tblpY="1"/>
+            <w:tblW w:w="0" w:type="auto"/>
+            <w:tblLayout w:type="fixed"/>
+            <w:tblLook w:val="04A0" w:firstRow="1" w:lastRow="0" w:firstColumn="1" w:lastColumn="0" w:noHBand="0" w:noVBand="1"/>
+          </w:tblPr>
+        </w:tblPrChange>
+      </w:tblPr>
+      <w:tblGrid>
+        <w:gridCol w:w="5954"/>
+        <w:gridCol w:w="1276"/>
+        <w:gridCol w:w="1842"/>
+        <w:tblGridChange w:id="290">
+          <w:tblGrid>
+            <w:gridCol w:w="4395"/>
+            <w:gridCol w:w="1559"/>
+            <w:gridCol w:w="1276"/>
+            <w:gridCol w:w="1842"/>
+          </w:tblGrid>
+        </w:tblGridChange>
+      </w:tblGrid>
+      <w:tr>
+        <w:trPr>
+          <w:ins w:id="291" w:author="Vilde Bruhn Kinneberg" w:date="2024-09-19T11:29:00Z" w16du:dateUtc="2024-09-19T09:29:00Z"/>
+        </w:trPr>
+        <w:tc>
+          <w:tcPr>
+            <w:tcW w:w="5954" w:type="dxa"/>
+            <w:tcBorders>
+              <w:top w:val="single" w:sz="18" w:space="0" w:color="auto"/>
+              <w:left w:val="nil"/>
+              <w:bottom w:val="single" w:sz="18" w:space="0" w:color="auto"/>
+              <w:right w:val="nil"/>
+            </w:tcBorders>
+            <w:shd w:val="clear" w:color="auto" w:fill="81B6CC"/>
+            <w:tcPrChange w:id="292" w:author="Vilde Bruhn Kinneberg" w:date="2024-09-19T11:56:00Z" w16du:dateUtc="2024-09-19T09:56:00Z">
+              <w:tcPr>
+                <w:tcW w:w="5954" w:type="dxa"/>
+                <w:gridSpan w:val="2"/>
+                <w:tcBorders>
+                  <w:top w:val="single" w:sz="18" w:space="0" w:color="auto"/>
+                  <w:left w:val="nil"/>
+                  <w:bottom w:val="single" w:sz="18" w:space="0" w:color="auto"/>
+                  <w:right w:val="nil"/>
+                </w:tcBorders>
+                <w:shd w:val="clear" w:color="auto" w:fill="95BDB1"/>
+              </w:tcPr>
+            </w:tcPrChange>
+          </w:tcPr>
+          <w:p>
+            <w:pPr>
+              <w:spacing w:before="120" w:after="120" w:line="340" w:lineRule="exact"/>
+              <w:rPr>
+                <w:ins w:id="293" w:author="Vilde Bruhn Kinneberg" w:date="2024-09-19T11:29:00Z" w16du:dateUtc="2024-09-19T09:29:00Z"/>
+                <w:rFonts w:ascii="Arial" w:hAnsi="Arial" w:cs="Arial"/>
+                <w:sz w:val="22"/>
+                <w:szCs w:val="22"/>
+                <w:lang w:val="en-US"/>
+              </w:rPr>
+            </w:pPr>
+            <w:ins w:id="294" w:author="Vilde Bruhn Kinneberg" w:date="2024-09-19T11:29:00Z" w16du:dateUtc="2024-09-19T09:29:00Z">
+              <w:r>
+                <w:rPr>
+                  <w:rFonts w:ascii="Arial" w:hAnsi="Arial" w:cs="Arial"/>
+                  <w:sz w:val="22"/>
+                  <w:szCs w:val="22"/>
+                  <w:lang w:val="en-US"/>
+                </w:rPr>
+                <w:t>MODEL</w:t>
+              </w:r>
+            </w:ins>
+          </w:p>
+        </w:tc>
+        <w:tc>
+          <w:tcPr>
+            <w:tcW w:w="1276" w:type="dxa"/>
+            <w:tcBorders>
+              <w:top w:val="single" w:sz="18" w:space="0" w:color="auto"/>
+              <w:left w:val="nil"/>
+              <w:bottom w:val="single" w:sz="18" w:space="0" w:color="auto"/>
+              <w:right w:val="nil"/>
+            </w:tcBorders>
+            <w:shd w:val="clear" w:color="auto" w:fill="81B6CC"/>
+            <w:tcPrChange w:id="295" w:author="Vilde Bruhn Kinneberg" w:date="2024-09-19T11:56:00Z" w16du:dateUtc="2024-09-19T09:56:00Z">
+              <w:tcPr>
+                <w:tcW w:w="1276" w:type="dxa"/>
+                <w:tcBorders>
+                  <w:top w:val="single" w:sz="18" w:space="0" w:color="auto"/>
+                  <w:left w:val="nil"/>
+                  <w:bottom w:val="single" w:sz="18" w:space="0" w:color="auto"/>
+                  <w:right w:val="nil"/>
+                </w:tcBorders>
+                <w:shd w:val="clear" w:color="auto" w:fill="95BDB1"/>
+              </w:tcPr>
+            </w:tcPrChange>
+          </w:tcPr>
+          <w:p>
+            <w:pPr>
+              <w:spacing w:before="120" w:after="120" w:line="340" w:lineRule="exact"/>
+              <w:jc w:val="center"/>
+              <w:rPr>
+                <w:ins w:id="296" w:author="Vilde Bruhn Kinneberg" w:date="2024-09-19T11:29:00Z" w16du:dateUtc="2024-09-19T09:29:00Z"/>
+                <w:rFonts w:ascii="Arial" w:hAnsi="Arial" w:cs="Arial"/>
+                <w:sz w:val="22"/>
+                <w:szCs w:val="22"/>
+                <w:lang w:val="en-US"/>
+              </w:rPr>
+            </w:pPr>
+            <w:ins w:id="297" w:author="Vilde Bruhn Kinneberg" w:date="2024-09-19T11:29:00Z" w16du:dateUtc="2024-09-19T09:29:00Z">
+              <w:r>
+                <w:rPr>
+                  <w:rFonts w:ascii="Arial" w:hAnsi="Arial" w:cs="Arial"/>
+                  <w:sz w:val="22"/>
+                  <w:szCs w:val="22"/>
+                  <w:lang w:val="en-US"/>
+                </w:rPr>
+                <w:t>COUNT</w:t>
+              </w:r>
+            </w:ins>
+          </w:p>
+        </w:tc>
+        <w:tc>
+          <w:tcPr>
+            <w:tcW w:w="1842" w:type="dxa"/>
+            <w:tcBorders>
+              <w:top w:val="single" w:sz="18" w:space="0" w:color="auto"/>
+              <w:left w:val="nil"/>
+              <w:bottom w:val="single" w:sz="18" w:space="0" w:color="auto"/>
+              <w:right w:val="nil"/>
+            </w:tcBorders>
+            <w:shd w:val="clear" w:color="auto" w:fill="81B6CC"/>
+            <w:tcPrChange w:id="298" w:author="Vilde Bruhn Kinneberg" w:date="2024-09-19T11:56:00Z" w16du:dateUtc="2024-09-19T09:56:00Z">
+              <w:tcPr>
+                <w:tcW w:w="1842" w:type="dxa"/>
+                <w:tcBorders>
+                  <w:top w:val="single" w:sz="18" w:space="0" w:color="auto"/>
+                  <w:left w:val="nil"/>
+                  <w:bottom w:val="single" w:sz="18" w:space="0" w:color="auto"/>
+                  <w:right w:val="nil"/>
+                </w:tcBorders>
+                <w:shd w:val="clear" w:color="auto" w:fill="95BDB1"/>
+              </w:tcPr>
+            </w:tcPrChange>
+          </w:tcPr>
+          <w:p>
+            <w:pPr>
+              <w:spacing w:before="120" w:after="120" w:line="340" w:lineRule="exact"/>
+              <w:jc w:val="right"/>
+              <w:rPr>
+                <w:ins w:id="299" w:author="Vilde Bruhn Kinneberg" w:date="2024-09-19T11:29:00Z" w16du:dateUtc="2024-09-19T09:29:00Z"/>
+                <w:rFonts w:ascii="Arial" w:hAnsi="Arial" w:cs="Arial"/>
+                <w:sz w:val="22"/>
+                <w:szCs w:val="22"/>
+                <w:lang w:val="en-US"/>
+              </w:rPr>
+            </w:pPr>
+            <w:ins w:id="300" w:author="Vilde Bruhn Kinneberg" w:date="2024-09-19T11:30:00Z" w16du:dateUtc="2024-09-19T09:30:00Z">
+              <w:r>
+                <w:rPr>
+                  <w:rFonts w:ascii="Arial" w:hAnsi="Arial" w:cs="Arial"/>
+                  <w:sz w:val="22"/>
+                  <w:szCs w:val="22"/>
+                  <w:lang w:val="en-US"/>
+                </w:rPr>
+                <w:t>% PASSED</w:t>
+              </w:r>
+            </w:ins>
+          </w:p>
+        </w:tc>
+      </w:tr>
+      <w:tr>
+        <w:trPr>
+          <w:ins w:id="301" w:author="Vilde Bruhn Kinneberg" w:date="2024-09-19T11:29:00Z" w16du:dateUtc="2024-09-19T09:29:00Z"/>
+        </w:trPr>
+        <w:tc>
+          <w:tcPr>
+            <w:tcW w:w="5954" w:type="dxa"/>
+            <w:tcBorders>
+              <w:top w:val="single" w:sz="18" w:space="0" w:color="auto"/>
+              <w:left w:val="nil"/>
+              <w:bottom w:val="nil"/>
+              <w:right w:val="nil"/>
+            </w:tcBorders>
+            <w:tcPrChange w:id="302" w:author="Vilde Bruhn Kinneberg" w:date="2024-09-19T11:43:00Z" w16du:dateUtc="2024-09-19T09:43:00Z">
+              <w:tcPr>
+                <w:tcW w:w="4395" w:type="dxa"/>
+                <w:tcBorders>
+                  <w:top w:val="single" w:sz="18" w:space="0" w:color="auto"/>
+                  <w:left w:val="nil"/>
+                  <w:bottom w:val="nil"/>
+                  <w:right w:val="nil"/>
+                </w:tcBorders>
+              </w:tcPr>
+            </w:tcPrChange>
+          </w:tcPr>
+          <w:p>
+            <w:pPr>
+              <w:spacing w:after="120" w:line="340" w:lineRule="exact"/>
+              <w:rPr>
+                <w:ins w:id="303" w:author="Vilde Bruhn Kinneberg" w:date="2024-09-19T11:29:00Z" w16du:dateUtc="2024-09-19T09:29:00Z"/>
+                <w:rFonts w:ascii="Arial" w:hAnsi="Arial" w:cs="Arial"/>
+                <w:sz w:val="22"/>
+                <w:szCs w:val="22"/>
+                <w:lang w:val="en-US"/>
+              </w:rPr>
+            </w:pPr>
+            <w:ins w:id="304" w:author="Vilde Bruhn Kinneberg" w:date="2024-09-19T11:41:00Z" w16du:dateUtc="2024-09-19T09:41:00Z">
+              <w:r>
+                <w:rPr>
+                  <w:rFonts w:ascii="Arial" w:hAnsi="Arial" w:cs="Arial"/>
+                  <w:sz w:val="22"/>
+                  <w:szCs w:val="22"/>
+                  <w:lang w:val="en-US"/>
+                </w:rPr>
+                <w:t>Directional change</w:t>
+              </w:r>
+            </w:ins>
+          </w:p>
+        </w:tc>
+        <w:tc>
+          <w:tcPr>
+            <w:tcW w:w="1276" w:type="dxa"/>
+            <w:tcBorders>
+              <w:top w:val="single" w:sz="18" w:space="0" w:color="auto"/>
+              <w:left w:val="nil"/>
+              <w:bottom w:val="nil"/>
+              <w:right w:val="nil"/>
+            </w:tcBorders>
+            <w:tcPrChange w:id="305" w:author="Vilde Bruhn Kinneberg" w:date="2024-09-19T11:43:00Z" w16du:dateUtc="2024-09-19T09:43:00Z">
+              <w:tcPr>
+                <w:tcW w:w="2835" w:type="dxa"/>
+                <w:gridSpan w:val="2"/>
+                <w:tcBorders>
+                  <w:top w:val="single" w:sz="18" w:space="0" w:color="auto"/>
+                  <w:left w:val="nil"/>
+                  <w:bottom w:val="nil"/>
+                  <w:right w:val="nil"/>
+                </w:tcBorders>
+              </w:tcPr>
+            </w:tcPrChange>
+          </w:tcPr>
+          <w:p>
+            <w:pPr>
+              <w:spacing w:after="120" w:line="340" w:lineRule="exact"/>
+              <w:jc w:val="center"/>
+              <w:rPr>
+                <w:ins w:id="306" w:author="Vilde Bruhn Kinneberg" w:date="2024-09-19T11:29:00Z" w16du:dateUtc="2024-09-19T09:29:00Z"/>
+                <w:rFonts w:ascii="Arial" w:hAnsi="Arial" w:cs="Arial"/>
+                <w:sz w:val="22"/>
+                <w:szCs w:val="22"/>
+                <w:lang w:val="en-US"/>
+              </w:rPr>
+            </w:pPr>
+            <w:ins w:id="307" w:author="Vilde Bruhn Kinneberg" w:date="2024-09-19T11:31:00Z" w16du:dateUtc="2024-09-19T09:31:00Z">
+              <w:r>
+                <w:rPr>
+                  <w:rFonts w:ascii="Arial" w:hAnsi="Arial" w:cs="Arial"/>
+                  <w:sz w:val="22"/>
+                  <w:szCs w:val="22"/>
+                  <w:lang w:val="en-US"/>
+                </w:rPr>
+                <w:t>37</w:t>
+              </w:r>
+            </w:ins>
+          </w:p>
+        </w:tc>
+        <w:tc>
+          <w:tcPr>
+            <w:tcW w:w="1842" w:type="dxa"/>
+            <w:tcBorders>
+              <w:top w:val="single" w:sz="18" w:space="0" w:color="auto"/>
+              <w:left w:val="nil"/>
+              <w:bottom w:val="nil"/>
+              <w:right w:val="nil"/>
+            </w:tcBorders>
+            <w:tcPrChange w:id="308" w:author="Vilde Bruhn Kinneberg" w:date="2024-09-19T11:43:00Z" w16du:dateUtc="2024-09-19T09:43:00Z">
+              <w:tcPr>
+                <w:tcW w:w="1842" w:type="dxa"/>
+                <w:tcBorders>
+                  <w:top w:val="single" w:sz="18" w:space="0" w:color="auto"/>
+                  <w:left w:val="nil"/>
+                  <w:bottom w:val="nil"/>
+                  <w:right w:val="nil"/>
+                </w:tcBorders>
+              </w:tcPr>
+            </w:tcPrChange>
+          </w:tcPr>
+          <w:p>
+            <w:pPr>
+              <w:spacing w:after="120" w:line="340" w:lineRule="exact"/>
+              <w:jc w:val="right"/>
+              <w:rPr>
+                <w:ins w:id="309" w:author="Vilde Bruhn Kinneberg" w:date="2024-09-19T11:29:00Z" w16du:dateUtc="2024-09-19T09:29:00Z"/>
+                <w:rFonts w:ascii="Arial" w:hAnsi="Arial" w:cs="Arial"/>
+                <w:sz w:val="22"/>
+                <w:szCs w:val="22"/>
+                <w:lang w:val="en-US"/>
+              </w:rPr>
+            </w:pPr>
+            <w:ins w:id="310" w:author="Vilde Bruhn Kinneberg" w:date="2024-09-19T11:29:00Z" w16du:dateUtc="2024-09-19T09:29:00Z">
+              <w:r>
+                <w:rPr>
+                  <w:rFonts w:ascii="Arial" w:hAnsi="Arial" w:cs="Arial"/>
+                  <w:sz w:val="22"/>
+                  <w:szCs w:val="22"/>
+                </w:rPr>
+                <w:t xml:space="preserve">  </w:t>
+              </w:r>
+              <w:r>
+                <w:rPr>
+                  <w:rFonts w:ascii="Arial" w:hAnsi="Arial" w:cs="Arial"/>
+                  <w:sz w:val="22"/>
+                  <w:szCs w:val="22"/>
+                </w:rPr>
+                <w:t>9</w:t>
+              </w:r>
+            </w:ins>
+            <w:ins w:id="311" w:author="Vilde Bruhn Kinneberg" w:date="2024-09-19T11:31:00Z" w16du:dateUtc="2024-09-19T09:31:00Z">
+              <w:r>
+                <w:rPr>
+                  <w:rFonts w:ascii="Arial" w:hAnsi="Arial" w:cs="Arial"/>
+                  <w:sz w:val="22"/>
+                  <w:szCs w:val="22"/>
+                </w:rPr>
+                <w:t>2.500</w:t>
+              </w:r>
+            </w:ins>
+          </w:p>
+        </w:tc>
+      </w:tr>
+      <w:tr>
+        <w:trPr>
+          <w:ins w:id="312" w:author="Vilde Bruhn Kinneberg" w:date="2024-09-19T11:29:00Z" w16du:dateUtc="2024-09-19T09:29:00Z"/>
+        </w:trPr>
+        <w:tc>
+          <w:tcPr>
+            <w:tcW w:w="5954" w:type="dxa"/>
+            <w:tcBorders>
+              <w:top w:val="nil"/>
+              <w:left w:val="nil"/>
+              <w:bottom w:val="nil"/>
+              <w:right w:val="nil"/>
+            </w:tcBorders>
+            <w:tcPrChange w:id="313" w:author="Vilde Bruhn Kinneberg" w:date="2024-09-19T11:43:00Z" w16du:dateUtc="2024-09-19T09:43:00Z">
+              <w:tcPr>
+                <w:tcW w:w="4395" w:type="dxa"/>
+                <w:tcBorders>
+                  <w:top w:val="nil"/>
+                  <w:left w:val="nil"/>
+                  <w:bottom w:val="nil"/>
+                  <w:right w:val="nil"/>
+                </w:tcBorders>
+              </w:tcPr>
+            </w:tcPrChange>
+          </w:tcPr>
+          <w:p>
+            <w:pPr>
+              <w:spacing w:after="120" w:line="340" w:lineRule="exact"/>
+              <w:rPr>
+                <w:ins w:id="314" w:author="Vilde Bruhn Kinneberg" w:date="2024-09-19T11:29:00Z" w16du:dateUtc="2024-09-19T09:29:00Z"/>
+                <w:rFonts w:ascii="Arial" w:hAnsi="Arial" w:cs="Arial"/>
+                <w:sz w:val="22"/>
+                <w:szCs w:val="22"/>
+                <w:lang w:val="en-US"/>
+              </w:rPr>
+            </w:pPr>
+            <w:ins w:id="315" w:author="Vilde Bruhn Kinneberg" w:date="2024-09-19T11:42:00Z" w16du:dateUtc="2024-09-19T09:42:00Z">
+              <w:r>
+                <w:rPr>
+                  <w:rFonts w:ascii="Arial" w:hAnsi="Arial" w:cs="Arial"/>
+                  <w:sz w:val="22"/>
+                  <w:szCs w:val="22"/>
+                  <w:lang w:val="en-US"/>
+                </w:rPr>
+                <w:t>Unbiased random walk</w:t>
+              </w:r>
+            </w:ins>
+          </w:p>
+        </w:tc>
+        <w:tc>
+          <w:tcPr>
+            <w:tcW w:w="1276" w:type="dxa"/>
+            <w:tcBorders>
+              <w:top w:val="nil"/>
+              <w:left w:val="nil"/>
+              <w:bottom w:val="nil"/>
+              <w:right w:val="nil"/>
+            </w:tcBorders>
+            <w:tcPrChange w:id="316" w:author="Vilde Bruhn Kinneberg" w:date="2024-09-19T11:43:00Z" w16du:dateUtc="2024-09-19T09:43:00Z">
+              <w:tcPr>
+                <w:tcW w:w="2835" w:type="dxa"/>
+                <w:gridSpan w:val="2"/>
+                <w:tcBorders>
+                  <w:top w:val="nil"/>
+                  <w:left w:val="nil"/>
+                  <w:bottom w:val="nil"/>
+                  <w:right w:val="nil"/>
+                </w:tcBorders>
+              </w:tcPr>
+            </w:tcPrChange>
+          </w:tcPr>
+          <w:p>
+            <w:pPr>
+              <w:spacing w:after="120" w:line="340" w:lineRule="exact"/>
+              <w:jc w:val="center"/>
+              <w:rPr>
+                <w:ins w:id="317" w:author="Vilde Bruhn Kinneberg" w:date="2024-09-19T11:29:00Z" w16du:dateUtc="2024-09-19T09:29:00Z"/>
+                <w:rFonts w:ascii="Arial" w:hAnsi="Arial" w:cs="Arial"/>
+                <w:sz w:val="22"/>
+                <w:szCs w:val="22"/>
+                <w:lang w:val="en-US"/>
+              </w:rPr>
+            </w:pPr>
+            <w:ins w:id="318" w:author="Vilde Bruhn Kinneberg" w:date="2024-09-19T11:31:00Z" w16du:dateUtc="2024-09-19T09:31:00Z">
+              <w:r>
+                <w:rPr>
+                  <w:rFonts w:ascii="Arial" w:hAnsi="Arial" w:cs="Arial"/>
+                  <w:sz w:val="22"/>
+                  <w:szCs w:val="22"/>
+                  <w:lang w:val="en-US"/>
+                </w:rPr>
+                <w:t>100</w:t>
+              </w:r>
+            </w:ins>
+          </w:p>
+        </w:tc>
+        <w:tc>
+          <w:tcPr>
+            <w:tcW w:w="1842" w:type="dxa"/>
+            <w:tcBorders>
+              <w:top w:val="nil"/>
+              <w:left w:val="nil"/>
+              <w:bottom w:val="nil"/>
+              <w:right w:val="nil"/>
+            </w:tcBorders>
+            <w:tcPrChange w:id="319" w:author="Vilde Bruhn Kinneberg" w:date="2024-09-19T11:43:00Z" w16du:dateUtc="2024-09-19T09:43:00Z">
+              <w:tcPr>
+                <w:tcW w:w="1842" w:type="dxa"/>
+                <w:tcBorders>
+                  <w:top w:val="nil"/>
+                  <w:left w:val="nil"/>
+                  <w:bottom w:val="nil"/>
+                  <w:right w:val="nil"/>
+                </w:tcBorders>
+              </w:tcPr>
+            </w:tcPrChange>
+          </w:tcPr>
+          <w:p>
+            <w:pPr>
+              <w:spacing w:after="120" w:line="340" w:lineRule="exact"/>
+              <w:jc w:val="right"/>
+              <w:rPr>
+                <w:ins w:id="320" w:author="Vilde Bruhn Kinneberg" w:date="2024-09-19T11:29:00Z" w16du:dateUtc="2024-09-19T09:29:00Z"/>
+                <w:rFonts w:ascii="Arial" w:hAnsi="Arial" w:cs="Arial"/>
+                <w:sz w:val="22"/>
+                <w:szCs w:val="22"/>
+                <w:lang w:val="en-US"/>
+              </w:rPr>
+            </w:pPr>
+            <w:ins w:id="321" w:author="Vilde Bruhn Kinneberg" w:date="2024-09-19T11:32:00Z" w16du:dateUtc="2024-09-19T09:32:00Z">
+              <w:r>
+                <w:rPr>
+                  <w:rFonts w:ascii="Arial" w:hAnsi="Arial" w:cs="Arial"/>
+                  <w:sz w:val="22"/>
+                  <w:szCs w:val="22"/>
+                  <w:lang w:val="en-US"/>
+                </w:rPr>
+                <w:t>90.909</w:t>
+              </w:r>
+            </w:ins>
+          </w:p>
+        </w:tc>
+      </w:tr>
+      <w:tr>
+        <w:trPr>
+          <w:ins w:id="322" w:author="Vilde Bruhn Kinneberg" w:date="2024-09-19T11:29:00Z" w16du:dateUtc="2024-09-19T09:29:00Z"/>
+        </w:trPr>
+        <w:tc>
+          <w:tcPr>
+            <w:tcW w:w="5954" w:type="dxa"/>
+            <w:tcBorders>
+              <w:top w:val="nil"/>
+              <w:left w:val="nil"/>
+              <w:bottom w:val="nil"/>
+              <w:right w:val="nil"/>
+            </w:tcBorders>
+            <w:tcPrChange w:id="323" w:author="Vilde Bruhn Kinneberg" w:date="2024-09-19T11:43:00Z" w16du:dateUtc="2024-09-19T09:43:00Z">
+              <w:tcPr>
+                <w:tcW w:w="4395" w:type="dxa"/>
+                <w:tcBorders>
+                  <w:top w:val="nil"/>
+                  <w:left w:val="nil"/>
+                  <w:bottom w:val="nil"/>
+                  <w:right w:val="nil"/>
+                </w:tcBorders>
+              </w:tcPr>
+            </w:tcPrChange>
+          </w:tcPr>
+          <w:p>
+            <w:pPr>
+              <w:spacing w:after="120" w:line="340" w:lineRule="exact"/>
+              <w:rPr>
+                <w:ins w:id="324" w:author="Vilde Bruhn Kinneberg" w:date="2024-09-19T11:29:00Z" w16du:dateUtc="2024-09-19T09:29:00Z"/>
+                <w:rFonts w:ascii="Arial" w:hAnsi="Arial" w:cs="Arial"/>
+                <w:sz w:val="22"/>
+                <w:szCs w:val="22"/>
+                <w:lang w:val="en-US"/>
+              </w:rPr>
+            </w:pPr>
+            <w:ins w:id="325" w:author="Vilde Bruhn Kinneberg" w:date="2024-09-19T11:29:00Z" w16du:dateUtc="2024-09-19T09:29:00Z">
+              <w:r>
+                <w:rPr>
+                  <w:rFonts w:ascii="Arial" w:hAnsi="Arial" w:cs="Arial"/>
+                  <w:sz w:val="22"/>
+                  <w:szCs w:val="22"/>
+                  <w:lang w:val="en-US"/>
+                </w:rPr>
+                <w:t>Stasis</w:t>
+              </w:r>
+            </w:ins>
+          </w:p>
+        </w:tc>
+        <w:tc>
+          <w:tcPr>
+            <w:tcW w:w="1276" w:type="dxa"/>
+            <w:tcBorders>
+              <w:top w:val="nil"/>
+              <w:left w:val="nil"/>
+              <w:bottom w:val="nil"/>
+              <w:right w:val="nil"/>
+            </w:tcBorders>
+            <w:tcPrChange w:id="326" w:author="Vilde Bruhn Kinneberg" w:date="2024-09-19T11:43:00Z" w16du:dateUtc="2024-09-19T09:43:00Z">
+              <w:tcPr>
+                <w:tcW w:w="2835" w:type="dxa"/>
+                <w:gridSpan w:val="2"/>
+                <w:tcBorders>
+                  <w:top w:val="nil"/>
+                  <w:left w:val="nil"/>
+                  <w:bottom w:val="nil"/>
+                  <w:right w:val="nil"/>
+                </w:tcBorders>
+              </w:tcPr>
+            </w:tcPrChange>
+          </w:tcPr>
+          <w:p>
+            <w:pPr>
+              <w:spacing w:after="120" w:line="340" w:lineRule="exact"/>
+              <w:jc w:val="center"/>
+              <w:rPr>
+                <w:ins w:id="327" w:author="Vilde Bruhn Kinneberg" w:date="2024-09-19T11:29:00Z" w16du:dateUtc="2024-09-19T09:29:00Z"/>
+                <w:rFonts w:ascii="Arial" w:hAnsi="Arial" w:cs="Arial"/>
+                <w:sz w:val="22"/>
+                <w:szCs w:val="22"/>
+                <w:lang w:val="en-US"/>
+              </w:rPr>
+            </w:pPr>
+            <w:ins w:id="328" w:author="Vilde Bruhn Kinneberg" w:date="2024-09-19T11:31:00Z" w16du:dateUtc="2024-09-19T09:31:00Z">
+              <w:r>
+                <w:rPr>
+                  <w:rFonts w:ascii="Arial" w:hAnsi="Arial" w:cs="Arial"/>
+                  <w:sz w:val="22"/>
+                  <w:szCs w:val="22"/>
+                  <w:lang w:val="en-US"/>
+                </w:rPr>
+                <w:t>59</w:t>
+              </w:r>
+            </w:ins>
+          </w:p>
+        </w:tc>
+        <w:tc>
+          <w:tcPr>
+            <w:tcW w:w="1842" w:type="dxa"/>
+            <w:tcBorders>
+              <w:top w:val="nil"/>
+              <w:left w:val="nil"/>
+              <w:bottom w:val="nil"/>
+              <w:right w:val="nil"/>
+            </w:tcBorders>
+            <w:tcPrChange w:id="329" w:author="Vilde Bruhn Kinneberg" w:date="2024-09-19T11:43:00Z" w16du:dateUtc="2024-09-19T09:43:00Z">
+              <w:tcPr>
+                <w:tcW w:w="1842" w:type="dxa"/>
+                <w:tcBorders>
+                  <w:top w:val="nil"/>
+                  <w:left w:val="nil"/>
+                  <w:bottom w:val="nil"/>
+                  <w:right w:val="nil"/>
+                </w:tcBorders>
+              </w:tcPr>
+            </w:tcPrChange>
+          </w:tcPr>
+          <w:p>
+            <w:pPr>
+              <w:spacing w:after="120" w:line="340" w:lineRule="exact"/>
+              <w:jc w:val="right"/>
+              <w:rPr>
+                <w:ins w:id="330" w:author="Vilde Bruhn Kinneberg" w:date="2024-09-19T11:29:00Z" w16du:dateUtc="2024-09-19T09:29:00Z"/>
+                <w:rFonts w:ascii="Arial" w:hAnsi="Arial" w:cs="Arial"/>
+                <w:sz w:val="22"/>
+                <w:szCs w:val="22"/>
+                <w:lang w:val="en-US"/>
+              </w:rPr>
+            </w:pPr>
+            <w:ins w:id="331" w:author="Vilde Bruhn Kinneberg" w:date="2024-09-19T11:32:00Z" w16du:dateUtc="2024-09-19T09:32:00Z">
+              <w:r>
+                <w:rPr>
+                  <w:rFonts w:ascii="Arial" w:hAnsi="Arial" w:cs="Arial"/>
+                  <w:sz w:val="22"/>
+                  <w:szCs w:val="22"/>
+                  <w:lang w:val="en-US"/>
+                </w:rPr>
+                <w:t>60.825</w:t>
+              </w:r>
+            </w:ins>
+          </w:p>
+        </w:tc>
+      </w:tr>
+      <w:tr>
+        <w:trPr>
+          <w:ins w:id="332" w:author="Vilde Bruhn Kinneberg" w:date="2024-09-19T11:29:00Z" w16du:dateUtc="2024-09-19T09:29:00Z"/>
+        </w:trPr>
+        <w:tc>
+          <w:tcPr>
+            <w:tcW w:w="5954" w:type="dxa"/>
+            <w:tcBorders>
+              <w:top w:val="nil"/>
+              <w:left w:val="nil"/>
+              <w:bottom w:val="nil"/>
+              <w:right w:val="nil"/>
+            </w:tcBorders>
+            <w:tcPrChange w:id="333" w:author="Vilde Bruhn Kinneberg" w:date="2024-09-19T11:43:00Z" w16du:dateUtc="2024-09-19T09:43:00Z">
+              <w:tcPr>
+                <w:tcW w:w="4395" w:type="dxa"/>
+                <w:tcBorders>
+                  <w:top w:val="nil"/>
+                  <w:left w:val="nil"/>
+                  <w:bottom w:val="nil"/>
+                  <w:right w:val="nil"/>
+                </w:tcBorders>
+              </w:tcPr>
+            </w:tcPrChange>
+          </w:tcPr>
+          <w:p>
+            <w:pPr>
+              <w:spacing w:after="120" w:line="340" w:lineRule="exact"/>
+              <w:rPr>
+                <w:ins w:id="334" w:author="Vilde Bruhn Kinneberg" w:date="2024-09-19T11:29:00Z" w16du:dateUtc="2024-09-19T09:29:00Z"/>
+                <w:rFonts w:ascii="Arial" w:hAnsi="Arial" w:cs="Arial"/>
+                <w:sz w:val="22"/>
+                <w:szCs w:val="22"/>
+                <w:lang w:val="en-US"/>
+              </w:rPr>
+            </w:pPr>
+            <w:ins w:id="335" w:author="Vilde Bruhn Kinneberg" w:date="2024-09-19T11:29:00Z" w16du:dateUtc="2024-09-19T09:29:00Z">
+              <w:r>
+                <w:rPr>
+                  <w:rFonts w:ascii="Arial" w:hAnsi="Arial" w:cs="Arial"/>
+                  <w:sz w:val="22"/>
+                  <w:szCs w:val="22"/>
+                  <w:lang w:val="en-US"/>
+                </w:rPr>
+                <w:t>Strict stasis</w:t>
+              </w:r>
+            </w:ins>
+          </w:p>
+        </w:tc>
+        <w:tc>
+          <w:tcPr>
+            <w:tcW w:w="1276" w:type="dxa"/>
+            <w:tcBorders>
+              <w:top w:val="nil"/>
+              <w:left w:val="nil"/>
+              <w:bottom w:val="nil"/>
+              <w:right w:val="nil"/>
+            </w:tcBorders>
+            <w:tcPrChange w:id="336" w:author="Vilde Bruhn Kinneberg" w:date="2024-09-19T11:43:00Z" w16du:dateUtc="2024-09-19T09:43:00Z">
+              <w:tcPr>
+                <w:tcW w:w="2835" w:type="dxa"/>
+                <w:gridSpan w:val="2"/>
+                <w:tcBorders>
+                  <w:top w:val="nil"/>
+                  <w:left w:val="nil"/>
+                  <w:bottom w:val="nil"/>
+                  <w:right w:val="nil"/>
+                </w:tcBorders>
+              </w:tcPr>
+            </w:tcPrChange>
+          </w:tcPr>
+          <w:p>
+            <w:pPr>
+              <w:spacing w:after="120" w:line="340" w:lineRule="exact"/>
+              <w:jc w:val="center"/>
+              <w:rPr>
+                <w:ins w:id="337" w:author="Vilde Bruhn Kinneberg" w:date="2024-09-19T11:29:00Z" w16du:dateUtc="2024-09-19T09:29:00Z"/>
+                <w:rFonts w:ascii="Arial" w:hAnsi="Arial" w:cs="Arial"/>
+                <w:sz w:val="22"/>
+                <w:szCs w:val="22"/>
+                <w:lang w:val="en-US"/>
+              </w:rPr>
+            </w:pPr>
+            <w:ins w:id="338" w:author="Vilde Bruhn Kinneberg" w:date="2024-09-19T11:31:00Z" w16du:dateUtc="2024-09-19T09:31:00Z">
+              <w:r>
+                <w:rPr>
+                  <w:rFonts w:ascii="Arial" w:hAnsi="Arial" w:cs="Arial"/>
+                  <w:sz w:val="22"/>
+                  <w:szCs w:val="22"/>
+                  <w:lang w:val="en-US"/>
+                </w:rPr>
+                <w:t>47</w:t>
+              </w:r>
+            </w:ins>
+          </w:p>
+        </w:tc>
+        <w:tc>
+          <w:tcPr>
+            <w:tcW w:w="1842" w:type="dxa"/>
+            <w:tcBorders>
+              <w:top w:val="nil"/>
+              <w:left w:val="nil"/>
+              <w:bottom w:val="nil"/>
+              <w:right w:val="nil"/>
+            </w:tcBorders>
+            <w:tcPrChange w:id="339" w:author="Vilde Bruhn Kinneberg" w:date="2024-09-19T11:43:00Z" w16du:dateUtc="2024-09-19T09:43:00Z">
+              <w:tcPr>
+                <w:tcW w:w="1842" w:type="dxa"/>
+                <w:tcBorders>
+                  <w:top w:val="nil"/>
+                  <w:left w:val="nil"/>
+                  <w:bottom w:val="nil"/>
+                  <w:right w:val="nil"/>
+                </w:tcBorders>
+              </w:tcPr>
+            </w:tcPrChange>
+          </w:tcPr>
+          <w:p>
+            <w:pPr>
+              <w:spacing w:after="120" w:line="340" w:lineRule="exact"/>
+              <w:jc w:val="right"/>
+              <w:rPr>
+                <w:ins w:id="340" w:author="Vilde Bruhn Kinneberg" w:date="2024-09-19T11:29:00Z" w16du:dateUtc="2024-09-19T09:29:00Z"/>
+                <w:rFonts w:ascii="Arial" w:hAnsi="Arial" w:cs="Arial"/>
+                <w:sz w:val="22"/>
+                <w:szCs w:val="22"/>
+                <w:lang w:val="en-US"/>
+              </w:rPr>
+            </w:pPr>
+            <w:ins w:id="341" w:author="Vilde Bruhn Kinneberg" w:date="2024-09-19T11:32:00Z" w16du:dateUtc="2024-09-19T09:32:00Z">
+              <w:r>
+                <w:rPr>
+                  <w:rFonts w:ascii="Arial" w:hAnsi="Arial" w:cs="Arial"/>
+                  <w:sz w:val="22"/>
+                  <w:szCs w:val="22"/>
+                  <w:lang w:val="en-US"/>
+                </w:rPr>
+                <w:t>79.661</w:t>
+              </w:r>
+            </w:ins>
+          </w:p>
+        </w:tc>
+      </w:tr>
+      <w:tr>
+        <w:trPr>
+          <w:ins w:id="342" w:author="Vilde Bruhn Kinneberg" w:date="2024-09-19T11:29:00Z" w16du:dateUtc="2024-09-19T09:29:00Z"/>
+        </w:trPr>
+        <w:tc>
+          <w:tcPr>
+            <w:tcW w:w="5954" w:type="dxa"/>
+            <w:tcBorders>
+              <w:top w:val="nil"/>
+              <w:left w:val="nil"/>
+              <w:bottom w:val="nil"/>
+              <w:right w:val="nil"/>
+            </w:tcBorders>
+            <w:tcPrChange w:id="343" w:author="Vilde Bruhn Kinneberg" w:date="2024-09-19T11:43:00Z" w16du:dateUtc="2024-09-19T09:43:00Z">
+              <w:tcPr>
+                <w:tcW w:w="4395" w:type="dxa"/>
+                <w:tcBorders>
+                  <w:top w:val="nil"/>
+                  <w:left w:val="nil"/>
+                  <w:bottom w:val="nil"/>
+                  <w:right w:val="nil"/>
+                </w:tcBorders>
+              </w:tcPr>
+            </w:tcPrChange>
+          </w:tcPr>
+          <w:p>
+            <w:pPr>
+              <w:spacing w:after="120" w:line="340" w:lineRule="exact"/>
+              <w:rPr>
+                <w:ins w:id="344" w:author="Vilde Bruhn Kinneberg" w:date="2024-09-19T11:29:00Z" w16du:dateUtc="2024-09-19T09:29:00Z"/>
+                <w:rFonts w:ascii="Arial" w:hAnsi="Arial" w:cs="Arial"/>
+                <w:sz w:val="22"/>
+                <w:szCs w:val="22"/>
+                <w:lang w:val="en-US"/>
+              </w:rPr>
+            </w:pPr>
+            <w:ins w:id="345" w:author="Vilde Bruhn Kinneberg" w:date="2024-09-19T11:29:00Z" w16du:dateUtc="2024-09-19T09:29:00Z">
+              <w:r>
+                <w:rPr>
+                  <w:rFonts w:ascii="Arial" w:hAnsi="Arial" w:cs="Arial"/>
+                  <w:sz w:val="22"/>
+                  <w:szCs w:val="22"/>
+                  <w:lang w:val="en-US"/>
+                </w:rPr>
+                <w:t>Decelerated evolution</w:t>
+              </w:r>
+            </w:ins>
+          </w:p>
+        </w:tc>
+        <w:tc>
+          <w:tcPr>
+            <w:tcW w:w="1276" w:type="dxa"/>
+            <w:tcBorders>
+              <w:top w:val="nil"/>
+              <w:left w:val="nil"/>
+              <w:bottom w:val="nil"/>
+              <w:right w:val="nil"/>
+            </w:tcBorders>
+            <w:tcPrChange w:id="346" w:author="Vilde Bruhn Kinneberg" w:date="2024-09-19T11:43:00Z" w16du:dateUtc="2024-09-19T09:43:00Z">
+              <w:tcPr>
+                <w:tcW w:w="2835" w:type="dxa"/>
+                <w:gridSpan w:val="2"/>
+                <w:tcBorders>
+                  <w:top w:val="nil"/>
+                  <w:left w:val="nil"/>
+                  <w:bottom w:val="nil"/>
+                  <w:right w:val="nil"/>
+                </w:tcBorders>
+              </w:tcPr>
+            </w:tcPrChange>
+          </w:tcPr>
+          <w:p>
+            <w:pPr>
+              <w:spacing w:after="120" w:line="340" w:lineRule="exact"/>
+              <w:jc w:val="center"/>
+              <w:rPr>
+                <w:ins w:id="347" w:author="Vilde Bruhn Kinneberg" w:date="2024-09-19T11:29:00Z" w16du:dateUtc="2024-09-19T09:29:00Z"/>
+                <w:rFonts w:ascii="Arial" w:hAnsi="Arial" w:cs="Arial"/>
+                <w:sz w:val="22"/>
+                <w:szCs w:val="22"/>
+                <w:vertAlign w:val="subscript"/>
+                <w:lang w:val="en-US"/>
+              </w:rPr>
+            </w:pPr>
+            <w:ins w:id="348" w:author="Vilde Bruhn Kinneberg" w:date="2024-09-19T11:31:00Z" w16du:dateUtc="2024-09-19T09:31:00Z">
+              <w:r>
+                <w:rPr>
+                  <w:rFonts w:ascii="Arial" w:hAnsi="Arial" w:cs="Arial"/>
+                  <w:sz w:val="22"/>
+                  <w:szCs w:val="22"/>
+                  <w:lang w:val="en-US"/>
+                </w:rPr>
+                <w:t>15</w:t>
+              </w:r>
+            </w:ins>
+          </w:p>
+        </w:tc>
+        <w:tc>
+          <w:tcPr>
+            <w:tcW w:w="1842" w:type="dxa"/>
+            <w:tcBorders>
+              <w:top w:val="nil"/>
+              <w:left w:val="nil"/>
+              <w:bottom w:val="nil"/>
+              <w:right w:val="nil"/>
+            </w:tcBorders>
+            <w:tcPrChange w:id="349" w:author="Vilde Bruhn Kinneberg" w:date="2024-09-19T11:43:00Z" w16du:dateUtc="2024-09-19T09:43:00Z">
+              <w:tcPr>
+                <w:tcW w:w="1842" w:type="dxa"/>
+                <w:tcBorders>
+                  <w:top w:val="nil"/>
+                  <w:left w:val="nil"/>
+                  <w:bottom w:val="nil"/>
+                  <w:right w:val="nil"/>
+                </w:tcBorders>
+              </w:tcPr>
+            </w:tcPrChange>
+          </w:tcPr>
+          <w:p>
+            <w:pPr>
+              <w:spacing w:after="120" w:line="340" w:lineRule="exact"/>
+              <w:jc w:val="right"/>
+              <w:rPr>
+                <w:ins w:id="350" w:author="Vilde Bruhn Kinneberg" w:date="2024-09-19T11:29:00Z" w16du:dateUtc="2024-09-19T09:29:00Z"/>
+                <w:rFonts w:ascii="Arial" w:hAnsi="Arial" w:cs="Arial"/>
+                <w:sz w:val="22"/>
+                <w:szCs w:val="22"/>
+                <w:lang w:val="en-US"/>
+              </w:rPr>
+            </w:pPr>
+            <w:ins w:id="351" w:author="Vilde Bruhn Kinneberg" w:date="2024-09-19T11:29:00Z" w16du:dateUtc="2024-09-19T09:29:00Z">
+              <w:r>
+                <w:rPr>
+                  <w:rFonts w:ascii="Arial" w:hAnsi="Arial" w:cs="Arial"/>
+                  <w:sz w:val="22"/>
+                  <w:szCs w:val="22"/>
+                  <w:lang w:val="en-US"/>
+                </w:rPr>
+                <w:t xml:space="preserve">  </w:t>
+              </w:r>
+            </w:ins>
+            <w:ins w:id="352" w:author="Vilde Bruhn Kinneberg" w:date="2024-09-19T11:32:00Z" w16du:dateUtc="2024-09-19T09:32:00Z">
+              <w:r>
+                <w:rPr>
+                  <w:rFonts w:ascii="Arial" w:hAnsi="Arial" w:cs="Arial"/>
+                  <w:sz w:val="22"/>
+                  <w:szCs w:val="22"/>
+                  <w:lang w:val="en-US"/>
+                </w:rPr>
+                <w:t>68.182</w:t>
+              </w:r>
+            </w:ins>
+          </w:p>
+        </w:tc>
+      </w:tr>
+      <w:tr>
+        <w:trPr>
+          <w:ins w:id="353" w:author="Vilde Bruhn Kinneberg" w:date="2024-09-19T11:29:00Z" w16du:dateUtc="2024-09-19T09:29:00Z"/>
+        </w:trPr>
+        <w:tc>
+          <w:tcPr>
+            <w:tcW w:w="5954" w:type="dxa"/>
+            <w:tcBorders>
+              <w:top w:val="nil"/>
+              <w:left w:val="nil"/>
+              <w:bottom w:val="nil"/>
+              <w:right w:val="nil"/>
+            </w:tcBorders>
+          </w:tcPr>
+          <w:p>
+            <w:pPr>
+              <w:spacing w:after="120" w:line="340" w:lineRule="exact"/>
+              <w:rPr>
+                <w:ins w:id="354" w:author="Vilde Bruhn Kinneberg" w:date="2024-09-19T11:29:00Z" w16du:dateUtc="2024-09-19T09:29:00Z"/>
+                <w:rFonts w:ascii="Arial" w:hAnsi="Arial" w:cs="Arial"/>
+                <w:sz w:val="22"/>
+                <w:szCs w:val="22"/>
+                <w:lang w:val="en-US"/>
+              </w:rPr>
+            </w:pPr>
+            <w:ins w:id="355" w:author="Vilde Bruhn Kinneberg" w:date="2024-09-19T11:29:00Z" w16du:dateUtc="2024-09-19T09:29:00Z">
+              <w:r>
+                <w:rPr>
+                  <w:rFonts w:ascii="Arial" w:hAnsi="Arial" w:cs="Arial"/>
+                  <w:sz w:val="22"/>
+                  <w:szCs w:val="22"/>
+                  <w:lang w:val="en-US"/>
+                </w:rPr>
+                <w:t>Accelerated evolution</w:t>
+              </w:r>
+            </w:ins>
+          </w:p>
+        </w:tc>
+        <w:tc>
+          <w:tcPr>
+            <w:tcW w:w="1276" w:type="dxa"/>
+            <w:tcBorders>
+              <w:top w:val="nil"/>
+              <w:left w:val="nil"/>
+              <w:bottom w:val="nil"/>
+              <w:right w:val="nil"/>
+            </w:tcBorders>
+          </w:tcPr>
+          <w:p>
+            <w:pPr>
+              <w:spacing w:after="120" w:line="340" w:lineRule="exact"/>
+              <w:jc w:val="center"/>
+              <w:rPr>
+                <w:ins w:id="356" w:author="Vilde Bruhn Kinneberg" w:date="2024-09-19T11:29:00Z" w16du:dateUtc="2024-09-19T09:29:00Z"/>
+                <w:rFonts w:ascii="Arial" w:hAnsi="Arial" w:cs="Arial"/>
+                <w:sz w:val="22"/>
+                <w:szCs w:val="22"/>
+                <w:lang w:val="en-US"/>
+              </w:rPr>
+            </w:pPr>
+            <w:ins w:id="357" w:author="Vilde Bruhn Kinneberg" w:date="2024-09-19T11:31:00Z" w16du:dateUtc="2024-09-19T09:31:00Z">
+              <w:r>
+                <w:rPr>
+                  <w:rFonts w:ascii="Arial" w:hAnsi="Arial" w:cs="Arial"/>
+                  <w:sz w:val="22"/>
+                  <w:szCs w:val="22"/>
+                  <w:lang w:val="en-US"/>
+                </w:rPr>
+                <w:t>10</w:t>
+              </w:r>
+            </w:ins>
+          </w:p>
+        </w:tc>
+        <w:tc>
+          <w:tcPr>
+            <w:tcW w:w="1842" w:type="dxa"/>
+            <w:tcBorders>
+              <w:top w:val="nil"/>
+              <w:left w:val="nil"/>
+              <w:bottom w:val="nil"/>
+              <w:right w:val="nil"/>
+            </w:tcBorders>
+          </w:tcPr>
+          <w:p>
+            <w:pPr>
+              <w:spacing w:after="120" w:line="340" w:lineRule="exact"/>
+              <w:jc w:val="right"/>
+              <w:rPr>
+                <w:ins w:id="358" w:author="Vilde Bruhn Kinneberg" w:date="2024-09-19T11:29:00Z" w16du:dateUtc="2024-09-19T09:29:00Z"/>
+                <w:rFonts w:ascii="Arial" w:hAnsi="Arial" w:cs="Arial"/>
+                <w:sz w:val="22"/>
+                <w:szCs w:val="22"/>
+                <w:lang w:val="en-US"/>
+              </w:rPr>
+            </w:pPr>
+            <w:ins w:id="359" w:author="Vilde Bruhn Kinneberg" w:date="2024-09-19T11:29:00Z" w16du:dateUtc="2024-09-19T09:29:00Z">
+              <w:r>
+                <w:rPr>
+                  <w:rFonts w:ascii="Arial" w:hAnsi="Arial" w:cs="Arial"/>
+                  <w:sz w:val="22"/>
+                  <w:szCs w:val="22"/>
+                  <w:lang w:val="en-US"/>
+                </w:rPr>
+                <w:t xml:space="preserve">  </w:t>
+              </w:r>
+            </w:ins>
+            <w:ins w:id="360" w:author="Vilde Bruhn Kinneberg" w:date="2024-09-19T11:32:00Z" w16du:dateUtc="2024-09-19T09:32:00Z">
+              <w:r>
+                <w:rPr>
+                  <w:rFonts w:ascii="Arial" w:hAnsi="Arial" w:cs="Arial"/>
+                  <w:sz w:val="22"/>
+                  <w:szCs w:val="22"/>
+                  <w:lang w:val="en-US"/>
+                </w:rPr>
+                <w:t>50.000</w:t>
+              </w:r>
+            </w:ins>
+            <w:ins w:id="361" w:author="Vilde Bruhn Kinneberg" w:date="2024-09-19T11:29:00Z" w16du:dateUtc="2024-09-19T09:29:00Z">
+              <w:r>
+                <w:rPr>
+                  <w:rFonts w:ascii="Arial" w:hAnsi="Arial" w:cs="Arial"/>
+                  <w:sz w:val="22"/>
+                  <w:szCs w:val="22"/>
+                  <w:lang w:val="en-US"/>
+                </w:rPr>
+                <w:t xml:space="preserve"> </w:t>
+              </w:r>
+            </w:ins>
+          </w:p>
+        </w:tc>
+      </w:tr>
+      <w:tr>
+        <w:trPr>
+          <w:ins w:id="362" w:author="Vilde Bruhn Kinneberg" w:date="2024-09-19T11:29:00Z" w16du:dateUtc="2024-09-19T09:29:00Z"/>
+        </w:trPr>
+        <w:tc>
+          <w:tcPr>
+            <w:tcW w:w="5954" w:type="dxa"/>
+            <w:tcBorders>
+              <w:top w:val="nil"/>
+              <w:left w:val="nil"/>
+              <w:bottom w:val="nil"/>
+              <w:right w:val="nil"/>
+            </w:tcBorders>
+            <w:tcPrChange w:id="363" w:author="Vilde Bruhn Kinneberg" w:date="2024-09-19T11:43:00Z" w16du:dateUtc="2024-09-19T09:43:00Z">
+              <w:tcPr>
+                <w:tcW w:w="4395" w:type="dxa"/>
+                <w:tcBorders>
+                  <w:top w:val="nil"/>
+                  <w:left w:val="nil"/>
+                  <w:bottom w:val="nil"/>
+                  <w:right w:val="nil"/>
+                </w:tcBorders>
+              </w:tcPr>
+            </w:tcPrChange>
+          </w:tcPr>
+          <w:p>
+            <w:pPr>
+              <w:spacing w:after="120" w:line="340" w:lineRule="exact"/>
+              <w:rPr>
+                <w:ins w:id="364" w:author="Vilde Bruhn Kinneberg" w:date="2024-09-19T11:29:00Z" w16du:dateUtc="2024-09-19T09:29:00Z"/>
+                <w:rFonts w:ascii="Arial" w:hAnsi="Arial" w:cs="Arial"/>
+                <w:sz w:val="22"/>
+                <w:szCs w:val="22"/>
+                <w:lang w:val="en-US"/>
+              </w:rPr>
+            </w:pPr>
+            <w:ins w:id="365" w:author="Vilde Bruhn Kinneberg" w:date="2024-09-19T11:42:00Z" w16du:dateUtc="2024-09-19T09:42:00Z">
+              <w:r>
+                <w:rPr>
+                  <w:rFonts w:ascii="Arial" w:hAnsi="Arial" w:cs="Arial"/>
+                  <w:sz w:val="22"/>
+                  <w:szCs w:val="22"/>
+                  <w:lang w:val="en-US"/>
+                </w:rPr>
+                <w:t>Ornstein-Uhlenbeck</w:t>
+              </w:r>
+            </w:ins>
+          </w:p>
+        </w:tc>
+        <w:tc>
+          <w:tcPr>
+            <w:tcW w:w="1276" w:type="dxa"/>
+            <w:tcBorders>
+              <w:top w:val="nil"/>
+              <w:left w:val="nil"/>
+              <w:bottom w:val="nil"/>
+              <w:right w:val="nil"/>
+            </w:tcBorders>
+            <w:tcPrChange w:id="366" w:author="Vilde Bruhn Kinneberg" w:date="2024-09-19T11:43:00Z" w16du:dateUtc="2024-09-19T09:43:00Z">
+              <w:tcPr>
+                <w:tcW w:w="2835" w:type="dxa"/>
+                <w:gridSpan w:val="2"/>
+                <w:tcBorders>
+                  <w:top w:val="nil"/>
+                  <w:left w:val="nil"/>
+                  <w:bottom w:val="nil"/>
+                  <w:right w:val="nil"/>
+                </w:tcBorders>
+              </w:tcPr>
+            </w:tcPrChange>
+          </w:tcPr>
+          <w:p>
+            <w:pPr>
+              <w:spacing w:after="120" w:line="340" w:lineRule="exact"/>
+              <w:jc w:val="center"/>
+              <w:rPr>
+                <w:ins w:id="367" w:author="Vilde Bruhn Kinneberg" w:date="2024-09-19T11:29:00Z" w16du:dateUtc="2024-09-19T09:29:00Z"/>
+                <w:rFonts w:ascii="Arial" w:hAnsi="Arial" w:cs="Arial"/>
+                <w:sz w:val="22"/>
+                <w:szCs w:val="22"/>
+                <w:lang w:val="en-US"/>
+              </w:rPr>
+            </w:pPr>
+            <w:ins w:id="368" w:author="Vilde Bruhn Kinneberg" w:date="2024-09-19T11:31:00Z" w16du:dateUtc="2024-09-19T09:31:00Z">
+              <w:r>
+                <w:rPr>
+                  <w:rFonts w:ascii="Arial" w:hAnsi="Arial" w:cs="Arial"/>
+                  <w:sz w:val="22"/>
+                  <w:szCs w:val="22"/>
+                  <w:lang w:val="en-US"/>
+                </w:rPr>
+                <w:t>47</w:t>
+              </w:r>
+            </w:ins>
+          </w:p>
+        </w:tc>
+        <w:tc>
+          <w:tcPr>
+            <w:tcW w:w="1842" w:type="dxa"/>
+            <w:tcBorders>
+              <w:top w:val="nil"/>
+              <w:left w:val="nil"/>
+              <w:bottom w:val="nil"/>
+              <w:right w:val="nil"/>
+            </w:tcBorders>
+            <w:tcPrChange w:id="369" w:author="Vilde Bruhn Kinneberg" w:date="2024-09-19T11:43:00Z" w16du:dateUtc="2024-09-19T09:43:00Z">
+              <w:tcPr>
+                <w:tcW w:w="1842" w:type="dxa"/>
+                <w:tcBorders>
+                  <w:top w:val="nil"/>
+                  <w:left w:val="nil"/>
+                  <w:bottom w:val="nil"/>
+                  <w:right w:val="nil"/>
+                </w:tcBorders>
+              </w:tcPr>
+            </w:tcPrChange>
+          </w:tcPr>
+          <w:p>
+            <w:pPr>
+              <w:spacing w:after="120" w:line="340" w:lineRule="exact"/>
+              <w:jc w:val="right"/>
+              <w:rPr>
+                <w:ins w:id="370" w:author="Vilde Bruhn Kinneberg" w:date="2024-09-19T11:29:00Z" w16du:dateUtc="2024-09-19T09:29:00Z"/>
+                <w:rFonts w:ascii="Arial" w:hAnsi="Arial" w:cs="Arial"/>
+                <w:sz w:val="22"/>
+                <w:szCs w:val="22"/>
+                <w:lang w:val="en-US"/>
+              </w:rPr>
+            </w:pPr>
+            <w:ins w:id="371" w:author="Vilde Bruhn Kinneberg" w:date="2024-09-19T11:32:00Z" w16du:dateUtc="2024-09-19T09:32:00Z">
+              <w:r>
+                <w:rPr>
+                  <w:rFonts w:ascii="Arial" w:hAnsi="Arial" w:cs="Arial"/>
+                  <w:sz w:val="22"/>
+                  <w:szCs w:val="22"/>
+                  <w:lang w:val="en-US"/>
+                </w:rPr>
+                <w:t>94.000</w:t>
+              </w:r>
+            </w:ins>
+          </w:p>
+        </w:tc>
+      </w:tr>
+      <w:tr>
+        <w:trPr>
+          <w:ins w:id="372" w:author="Vilde Bruhn Kinneberg" w:date="2024-09-19T11:29:00Z" w16du:dateUtc="2024-09-19T09:29:00Z"/>
+        </w:trPr>
+        <w:tc>
+          <w:tcPr>
+            <w:tcW w:w="5954" w:type="dxa"/>
+            <w:tcBorders>
+              <w:top w:val="nil"/>
+              <w:left w:val="nil"/>
+              <w:bottom w:val="nil"/>
+              <w:right w:val="nil"/>
+            </w:tcBorders>
+            <w:tcPrChange w:id="373" w:author="Vilde Bruhn Kinneberg" w:date="2024-09-19T11:43:00Z" w16du:dateUtc="2024-09-19T09:43:00Z">
+              <w:tcPr>
+                <w:tcW w:w="4395" w:type="dxa"/>
+                <w:tcBorders>
+                  <w:top w:val="nil"/>
+                  <w:left w:val="nil"/>
+                  <w:bottom w:val="nil"/>
+                  <w:right w:val="nil"/>
+                </w:tcBorders>
+              </w:tcPr>
+            </w:tcPrChange>
+          </w:tcPr>
+          <w:p>
+            <w:pPr>
+              <w:spacing w:after="120" w:line="340" w:lineRule="exact"/>
+              <w:rPr>
+                <w:ins w:id="374" w:author="Vilde Bruhn Kinneberg" w:date="2024-09-19T11:29:00Z" w16du:dateUtc="2024-09-19T09:29:00Z"/>
+                <w:rFonts w:ascii="Arial" w:hAnsi="Arial" w:cs="Arial"/>
+                <w:sz w:val="22"/>
+                <w:szCs w:val="22"/>
+                <w:lang w:val="en-US"/>
+              </w:rPr>
+            </w:pPr>
+            <w:ins w:id="375" w:author="Vilde Bruhn Kinneberg" w:date="2024-09-19T11:42:00Z" w16du:dateUtc="2024-09-19T09:42:00Z">
+              <w:r>
+                <w:rPr>
+                  <w:rFonts w:ascii="Arial" w:hAnsi="Arial" w:cs="Arial"/>
+                  <w:sz w:val="22"/>
+                  <w:szCs w:val="22"/>
+                  <w:lang w:val="en-US"/>
+                </w:rPr>
+                <w:t>Ornstein-Uhlenbeck</w:t>
+              </w:r>
+            </w:ins>
+            <w:ins w:id="376" w:author="Vilde Bruhn Kinneberg" w:date="2024-09-19T11:29:00Z" w16du:dateUtc="2024-09-19T09:29:00Z">
+              <w:r>
+                <w:rPr>
+                  <w:rFonts w:ascii="Arial" w:hAnsi="Arial" w:cs="Arial"/>
+                  <w:sz w:val="22"/>
+                  <w:szCs w:val="22"/>
+                  <w:lang w:val="en-US"/>
+                </w:rPr>
+                <w:t xml:space="preserve"> with moving optimum</w:t>
+              </w:r>
+            </w:ins>
+          </w:p>
+        </w:tc>
+        <w:tc>
+          <w:tcPr>
+            <w:tcW w:w="1276" w:type="dxa"/>
+            <w:tcBorders>
+              <w:top w:val="nil"/>
+              <w:left w:val="nil"/>
+              <w:bottom w:val="nil"/>
+              <w:right w:val="nil"/>
+            </w:tcBorders>
+            <w:tcPrChange w:id="377" w:author="Vilde Bruhn Kinneberg" w:date="2024-09-19T11:43:00Z" w16du:dateUtc="2024-09-19T09:43:00Z">
+              <w:tcPr>
+                <w:tcW w:w="2835" w:type="dxa"/>
+                <w:gridSpan w:val="2"/>
+                <w:tcBorders>
+                  <w:top w:val="nil"/>
+                  <w:left w:val="nil"/>
+                  <w:bottom w:val="nil"/>
+                  <w:right w:val="nil"/>
+                </w:tcBorders>
+              </w:tcPr>
+            </w:tcPrChange>
+          </w:tcPr>
+          <w:p>
+            <w:pPr>
+              <w:spacing w:after="120" w:line="340" w:lineRule="exact"/>
+              <w:jc w:val="center"/>
+              <w:rPr>
+                <w:ins w:id="378" w:author="Vilde Bruhn Kinneberg" w:date="2024-09-19T11:29:00Z" w16du:dateUtc="2024-09-19T09:29:00Z"/>
+                <w:rFonts w:ascii="Arial" w:hAnsi="Arial" w:cs="Arial"/>
+                <w:sz w:val="22"/>
+                <w:szCs w:val="22"/>
+                <w:lang w:val="en-US"/>
+              </w:rPr>
+            </w:pPr>
+            <w:ins w:id="379" w:author="Vilde Bruhn Kinneberg" w:date="2024-09-19T11:31:00Z" w16du:dateUtc="2024-09-19T09:31:00Z">
+              <w:r>
+                <w:rPr>
+                  <w:rFonts w:ascii="Arial" w:hAnsi="Arial" w:cs="Arial"/>
+                  <w:sz w:val="22"/>
+                  <w:szCs w:val="22"/>
+                  <w:lang w:val="en-US"/>
+                </w:rPr>
+                <w:t>3</w:t>
+              </w:r>
+            </w:ins>
+          </w:p>
+        </w:tc>
+        <w:tc>
+          <w:tcPr>
+            <w:tcW w:w="1842" w:type="dxa"/>
+            <w:tcBorders>
+              <w:top w:val="nil"/>
+              <w:left w:val="nil"/>
+              <w:bottom w:val="nil"/>
+              <w:right w:val="nil"/>
+            </w:tcBorders>
+            <w:tcPrChange w:id="380" w:author="Vilde Bruhn Kinneberg" w:date="2024-09-19T11:43:00Z" w16du:dateUtc="2024-09-19T09:43:00Z">
+              <w:tcPr>
+                <w:tcW w:w="1842" w:type="dxa"/>
+                <w:tcBorders>
+                  <w:top w:val="nil"/>
+                  <w:left w:val="nil"/>
+                  <w:bottom w:val="nil"/>
+                  <w:right w:val="nil"/>
+                </w:tcBorders>
+              </w:tcPr>
+            </w:tcPrChange>
+          </w:tcPr>
+          <w:p>
+            <w:pPr>
+              <w:spacing w:after="120" w:line="340" w:lineRule="exact"/>
+              <w:jc w:val="right"/>
+              <w:rPr>
+                <w:ins w:id="381" w:author="Vilde Bruhn Kinneberg" w:date="2024-09-19T11:29:00Z" w16du:dateUtc="2024-09-19T09:29:00Z"/>
+                <w:rFonts w:ascii="Arial" w:hAnsi="Arial" w:cs="Arial"/>
+                <w:sz w:val="22"/>
+                <w:szCs w:val="22"/>
+                <w:lang w:val="en-US"/>
+              </w:rPr>
+            </w:pPr>
+            <w:ins w:id="382" w:author="Vilde Bruhn Kinneberg" w:date="2024-09-19T11:29:00Z" w16du:dateUtc="2024-09-19T09:29:00Z">
+              <w:r>
+                <w:rPr>
+                  <w:rFonts w:ascii="Arial" w:hAnsi="Arial" w:cs="Arial"/>
+                  <w:sz w:val="22"/>
+                  <w:szCs w:val="22"/>
+                  <w:lang w:val="en-US"/>
+                </w:rPr>
+                <w:t xml:space="preserve">  </w:t>
+              </w:r>
+            </w:ins>
+            <w:ins w:id="383" w:author="Vilde Bruhn Kinneberg" w:date="2024-09-19T11:33:00Z" w16du:dateUtc="2024-09-19T09:33:00Z">
+              <w:r>
+                <w:rPr>
+                  <w:rFonts w:ascii="Arial" w:hAnsi="Arial" w:cs="Arial"/>
+                  <w:sz w:val="22"/>
+                  <w:szCs w:val="22"/>
+                  <w:lang w:val="en-US"/>
+                </w:rPr>
+                <w:t>100</w:t>
+              </w:r>
+            </w:ins>
+          </w:p>
+        </w:tc>
+      </w:tr>
+      <w:tr>
+        <w:trPr>
+          <w:ins w:id="384" w:author="Vilde Bruhn Kinneberg" w:date="2024-09-19T11:29:00Z" w16du:dateUtc="2024-09-19T09:29:00Z"/>
+        </w:trPr>
+        <w:tc>
+          <w:tcPr>
+            <w:tcW w:w="5954" w:type="dxa"/>
+            <w:tcBorders>
+              <w:top w:val="nil"/>
+              <w:left w:val="nil"/>
+              <w:bottom w:val="single" w:sz="18" w:space="0" w:color="auto"/>
+              <w:right w:val="nil"/>
+            </w:tcBorders>
+            <w:tcPrChange w:id="385" w:author="Vilde Bruhn Kinneberg" w:date="2024-09-19T11:43:00Z" w16du:dateUtc="2024-09-19T09:43:00Z">
+              <w:tcPr>
+                <w:tcW w:w="4395" w:type="dxa"/>
+                <w:tcBorders>
+                  <w:top w:val="nil"/>
+                  <w:left w:val="nil"/>
+                  <w:bottom w:val="single" w:sz="18" w:space="0" w:color="auto"/>
+                  <w:right w:val="nil"/>
+                </w:tcBorders>
+              </w:tcPr>
+            </w:tcPrChange>
+          </w:tcPr>
+          <w:p>
+            <w:pPr>
+              <w:spacing w:after="120" w:line="340" w:lineRule="exact"/>
+              <w:rPr>
+                <w:ins w:id="386" w:author="Vilde Bruhn Kinneberg" w:date="2024-09-19T11:29:00Z" w16du:dateUtc="2024-09-19T09:29:00Z"/>
+                <w:rFonts w:ascii="Arial" w:hAnsi="Arial" w:cs="Arial"/>
+                <w:sz w:val="22"/>
+                <w:szCs w:val="22"/>
+                <w:lang w:val="en-US"/>
+              </w:rPr>
+            </w:pPr>
+            <w:ins w:id="387" w:author="Vilde Bruhn Kinneberg" w:date="2024-09-19T11:42:00Z" w16du:dateUtc="2024-09-19T09:42:00Z">
+              <w:r>
+                <w:rPr>
+                  <w:rFonts w:ascii="Arial" w:hAnsi="Arial" w:cs="Arial"/>
+                  <w:sz w:val="22"/>
+                  <w:szCs w:val="22"/>
+                  <w:lang w:val="en-US"/>
+                </w:rPr>
+                <w:t>Ornstein-Uhlenbeck</w:t>
+              </w:r>
+            </w:ins>
+            <w:ins w:id="388" w:author="Vilde Bruhn Kinneberg" w:date="2024-09-19T11:29:00Z" w16du:dateUtc="2024-09-19T09:29:00Z">
+              <w:r>
+                <w:rPr>
+                  <w:rFonts w:ascii="Arial" w:hAnsi="Arial" w:cs="Arial"/>
+                  <w:sz w:val="22"/>
+                  <w:szCs w:val="22"/>
+                  <w:lang w:val="en-US"/>
+                </w:rPr>
+                <w:t xml:space="preserve"> with moving optimum (ancestral state)</w:t>
+              </w:r>
+            </w:ins>
+          </w:p>
+        </w:tc>
+        <w:tc>
+          <w:tcPr>
+            <w:tcW w:w="1276" w:type="dxa"/>
+            <w:tcBorders>
+              <w:top w:val="nil"/>
+              <w:left w:val="nil"/>
+              <w:bottom w:val="single" w:sz="18" w:space="0" w:color="auto"/>
+              <w:right w:val="nil"/>
+            </w:tcBorders>
+            <w:tcPrChange w:id="389" w:author="Vilde Bruhn Kinneberg" w:date="2024-09-19T11:43:00Z" w16du:dateUtc="2024-09-19T09:43:00Z">
+              <w:tcPr>
+                <w:tcW w:w="2835" w:type="dxa"/>
+                <w:gridSpan w:val="2"/>
+                <w:tcBorders>
+                  <w:top w:val="nil"/>
+                  <w:left w:val="nil"/>
+                  <w:bottom w:val="single" w:sz="18" w:space="0" w:color="auto"/>
+                  <w:right w:val="nil"/>
+                </w:tcBorders>
+              </w:tcPr>
+            </w:tcPrChange>
+          </w:tcPr>
+          <w:p>
+            <w:pPr>
+              <w:spacing w:after="120" w:line="340" w:lineRule="exact"/>
+              <w:jc w:val="center"/>
+              <w:rPr>
+                <w:ins w:id="390" w:author="Vilde Bruhn Kinneberg" w:date="2024-09-19T11:29:00Z" w16du:dateUtc="2024-09-19T09:29:00Z"/>
+                <w:rFonts w:ascii="Arial" w:hAnsi="Arial" w:cs="Arial"/>
+                <w:sz w:val="22"/>
+                <w:szCs w:val="22"/>
+                <w:lang w:val="en-US"/>
+              </w:rPr>
+            </w:pPr>
+            <w:ins w:id="391" w:author="Vilde Bruhn Kinneberg" w:date="2024-09-19T11:31:00Z" w16du:dateUtc="2024-09-19T09:31:00Z">
+              <w:r>
+                <w:rPr>
+                  <w:rFonts w:ascii="Arial" w:hAnsi="Arial" w:cs="Arial"/>
+                  <w:sz w:val="22"/>
+                  <w:szCs w:val="22"/>
+                  <w:lang w:val="en-US"/>
+                </w:rPr>
+                <w:t>27</w:t>
+              </w:r>
+            </w:ins>
+          </w:p>
+        </w:tc>
+        <w:tc>
+          <w:tcPr>
+            <w:tcW w:w="1842" w:type="dxa"/>
+            <w:tcBorders>
+              <w:top w:val="nil"/>
+              <w:left w:val="nil"/>
+              <w:bottom w:val="single" w:sz="18" w:space="0" w:color="auto"/>
+              <w:right w:val="nil"/>
+            </w:tcBorders>
+            <w:tcPrChange w:id="392" w:author="Vilde Bruhn Kinneberg" w:date="2024-09-19T11:43:00Z" w16du:dateUtc="2024-09-19T09:43:00Z">
+              <w:tcPr>
+                <w:tcW w:w="1842" w:type="dxa"/>
+                <w:tcBorders>
+                  <w:top w:val="nil"/>
+                  <w:left w:val="nil"/>
+                  <w:bottom w:val="single" w:sz="18" w:space="0" w:color="auto"/>
+                  <w:right w:val="nil"/>
+                </w:tcBorders>
+              </w:tcPr>
+            </w:tcPrChange>
+          </w:tcPr>
+          <w:p>
+            <w:pPr>
+              <w:spacing w:after="120" w:line="340" w:lineRule="exact"/>
+              <w:jc w:val="right"/>
+              <w:rPr>
+                <w:ins w:id="393" w:author="Vilde Bruhn Kinneberg" w:date="2024-09-19T11:29:00Z" w16du:dateUtc="2024-09-19T09:29:00Z"/>
+                <w:rFonts w:ascii="Arial" w:hAnsi="Arial" w:cs="Arial"/>
+                <w:sz w:val="22"/>
+                <w:szCs w:val="22"/>
+                <w:lang w:val="en-US"/>
+              </w:rPr>
+            </w:pPr>
+            <w:ins w:id="394" w:author="Vilde Bruhn Kinneberg" w:date="2024-09-19T11:29:00Z" w16du:dateUtc="2024-09-19T09:29:00Z">
+              <w:r>
+                <w:rPr>
+                  <w:rFonts w:ascii="Arial" w:hAnsi="Arial" w:cs="Arial"/>
+                  <w:sz w:val="22"/>
+                  <w:szCs w:val="22"/>
+                  <w:lang w:val="en-US"/>
+                </w:rPr>
+                <w:t xml:space="preserve"> </w:t>
+              </w:r>
+            </w:ins>
+            <w:ins w:id="395" w:author="Vilde Bruhn Kinneberg" w:date="2024-09-19T11:33:00Z" w16du:dateUtc="2024-09-19T09:33:00Z">
+              <w:r>
+                <w:rPr>
+                  <w:rFonts w:ascii="Arial" w:hAnsi="Arial" w:cs="Arial"/>
+                  <w:sz w:val="22"/>
+                  <w:szCs w:val="22"/>
+                  <w:lang w:val="en-US"/>
+                </w:rPr>
+                <w:t>93.103</w:t>
+              </w:r>
+            </w:ins>
+          </w:p>
+        </w:tc>
+      </w:tr>
+      <w:tr>
+        <w:trPr>
+          <w:ins w:id="396" w:author="Vilde Bruhn Kinneberg" w:date="2024-09-19T11:29:00Z" w16du:dateUtc="2024-09-19T09:29:00Z"/>
+        </w:trPr>
+        <w:tc>
+          <w:tcPr>
+            <w:tcW w:w="5954" w:type="dxa"/>
+            <w:tcBorders>
+              <w:top w:val="single" w:sz="18" w:space="0" w:color="auto"/>
+              <w:left w:val="nil"/>
+              <w:bottom w:val="nil"/>
+              <w:right w:val="nil"/>
+            </w:tcBorders>
+            <w:tcPrChange w:id="397" w:author="Vilde Bruhn Kinneberg" w:date="2024-09-19T11:43:00Z" w16du:dateUtc="2024-09-19T09:43:00Z">
+              <w:tcPr>
+                <w:tcW w:w="4395" w:type="dxa"/>
+                <w:tcBorders>
+                  <w:top w:val="single" w:sz="18" w:space="0" w:color="auto"/>
+                  <w:left w:val="nil"/>
+                  <w:bottom w:val="nil"/>
+                  <w:right w:val="nil"/>
+                </w:tcBorders>
+              </w:tcPr>
+            </w:tcPrChange>
+          </w:tcPr>
+          <w:p>
+            <w:pPr>
+              <w:spacing w:after="120" w:line="340" w:lineRule="exact"/>
+              <w:rPr>
+                <w:ins w:id="398" w:author="Vilde Bruhn Kinneberg" w:date="2024-09-19T11:29:00Z" w16du:dateUtc="2024-09-19T09:29:00Z"/>
+                <w:rFonts w:ascii="Arial" w:hAnsi="Arial" w:cs="Arial"/>
+                <w:b/>
+                <w:bCs/>
+                <w:sz w:val="22"/>
+                <w:szCs w:val="22"/>
+                <w:lang w:val="en-US"/>
+              </w:rPr>
+            </w:pPr>
+            <w:ins w:id="399" w:author="Vilde Bruhn Kinneberg" w:date="2024-09-19T11:29:00Z" w16du:dateUtc="2024-09-19T09:29:00Z">
+              <w:r>
+                <w:rPr>
+                  <w:rFonts w:ascii="Arial" w:hAnsi="Arial" w:cs="Arial"/>
+                  <w:b/>
+                  <w:bCs/>
+                  <w:sz w:val="22"/>
+                  <w:szCs w:val="22"/>
+                  <w:lang w:val="en-US"/>
+                </w:rPr>
+                <w:lastRenderedPageBreak/>
+                <w:t>Total count</w:t>
+              </w:r>
+            </w:ins>
+          </w:p>
+        </w:tc>
+        <w:tc>
+          <w:tcPr>
+            <w:tcW w:w="1276" w:type="dxa"/>
+            <w:tcBorders>
+              <w:top w:val="single" w:sz="18" w:space="0" w:color="auto"/>
+              <w:left w:val="nil"/>
+              <w:bottom w:val="nil"/>
+              <w:right w:val="nil"/>
+            </w:tcBorders>
+            <w:tcPrChange w:id="400" w:author="Vilde Bruhn Kinneberg" w:date="2024-09-19T11:43:00Z" w16du:dateUtc="2024-09-19T09:43:00Z">
+              <w:tcPr>
+                <w:tcW w:w="2835" w:type="dxa"/>
+                <w:gridSpan w:val="2"/>
+                <w:tcBorders>
+                  <w:top w:val="single" w:sz="18" w:space="0" w:color="auto"/>
+                  <w:left w:val="nil"/>
+                  <w:bottom w:val="nil"/>
+                  <w:right w:val="nil"/>
+                </w:tcBorders>
+              </w:tcPr>
+            </w:tcPrChange>
+          </w:tcPr>
+          <w:p>
+            <w:pPr>
+              <w:spacing w:after="120" w:line="340" w:lineRule="exact"/>
+              <w:jc w:val="center"/>
+              <w:rPr>
+                <w:ins w:id="401" w:author="Vilde Bruhn Kinneberg" w:date="2024-09-19T11:29:00Z" w16du:dateUtc="2024-09-19T09:29:00Z"/>
+                <w:rFonts w:ascii="Arial" w:hAnsi="Arial" w:cs="Arial"/>
+                <w:b/>
+                <w:bCs/>
+                <w:sz w:val="22"/>
+                <w:szCs w:val="22"/>
+                <w:lang w:val="en-US"/>
+              </w:rPr>
+            </w:pPr>
+            <w:ins w:id="402" w:author="Vilde Bruhn Kinneberg" w:date="2024-09-19T11:33:00Z" w16du:dateUtc="2024-09-19T09:33:00Z">
+              <w:r>
+                <w:rPr>
+                  <w:rFonts w:ascii="Arial" w:hAnsi="Arial" w:cs="Arial"/>
+                  <w:b/>
+                  <w:bCs/>
+                  <w:sz w:val="22"/>
+                  <w:szCs w:val="22"/>
+                  <w:lang w:val="en-US"/>
+                </w:rPr>
+                <w:t>345</w:t>
+              </w:r>
+            </w:ins>
+          </w:p>
+        </w:tc>
+        <w:tc>
+          <w:tcPr>
+            <w:tcW w:w="1842" w:type="dxa"/>
+            <w:tcBorders>
+              <w:top w:val="single" w:sz="18" w:space="0" w:color="auto"/>
+              <w:left w:val="nil"/>
+              <w:bottom w:val="nil"/>
+              <w:right w:val="nil"/>
+            </w:tcBorders>
+            <w:tcPrChange w:id="403" w:author="Vilde Bruhn Kinneberg" w:date="2024-09-19T11:43:00Z" w16du:dateUtc="2024-09-19T09:43:00Z">
+              <w:tcPr>
+                <w:tcW w:w="1842" w:type="dxa"/>
+                <w:tcBorders>
+                  <w:top w:val="single" w:sz="18" w:space="0" w:color="auto"/>
+                  <w:left w:val="nil"/>
+                  <w:bottom w:val="nil"/>
+                  <w:right w:val="nil"/>
+                </w:tcBorders>
+              </w:tcPr>
+            </w:tcPrChange>
+          </w:tcPr>
+          <w:p>
+            <w:pPr>
+              <w:spacing w:after="120" w:line="340" w:lineRule="exact"/>
+              <w:jc w:val="right"/>
+              <w:rPr>
+                <w:ins w:id="404" w:author="Vilde Bruhn Kinneberg" w:date="2024-09-19T11:29:00Z" w16du:dateUtc="2024-09-19T09:29:00Z"/>
+                <w:rFonts w:ascii="Arial" w:hAnsi="Arial" w:cs="Arial"/>
+                <w:sz w:val="22"/>
+                <w:szCs w:val="22"/>
+                <w:lang w:val="en-US"/>
+              </w:rPr>
+            </w:pPr>
+          </w:p>
+        </w:tc>
+      </w:tr>
+      <w:tr>
+        <w:trPr>
+          <w:ins w:id="405" w:author="Vilde Bruhn Kinneberg" w:date="2024-09-19T11:29:00Z" w16du:dateUtc="2024-09-19T09:29:00Z"/>
+        </w:trPr>
+        <w:tc>
+          <w:tcPr>
+            <w:tcW w:w="7230" w:type="dxa"/>
+            <w:gridSpan w:val="2"/>
+            <w:tcBorders>
+              <w:top w:val="nil"/>
+              <w:left w:val="nil"/>
+              <w:bottom w:val="single" w:sz="18" w:space="0" w:color="auto"/>
+              <w:right w:val="nil"/>
+            </w:tcBorders>
+          </w:tcPr>
+          <w:p>
+            <w:pPr>
+              <w:spacing w:after="120" w:line="340" w:lineRule="exact"/>
+              <w:rPr>
+                <w:ins w:id="406" w:author="Vilde Bruhn Kinneberg" w:date="2024-09-19T11:29:00Z" w16du:dateUtc="2024-09-19T09:29:00Z"/>
+                <w:rFonts w:ascii="Arial" w:hAnsi="Arial" w:cs="Arial"/>
+                <w:i/>
+                <w:iCs/>
+                <w:sz w:val="22"/>
+                <w:szCs w:val="22"/>
+                <w:lang w:val="en-US"/>
+              </w:rPr>
+            </w:pPr>
+            <w:ins w:id="407" w:author="Vilde Bruhn Kinneberg" w:date="2024-09-19T11:55:00Z" w16du:dateUtc="2024-09-19T09:55:00Z">
+              <w:r>
+                <w:rPr>
+                  <w:rFonts w:ascii="Arial" w:hAnsi="Arial" w:cs="Arial"/>
+                  <w:i/>
+                  <w:iCs/>
+                  <w:sz w:val="22"/>
+                  <w:szCs w:val="22"/>
+                  <w:lang w:val="en-US"/>
+                </w:rPr>
+                <w:t>Time series</w:t>
+              </w:r>
+            </w:ins>
+            <w:ins w:id="408" w:author="Vilde Bruhn Kinneberg" w:date="2024-09-19T11:29:00Z" w16du:dateUtc="2024-09-19T09:29:00Z">
+              <w:r>
+                <w:rPr>
+                  <w:rFonts w:ascii="Arial" w:hAnsi="Arial" w:cs="Arial"/>
+                  <w:i/>
+                  <w:iCs/>
+                  <w:sz w:val="22"/>
+                  <w:szCs w:val="22"/>
+                  <w:lang w:val="en-US"/>
+                </w:rPr>
+                <w:t xml:space="preserve"> not explained by </w:t>
+              </w:r>
+            </w:ins>
+            <w:ins w:id="409" w:author="Vilde Bruhn Kinneberg" w:date="2024-09-19T11:41:00Z" w16du:dateUtc="2024-09-19T09:41:00Z">
+              <w:r>
+                <w:rPr>
+                  <w:rFonts w:ascii="Arial" w:hAnsi="Arial" w:cs="Arial"/>
+                  <w:i/>
+                  <w:iCs/>
+                  <w:sz w:val="22"/>
+                  <w:szCs w:val="22"/>
+                  <w:lang w:val="en-US"/>
+                </w:rPr>
+                <w:t>directional change</w:t>
+              </w:r>
+            </w:ins>
+            <w:ins w:id="410" w:author="Vilde Bruhn Kinneberg" w:date="2024-09-19T11:29:00Z" w16du:dateUtc="2024-09-19T09:29:00Z">
+              <w:r>
+                <w:rPr>
+                  <w:rFonts w:ascii="Arial" w:hAnsi="Arial" w:cs="Arial"/>
+                  <w:i/>
+                  <w:iCs/>
+                  <w:sz w:val="22"/>
+                  <w:szCs w:val="22"/>
+                  <w:lang w:val="en-US"/>
+                </w:rPr>
+                <w:t xml:space="preserve">, </w:t>
+              </w:r>
+            </w:ins>
+            <w:ins w:id="411" w:author="Vilde Bruhn Kinneberg" w:date="2024-09-19T11:44:00Z" w16du:dateUtc="2024-09-19T09:44:00Z">
+              <w:r>
+                <w:rPr>
+                  <w:rFonts w:ascii="Arial" w:hAnsi="Arial" w:cs="Arial"/>
+                  <w:i/>
+                  <w:iCs/>
+                  <w:sz w:val="22"/>
+                  <w:szCs w:val="22"/>
+                  <w:lang w:val="en-US"/>
+                </w:rPr>
+                <w:t>unbiased random walk</w:t>
+              </w:r>
+            </w:ins>
+            <w:ins w:id="412" w:author="Vilde Bruhn Kinneberg" w:date="2024-09-19T11:29:00Z" w16du:dateUtc="2024-09-19T09:29:00Z">
+              <w:r>
+                <w:rPr>
+                  <w:rFonts w:ascii="Arial" w:hAnsi="Arial" w:cs="Arial"/>
+                  <w:i/>
+                  <w:iCs/>
+                  <w:sz w:val="22"/>
+                  <w:szCs w:val="22"/>
+                  <w:lang w:val="en-US"/>
+                </w:rPr>
+                <w:t>, stasis or strict stasis</w:t>
+              </w:r>
+            </w:ins>
+          </w:p>
+        </w:tc>
+        <w:tc>
+          <w:tcPr>
+            <w:tcW w:w="1842" w:type="dxa"/>
+            <w:tcBorders>
+              <w:top w:val="nil"/>
+              <w:left w:val="nil"/>
+              <w:bottom w:val="single" w:sz="18" w:space="0" w:color="auto"/>
+              <w:right w:val="nil"/>
+            </w:tcBorders>
+          </w:tcPr>
+          <w:p>
+            <w:pPr>
+              <w:spacing w:line="340" w:lineRule="exact"/>
+              <w:jc w:val="right"/>
+              <w:rPr>
+                <w:ins w:id="413" w:author="Vilde Bruhn Kinneberg" w:date="2024-09-19T11:45:00Z" w16du:dateUtc="2024-09-19T09:45:00Z"/>
+                <w:rFonts w:ascii="Arial" w:hAnsi="Arial" w:cs="Arial"/>
+                <w:i/>
+                <w:iCs/>
+                <w:sz w:val="22"/>
+                <w:szCs w:val="22"/>
+                <w:lang w:val="en-US"/>
+              </w:rPr>
+              <w:pPrChange w:id="414" w:author="Vilde Bruhn Kinneberg" w:date="2024-09-19T11:45:00Z" w16du:dateUtc="2024-09-19T09:45:00Z">
+                <w:pPr>
+                  <w:framePr w:hSpace="142" w:wrap="around" w:vAnchor="text" w:hAnchor="margin" w:y="1"/>
+                  <w:spacing w:after="120" w:line="340" w:lineRule="exact"/>
+                  <w:jc w:val="right"/>
+                </w:pPr>
+              </w:pPrChange>
+            </w:pPr>
+          </w:p>
+          <w:p>
+            <w:pPr>
+              <w:spacing w:line="340" w:lineRule="exact"/>
+              <w:jc w:val="right"/>
+              <w:rPr>
+                <w:ins w:id="415" w:author="Vilde Bruhn Kinneberg" w:date="2024-09-19T11:29:00Z" w16du:dateUtc="2024-09-19T09:29:00Z"/>
+                <w:rFonts w:ascii="Arial" w:hAnsi="Arial" w:cs="Arial"/>
+                <w:i/>
+                <w:iCs/>
+                <w:sz w:val="22"/>
+                <w:szCs w:val="22"/>
+                <w:lang w:val="en-US"/>
+              </w:rPr>
+              <w:pPrChange w:id="416" w:author="Vilde Bruhn Kinneberg" w:date="2024-09-19T11:45:00Z" w16du:dateUtc="2024-09-19T09:45:00Z">
+                <w:pPr>
+                  <w:framePr w:hSpace="142" w:wrap="around" w:vAnchor="text" w:hAnchor="margin" w:y="1"/>
+                  <w:spacing w:after="120" w:line="340" w:lineRule="exact"/>
+                  <w:jc w:val="right"/>
+                </w:pPr>
+              </w:pPrChange>
+            </w:pPr>
+            <w:ins w:id="417" w:author="Vilde Bruhn Kinneberg" w:date="2024-09-19T11:33:00Z" w16du:dateUtc="2024-09-19T09:33:00Z">
+              <w:r>
+                <w:rPr>
+                  <w:rFonts w:ascii="Arial" w:hAnsi="Arial" w:cs="Arial"/>
+                  <w:i/>
+                  <w:iCs/>
+                  <w:sz w:val="22"/>
+                  <w:szCs w:val="22"/>
+                  <w:lang w:val="en-US"/>
+                </w:rPr>
+                <w:t>29</w:t>
+              </w:r>
+            </w:ins>
+            <w:ins w:id="418" w:author="Vilde Bruhn Kinneberg" w:date="2024-09-19T11:29:00Z" w16du:dateUtc="2024-09-19T09:29:00Z">
+              <w:r>
+                <w:rPr>
+                  <w:rFonts w:ascii="Arial" w:hAnsi="Arial" w:cs="Arial"/>
+                  <w:i/>
+                  <w:iCs/>
+                  <w:sz w:val="22"/>
+                  <w:szCs w:val="22"/>
+                  <w:lang w:val="en-US"/>
+                </w:rPr>
+                <w:t>.</w:t>
+              </w:r>
+            </w:ins>
+            <w:ins w:id="419" w:author="Vilde Bruhn Kinneberg" w:date="2024-09-19T11:33:00Z" w16du:dateUtc="2024-09-19T09:33:00Z">
+              <w:r>
+                <w:rPr>
+                  <w:rFonts w:ascii="Arial" w:hAnsi="Arial" w:cs="Arial"/>
+                  <w:i/>
+                  <w:iCs/>
+                  <w:sz w:val="22"/>
+                  <w:szCs w:val="22"/>
+                  <w:lang w:val="en-US"/>
+                </w:rPr>
+                <w:t>565</w:t>
+              </w:r>
+            </w:ins>
+            <w:ins w:id="420" w:author="Vilde Bruhn Kinneberg" w:date="2024-09-19T11:55:00Z" w16du:dateUtc="2024-09-19T09:55:00Z">
+              <w:r>
+                <w:rPr>
+                  <w:rFonts w:ascii="Arial" w:hAnsi="Arial" w:cs="Arial"/>
+                  <w:i/>
+                  <w:iCs/>
+                  <w:sz w:val="22"/>
+                  <w:szCs w:val="22"/>
+                  <w:lang w:val="en-US"/>
+                </w:rPr>
+                <w:t>%</w:t>
+              </w:r>
+            </w:ins>
+          </w:p>
+        </w:tc>
+      </w:tr>
+    </w:tbl>
+    <w:p>
+      <w:pPr>
+        <w:spacing w:before="120" w:line="360" w:lineRule="auto"/>
+        <w:jc w:val="both"/>
+        <w:rPr>
+          <w:rFonts w:ascii="Arial" w:eastAsia="FangSong" w:hAnsi="Arial" w:cs="Arial"/>
+          <w:color w:val="000000" w:themeColor="text1"/>
+          <w:lang w:val="en-US"/>
+        </w:rPr>
+        <w:pPrChange w:id="421" w:author="Vilde Bruhn Kinneberg" w:date="2024-09-19T11:39:00Z" w16du:dateUtc="2024-09-19T09:39:00Z">
+          <w:pPr>
+            <w:spacing w:line="360" w:lineRule="auto"/>
+            <w:jc w:val="both"/>
+          </w:pPr>
+        </w:pPrChange>
+      </w:pPr>
+      <w:ins w:id="422" w:author="Vilde Bruhn Kinneberg" w:date="2024-09-19T11:39:00Z" w16du:dateUtc="2024-09-19T09:39:00Z">
+        <w:r>
+          <w:rPr>
+            <w:rFonts w:ascii="Arial" w:hAnsi="Arial" w:cs="Arial"/>
+            <w:sz w:val="18"/>
+            <w:szCs w:val="18"/>
+            <w:lang w:val="en-US"/>
+          </w:rPr>
+          <w:t>NOTE. –</w:t>
+        </w:r>
+      </w:ins>
+      <w:ins w:id="423" w:author="Vilde Bruhn Kinneberg" w:date="2024-09-19T11:50:00Z" w16du:dateUtc="2024-09-19T09:50:00Z">
+        <w:r>
+          <w:rPr>
+            <w:rFonts w:ascii="Arial" w:hAnsi="Arial" w:cs="Arial"/>
+            <w:sz w:val="18"/>
+            <w:szCs w:val="18"/>
+            <w:lang w:val="en-US"/>
+          </w:rPr>
+          <w:t xml:space="preserve"> </w:t>
+        </w:r>
+        <w:r>
+          <w:rPr>
+            <w:rFonts w:ascii="Arial" w:hAnsi="Arial" w:cs="Arial"/>
+            <w:sz w:val="18"/>
+            <w:szCs w:val="18"/>
+            <w:lang w:val="en-US"/>
+          </w:rPr>
+          <w:t xml:space="preserve">The </w:t>
+        </w:r>
+        <w:r>
+          <w:rPr>
+            <w:rFonts w:ascii="Arial" w:hAnsi="Arial" w:cs="Arial"/>
+            <w:sz w:val="18"/>
+            <w:szCs w:val="18"/>
+            <w:lang w:val="en-US"/>
+          </w:rPr>
+          <w:t>model</w:t>
+        </w:r>
+        <w:r>
+          <w:rPr>
+            <w:rFonts w:ascii="Arial" w:hAnsi="Arial" w:cs="Arial"/>
+            <w:sz w:val="18"/>
+            <w:szCs w:val="18"/>
+            <w:lang w:val="en-US"/>
+          </w:rPr>
+          <w:t xml:space="preserve"> column indicates </w:t>
+        </w:r>
+        <w:r>
+          <w:rPr>
+            <w:rFonts w:ascii="Arial" w:hAnsi="Arial" w:cs="Arial"/>
+            <w:sz w:val="18"/>
+            <w:szCs w:val="18"/>
+            <w:lang w:val="en-US"/>
+          </w:rPr>
+          <w:t>the evolutionary model</w:t>
+        </w:r>
+      </w:ins>
+      <w:ins w:id="424" w:author="Vilde Bruhn Kinneberg" w:date="2024-09-19T11:51:00Z" w16du:dateUtc="2024-09-19T09:51:00Z">
+        <w:r>
+          <w:rPr>
+            <w:rFonts w:ascii="Arial" w:hAnsi="Arial" w:cs="Arial"/>
+            <w:sz w:val="18"/>
+            <w:szCs w:val="18"/>
+            <w:lang w:val="en-US"/>
+          </w:rPr>
+          <w:t>.</w:t>
+        </w:r>
+      </w:ins>
+      <w:ins w:id="425" w:author="Vilde Bruhn Kinneberg" w:date="2024-09-19T11:50:00Z" w16du:dateUtc="2024-09-19T09:50:00Z">
+        <w:r>
+          <w:rPr>
+            <w:rFonts w:ascii="Arial" w:hAnsi="Arial" w:cs="Arial"/>
+            <w:sz w:val="18"/>
+            <w:szCs w:val="18"/>
+            <w:lang w:val="en-US"/>
+          </w:rPr>
+          <w:t xml:space="preserve"> </w:t>
+        </w:r>
+      </w:ins>
+      <w:ins w:id="426" w:author="Vilde Bruhn Kinneberg" w:date="2024-09-19T11:51:00Z" w16du:dateUtc="2024-09-19T09:51:00Z">
+        <w:r>
+          <w:rPr>
+            <w:rFonts w:ascii="Arial" w:hAnsi="Arial" w:cs="Arial"/>
+            <w:sz w:val="18"/>
+            <w:szCs w:val="18"/>
+            <w:lang w:val="en-US"/>
+          </w:rPr>
+          <w:t>T</w:t>
+        </w:r>
+      </w:ins>
+      <w:ins w:id="427" w:author="Vilde Bruhn Kinneberg" w:date="2024-09-19T11:50:00Z" w16du:dateUtc="2024-09-19T09:50:00Z">
+        <w:r>
+          <w:rPr>
+            <w:rFonts w:ascii="Arial" w:hAnsi="Arial" w:cs="Arial"/>
+            <w:sz w:val="18"/>
+            <w:szCs w:val="18"/>
+            <w:lang w:val="en-US"/>
+          </w:rPr>
+          <w:t xml:space="preserve">he </w:t>
+        </w:r>
+        <w:r>
+          <w:rPr>
+            <w:rFonts w:ascii="Arial" w:hAnsi="Arial" w:cs="Arial"/>
+            <w:sz w:val="18"/>
+            <w:szCs w:val="18"/>
+            <w:lang w:val="en-US"/>
+          </w:rPr>
+          <w:t>count column</w:t>
+        </w:r>
+        <w:r>
+          <w:rPr>
+            <w:rFonts w:ascii="Arial" w:hAnsi="Arial" w:cs="Arial"/>
+            <w:sz w:val="18"/>
+            <w:szCs w:val="18"/>
+            <w:lang w:val="en-US"/>
+          </w:rPr>
+          <w:t xml:space="preserve"> </w:t>
+        </w:r>
+        <w:r>
+          <w:rPr>
+            <w:rFonts w:ascii="Arial" w:hAnsi="Arial" w:cs="Arial"/>
+            <w:sz w:val="18"/>
+            <w:szCs w:val="18"/>
+            <w:lang w:val="en-US"/>
+          </w:rPr>
+          <w:t xml:space="preserve">shows the number of </w:t>
+        </w:r>
+      </w:ins>
+      <w:ins w:id="428" w:author="Vilde Bruhn Kinneberg" w:date="2024-09-19T11:51:00Z" w16du:dateUtc="2024-09-19T09:51:00Z">
+        <w:r>
+          <w:rPr>
+            <w:rFonts w:ascii="Arial" w:hAnsi="Arial" w:cs="Arial"/>
+            <w:sz w:val="18"/>
+            <w:szCs w:val="18"/>
+            <w:lang w:val="en-US"/>
+          </w:rPr>
+          <w:t xml:space="preserve">time series best explained by relative fit criteria and also passing the adequacy tests. </w:t>
+        </w:r>
+      </w:ins>
+      <w:ins w:id="429" w:author="Vilde Bruhn Kinneberg" w:date="2024-09-19T11:52:00Z" w16du:dateUtc="2024-09-19T09:52:00Z">
+        <w:r>
+          <w:rPr>
+            <w:rFonts w:ascii="Arial" w:hAnsi="Arial" w:cs="Arial"/>
+            <w:sz w:val="18"/>
+            <w:szCs w:val="18"/>
+            <w:lang w:val="en-US"/>
+          </w:rPr>
+          <w:t>T</w:t>
+        </w:r>
+      </w:ins>
+      <w:ins w:id="430" w:author="Vilde Bruhn Kinneberg" w:date="2024-09-19T11:50:00Z" w16du:dateUtc="2024-09-19T09:50:00Z">
+        <w:r>
+          <w:rPr>
+            <w:rFonts w:ascii="Arial" w:hAnsi="Arial" w:cs="Arial"/>
+            <w:sz w:val="18"/>
+            <w:szCs w:val="18"/>
+            <w:lang w:val="en-US"/>
+          </w:rPr>
+          <w:t>he</w:t>
+        </w:r>
+      </w:ins>
+      <w:ins w:id="431" w:author="Vilde Bruhn Kinneberg" w:date="2024-09-19T11:57:00Z" w16du:dateUtc="2024-09-19T09:57:00Z">
+        <w:r>
+          <w:rPr>
+            <w:rFonts w:ascii="Arial" w:hAnsi="Arial" w:cs="Arial"/>
+            <w:sz w:val="18"/>
+            <w:szCs w:val="18"/>
+            <w:lang w:val="en-US"/>
+          </w:rPr>
+          <w:t xml:space="preserve"> percentage</w:t>
+        </w:r>
+      </w:ins>
+      <w:ins w:id="432" w:author="Vilde Bruhn Kinneberg" w:date="2024-09-19T11:50:00Z" w16du:dateUtc="2024-09-19T09:50:00Z">
+        <w:r>
+          <w:rPr>
+            <w:rFonts w:ascii="Arial" w:hAnsi="Arial" w:cs="Arial"/>
+            <w:sz w:val="18"/>
+            <w:szCs w:val="18"/>
+            <w:lang w:val="en-US"/>
+          </w:rPr>
+          <w:t xml:space="preserve"> column</w:t>
+        </w:r>
+      </w:ins>
+      <w:ins w:id="433" w:author="Vilde Bruhn Kinneberg" w:date="2024-09-19T11:57:00Z" w16du:dateUtc="2024-09-19T09:57:00Z">
+        <w:r>
+          <w:rPr>
+            <w:rFonts w:ascii="Arial" w:hAnsi="Arial" w:cs="Arial"/>
+            <w:sz w:val="18"/>
+            <w:szCs w:val="18"/>
+            <w:lang w:val="en-US"/>
+          </w:rPr>
+          <w:t xml:space="preserve"> (%)</w:t>
+        </w:r>
+      </w:ins>
+      <w:ins w:id="434" w:author="Vilde Bruhn Kinneberg" w:date="2024-09-19T11:50:00Z" w16du:dateUtc="2024-09-19T09:50:00Z">
+        <w:r>
+          <w:rPr>
+            <w:rFonts w:ascii="Arial" w:hAnsi="Arial" w:cs="Arial"/>
+            <w:sz w:val="18"/>
+            <w:szCs w:val="18"/>
+            <w:lang w:val="en-US"/>
+          </w:rPr>
+          <w:t xml:space="preserve"> shows </w:t>
+        </w:r>
+        <w:r>
+          <w:rPr>
+            <w:rFonts w:ascii="Arial" w:hAnsi="Arial" w:cs="Arial"/>
+            <w:sz w:val="18"/>
+            <w:szCs w:val="18"/>
+            <w:lang w:val="en-US"/>
+          </w:rPr>
+          <w:t>the percentage of</w:t>
+        </w:r>
+      </w:ins>
+      <w:ins w:id="435" w:author="Vilde Bruhn Kinneberg" w:date="2024-09-19T11:52:00Z" w16du:dateUtc="2024-09-19T09:52:00Z">
+        <w:r>
+          <w:rPr>
+            <w:rFonts w:ascii="Arial" w:hAnsi="Arial" w:cs="Arial"/>
+            <w:sz w:val="18"/>
+            <w:szCs w:val="18"/>
+            <w:lang w:val="en-US"/>
+          </w:rPr>
+          <w:t xml:space="preserve"> time series passing the adequacy tests compared</w:t>
+        </w:r>
+        <w:r>
+          <w:rPr>
+            <w:rFonts w:ascii="Arial" w:hAnsi="Arial" w:cs="Arial"/>
+            <w:sz w:val="18"/>
+            <w:szCs w:val="18"/>
+            <w:lang w:val="en-US"/>
+          </w:rPr>
+          <w:t xml:space="preserve"> to the relative fit dataset</w:t>
+        </w:r>
+      </w:ins>
+      <w:ins w:id="436" w:author="Vilde Bruhn Kinneberg" w:date="2024-09-19T11:57:00Z" w16du:dateUtc="2024-09-19T09:57:00Z">
+        <w:r>
+          <w:rPr>
+            <w:rFonts w:ascii="Arial" w:hAnsi="Arial" w:cs="Arial"/>
+            <w:sz w:val="18"/>
+            <w:szCs w:val="18"/>
+            <w:lang w:val="en-US"/>
+          </w:rPr>
+          <w:t xml:space="preserve"> for each model</w:t>
+        </w:r>
+      </w:ins>
+      <w:ins w:id="437" w:author="Vilde Bruhn Kinneberg" w:date="2024-09-19T11:52:00Z" w16du:dateUtc="2024-09-19T09:52:00Z">
+        <w:r>
+          <w:rPr>
+            <w:rFonts w:ascii="Arial" w:hAnsi="Arial" w:cs="Arial"/>
+            <w:sz w:val="18"/>
+            <w:szCs w:val="18"/>
+            <w:lang w:val="en-US"/>
+          </w:rPr>
+          <w:t>. The total count</w:t>
+        </w:r>
+      </w:ins>
+      <w:ins w:id="438" w:author="Vilde Bruhn Kinneberg" w:date="2024-09-19T11:50:00Z" w16du:dateUtc="2024-09-19T09:50:00Z">
+        <w:r>
+          <w:rPr>
+            <w:rFonts w:ascii="Arial" w:hAnsi="Arial" w:cs="Arial"/>
+            <w:sz w:val="18"/>
+            <w:szCs w:val="18"/>
+            <w:lang w:val="en-US"/>
+          </w:rPr>
+          <w:t xml:space="preserve"> </w:t>
+        </w:r>
+      </w:ins>
+      <w:ins w:id="439" w:author="Vilde Bruhn Kinneberg" w:date="2024-09-19T11:52:00Z" w16du:dateUtc="2024-09-19T09:52:00Z">
+        <w:r>
+          <w:rPr>
+            <w:rFonts w:ascii="Arial" w:hAnsi="Arial" w:cs="Arial"/>
+            <w:sz w:val="18"/>
+            <w:szCs w:val="18"/>
+            <w:lang w:val="en-US"/>
+          </w:rPr>
+          <w:t xml:space="preserve">is the </w:t>
+        </w:r>
+      </w:ins>
+      <w:ins w:id="440" w:author="Vilde Bruhn Kinneberg" w:date="2024-09-19T11:50:00Z" w16du:dateUtc="2024-09-19T09:50:00Z">
+        <w:r>
+          <w:rPr>
+            <w:rFonts w:ascii="Arial" w:hAnsi="Arial" w:cs="Arial"/>
+            <w:sz w:val="18"/>
+            <w:szCs w:val="18"/>
+            <w:lang w:val="en-US"/>
+          </w:rPr>
+          <w:t xml:space="preserve">total number of time series </w:t>
+        </w:r>
+      </w:ins>
+      <w:ins w:id="441" w:author="Vilde Bruhn Kinneberg" w:date="2024-09-19T11:53:00Z" w16du:dateUtc="2024-09-19T09:53:00Z">
+        <w:r>
+          <w:rPr>
+            <w:rFonts w:ascii="Arial" w:hAnsi="Arial" w:cs="Arial"/>
+            <w:sz w:val="18"/>
+            <w:szCs w:val="18"/>
+            <w:lang w:val="en-US"/>
+          </w:rPr>
+          <w:t>in the absolute fit dataset</w:t>
+        </w:r>
+      </w:ins>
+      <w:ins w:id="442" w:author="Vilde Bruhn Kinneberg" w:date="2024-09-19T11:50:00Z" w16du:dateUtc="2024-09-19T09:50:00Z">
+        <w:r>
+          <w:rPr>
+            <w:rFonts w:ascii="Arial" w:hAnsi="Arial" w:cs="Arial"/>
+            <w:sz w:val="18"/>
+            <w:szCs w:val="18"/>
+            <w:lang w:val="en-US"/>
+          </w:rPr>
+          <w:t>.</w:t>
+        </w:r>
+      </w:ins>
+      <w:ins w:id="443" w:author="Vilde Bruhn Kinneberg" w:date="2024-09-19T11:53:00Z" w16du:dateUtc="2024-09-19T09:53:00Z">
+        <w:r>
+          <w:rPr>
+            <w:rFonts w:ascii="Arial" w:hAnsi="Arial" w:cs="Arial"/>
+            <w:sz w:val="18"/>
+            <w:szCs w:val="18"/>
+            <w:lang w:val="en-US"/>
+          </w:rPr>
+          <w:t xml:space="preserve"> </w:t>
+        </w:r>
+      </w:ins>
+    </w:p>
+    <w:p>
+      <w:pPr>
+        <w:spacing w:line="360" w:lineRule="auto"/>
+        <w:jc w:val="both"/>
+        <w:rPr>
           <w:rFonts w:ascii="Arial" w:eastAsia="FangSong" w:hAnsi="Arial" w:cs="Arial"/>
           <w:color w:val="000000" w:themeColor="text1"/>
           <w:lang w:val="en-US"/>
@@ -907,6 +6688,10 @@
         <w:jc w:val="both"/>
         <w:rPr>
           <w:rFonts w:ascii="Arial" w:eastAsia="FangSong" w:hAnsi="Arial" w:cs="Arial"/>
+          <w:b/>
+          <w:bCs/>
+          <w:i/>
+          <w:iCs/>
           <w:color w:val="000000" w:themeColor="text1"/>
           <w:lang w:val="en-US"/>
         </w:rPr>
@@ -914,10 +6699,14 @@
       <w:r>
         <w:rPr>
           <w:rFonts w:ascii="Arial" w:eastAsia="FangSong" w:hAnsi="Arial" w:cs="Arial"/>
-          <w:color w:val="000000" w:themeColor="text1"/>
-          <w:lang w:val="en-US"/>
-        </w:rPr>
-        <w:t>CONCLUSION</w:t>
+          <w:b/>
+          <w:bCs/>
+          <w:i/>
+          <w:iCs/>
+          <w:color w:val="000000" w:themeColor="text1"/>
+          <w:lang w:val="en-US"/>
+        </w:rPr>
+        <w:t>Univariate and mode-shift models</w:t>
       </w:r>
     </w:p>
     <w:p>
@@ -945,6 +6734,7 @@
     <w:p>
       <w:pPr>
         <w:spacing w:line="360" w:lineRule="auto"/>
+        <w:jc w:val="both"/>
         <w:rPr>
           <w:rFonts w:ascii="Arial" w:eastAsia="FangSong" w:hAnsi="Arial" w:cs="Arial"/>
           <w:color w:val="000000" w:themeColor="text1"/>
@@ -957,7 +6747,404 @@
           <w:color w:val="000000" w:themeColor="text1"/>
           <w:lang w:val="en-US"/>
         </w:rPr>
+        <w:t>DISCUSSION</w:t>
+      </w:r>
+    </w:p>
+    <w:p>
+      <w:pPr>
+        <w:spacing w:line="360" w:lineRule="auto"/>
+        <w:jc w:val="both"/>
+        <w:rPr>
+          <w:rFonts w:ascii="Arial" w:eastAsia="FangSong" w:hAnsi="Arial" w:cs="Arial"/>
+          <w:color w:val="FF0000"/>
+          <w:lang w:val="en-US"/>
+        </w:rPr>
+      </w:pPr>
+    </w:p>
+    <w:p>
+      <w:pPr>
+        <w:spacing w:line="360" w:lineRule="auto"/>
+        <w:jc w:val="both"/>
+        <w:rPr>
+          <w:rFonts w:ascii="Arial" w:eastAsia="FangSong" w:hAnsi="Arial" w:cs="Arial"/>
+          <w:color w:val="000000" w:themeColor="text1"/>
+          <w:lang w:val="en-US"/>
+        </w:rPr>
+      </w:pPr>
+    </w:p>
+    <w:p>
+      <w:pPr>
+        <w:spacing w:line="360" w:lineRule="auto"/>
+        <w:jc w:val="both"/>
+        <w:rPr>
+          <w:rFonts w:ascii="Arial" w:eastAsia="FangSong" w:hAnsi="Arial" w:cs="Arial"/>
+          <w:color w:val="000000" w:themeColor="text1"/>
+          <w:lang w:val="en-US"/>
+        </w:rPr>
+      </w:pPr>
+      <w:r>
+        <w:rPr>
+          <w:rFonts w:ascii="Arial" w:eastAsia="FangSong" w:hAnsi="Arial" w:cs="Arial"/>
+          <w:color w:val="000000" w:themeColor="text1"/>
+          <w:lang w:val="en-US"/>
+        </w:rPr>
+        <w:t>CONCLUSION</w:t>
+      </w:r>
+    </w:p>
+    <w:p>
+      <w:pPr>
+        <w:spacing w:line="360" w:lineRule="auto"/>
+        <w:jc w:val="both"/>
+        <w:rPr>
+          <w:rFonts w:ascii="Arial" w:eastAsia="FangSong" w:hAnsi="Arial" w:cs="Arial"/>
+          <w:color w:val="000000" w:themeColor="text1"/>
+          <w:lang w:val="en-US"/>
+        </w:rPr>
+      </w:pPr>
+    </w:p>
+    <w:p>
+      <w:pPr>
+        <w:spacing w:line="360" w:lineRule="auto"/>
+        <w:jc w:val="both"/>
+        <w:rPr>
+          <w:rFonts w:ascii="Arial" w:eastAsia="FangSong" w:hAnsi="Arial" w:cs="Arial"/>
+          <w:color w:val="000000" w:themeColor="text1"/>
+          <w:lang w:val="en-US"/>
+        </w:rPr>
+      </w:pPr>
+    </w:p>
+    <w:p>
+      <w:pPr>
+        <w:spacing w:line="360" w:lineRule="auto"/>
+        <w:rPr>
+          <w:ins w:id="444" w:author="Vilde Bruhn Kinneberg" w:date="2024-09-19T12:00:00Z" w16du:dateUtc="2024-09-19T10:00:00Z"/>
+          <w:rFonts w:ascii="Arial" w:eastAsia="FangSong" w:hAnsi="Arial" w:cs="Arial"/>
+          <w:color w:val="000000" w:themeColor="text1"/>
+          <w:lang w:val="en-US"/>
+        </w:rPr>
+      </w:pPr>
+      <w:r>
+        <w:rPr>
+          <w:rFonts w:ascii="Arial" w:eastAsia="FangSong" w:hAnsi="Arial" w:cs="Arial"/>
+          <w:color w:val="000000" w:themeColor="text1"/>
+          <w:lang w:val="en-US"/>
+        </w:rPr>
         <w:t>LITERATURE CITED</w:t>
+      </w:r>
+    </w:p>
+    <w:p>
+      <w:pPr>
+        <w:spacing w:line="360" w:lineRule="auto"/>
+        <w:rPr>
+          <w:rFonts w:ascii="Arial" w:eastAsia="FangSong" w:hAnsi="Arial" w:cs="Arial"/>
+          <w:color w:val="000000" w:themeColor="text1"/>
+          <w:lang w:val="en-US"/>
+        </w:rPr>
+      </w:pPr>
+    </w:p>
+    <w:p>
+      <w:pPr>
+        <w:pStyle w:val="Bibliografi"/>
+        <w:rPr>
+          <w:rFonts w:ascii="Arial" w:hAnsi="Arial" w:cs="Arial"/>
+          <w:lang w:val="en-US"/>
+          <w:rPrChange w:id="445" w:author="Vilde Bruhn Kinneberg" w:date="2024-09-19T12:00:00Z" w16du:dateUtc="2024-09-19T10:00:00Z">
+            <w:rPr/>
+          </w:rPrChange>
+        </w:rPr>
+      </w:pPr>
+      <w:r>
+        <w:rPr>
+          <w:rFonts w:ascii="Arial" w:hAnsi="Arial" w:cs="Arial"/>
+          <w:lang w:val="en-US"/>
+          <w:rPrChange w:id="446" w:author="Vilde Bruhn Kinneberg" w:date="2024-09-19T12:00:00Z" w16du:dateUtc="2024-09-19T10:00:00Z">
+            <w:rPr>
+              <w:lang w:val="en-US"/>
+            </w:rPr>
+          </w:rPrChange>
+        </w:rPr>
+        <w:fldChar w:fldCharType="begin"/>
+      </w:r>
+      <w:r>
+        <w:rPr>
+          <w:rFonts w:ascii="Arial" w:hAnsi="Arial" w:cs="Arial"/>
+          <w:lang w:val="en-US"/>
+          <w:rPrChange w:id="447" w:author="Vilde Bruhn Kinneberg" w:date="2024-09-19T12:00:00Z" w16du:dateUtc="2024-09-19T10:00:00Z">
+            <w:rPr>
+              <w:lang w:val="en-US"/>
+            </w:rPr>
+          </w:rPrChange>
+        </w:rPr>
+        <w:instrText xml:space="preserve"> ADDIN ZOTERO_BIBL {"uncited":[],"omitted":[],"custom":[]} CSL_BIBLIOGRAPHY </w:instrText>
+      </w:r>
+      <w:r>
+        <w:rPr>
+          <w:rFonts w:ascii="Arial" w:hAnsi="Arial" w:cs="Arial"/>
+          <w:lang w:val="en-US"/>
+          <w:rPrChange w:id="448" w:author="Vilde Bruhn Kinneberg" w:date="2024-09-19T12:00:00Z" w16du:dateUtc="2024-09-19T10:00:00Z">
+            <w:rPr>
+              <w:lang w:val="en-US"/>
+            </w:rPr>
+          </w:rPrChange>
+        </w:rPr>
+        <w:fldChar w:fldCharType="separate"/>
+      </w:r>
+      <w:r>
+        <w:rPr>
+          <w:rFonts w:ascii="Arial" w:hAnsi="Arial" w:cs="Arial"/>
+          <w:lang w:val="en-US"/>
+          <w:rPrChange w:id="449" w:author="Vilde Bruhn Kinneberg" w:date="2024-09-19T12:00:00Z" w16du:dateUtc="2024-09-19T10:00:00Z">
+            <w:rPr/>
+          </w:rPrChange>
+        </w:rPr>
+        <w:t xml:space="preserve">Hunt, G. (2006). Fitting and Comparing Models of Phyletic Evolution: Random Walks and beyond. </w:t>
+      </w:r>
+      <w:r>
+        <w:rPr>
+          <w:rFonts w:ascii="Arial" w:hAnsi="Arial" w:cs="Arial"/>
+          <w:i/>
+          <w:iCs/>
+          <w:lang w:val="en-US"/>
+          <w:rPrChange w:id="450" w:author="Vilde Bruhn Kinneberg" w:date="2024-09-19T12:00:00Z" w16du:dateUtc="2024-09-19T10:00:00Z">
+            <w:rPr>
+              <w:i/>
+              <w:iCs/>
+            </w:rPr>
+          </w:rPrChange>
+        </w:rPr>
+        <w:t>Paleobiology</w:t>
+      </w:r>
+      <w:r>
+        <w:rPr>
+          <w:rFonts w:ascii="Arial" w:hAnsi="Arial" w:cs="Arial"/>
+          <w:lang w:val="en-US"/>
+          <w:rPrChange w:id="451" w:author="Vilde Bruhn Kinneberg" w:date="2024-09-19T12:00:00Z" w16du:dateUtc="2024-09-19T10:00:00Z">
+            <w:rPr/>
+          </w:rPrChange>
+        </w:rPr>
+        <w:t xml:space="preserve">, </w:t>
+      </w:r>
+      <w:r>
+        <w:rPr>
+          <w:rFonts w:ascii="Arial" w:hAnsi="Arial" w:cs="Arial"/>
+          <w:i/>
+          <w:iCs/>
+          <w:lang w:val="en-US"/>
+          <w:rPrChange w:id="452" w:author="Vilde Bruhn Kinneberg" w:date="2024-09-19T12:00:00Z" w16du:dateUtc="2024-09-19T10:00:00Z">
+            <w:rPr>
+              <w:i/>
+              <w:iCs/>
+            </w:rPr>
+          </w:rPrChange>
+        </w:rPr>
+        <w:t>32</w:t>
+      </w:r>
+      <w:r>
+        <w:rPr>
+          <w:rFonts w:ascii="Arial" w:hAnsi="Arial" w:cs="Arial"/>
+          <w:lang w:val="en-US"/>
+          <w:rPrChange w:id="453" w:author="Vilde Bruhn Kinneberg" w:date="2024-09-19T12:00:00Z" w16du:dateUtc="2024-09-19T10:00:00Z">
+            <w:rPr/>
+          </w:rPrChange>
+        </w:rPr>
+        <w:t>(4), 578–601.</w:t>
+      </w:r>
+    </w:p>
+    <w:p>
+      <w:pPr>
+        <w:pStyle w:val="Bibliografi"/>
+        <w:rPr>
+          <w:rFonts w:ascii="Arial" w:hAnsi="Arial" w:cs="Arial"/>
+          <w:lang w:val="en-US"/>
+          <w:rPrChange w:id="454" w:author="Vilde Bruhn Kinneberg" w:date="2024-09-19T12:00:00Z" w16du:dateUtc="2024-09-19T10:00:00Z">
+            <w:rPr/>
+          </w:rPrChange>
+        </w:rPr>
+      </w:pPr>
+      <w:r>
+        <w:rPr>
+          <w:rFonts w:ascii="Arial" w:hAnsi="Arial" w:cs="Arial"/>
+          <w:lang w:val="en-US"/>
+          <w:rPrChange w:id="455" w:author="Vilde Bruhn Kinneberg" w:date="2024-09-19T12:00:00Z" w16du:dateUtc="2024-09-19T10:00:00Z">
+            <w:rPr/>
+          </w:rPrChange>
+        </w:rPr>
+        <w:t xml:space="preserve">Lewontin, R. C. (1966). On the Measurement of Relative Variability. </w:t>
+      </w:r>
+      <w:r>
+        <w:rPr>
+          <w:rFonts w:ascii="Arial" w:hAnsi="Arial" w:cs="Arial"/>
+          <w:i/>
+          <w:iCs/>
+          <w:lang w:val="en-US"/>
+          <w:rPrChange w:id="456" w:author="Vilde Bruhn Kinneberg" w:date="2024-09-19T12:00:00Z" w16du:dateUtc="2024-09-19T10:00:00Z">
+            <w:rPr>
+              <w:i/>
+              <w:iCs/>
+            </w:rPr>
+          </w:rPrChange>
+        </w:rPr>
+        <w:t>Systematic Zoology</w:t>
+      </w:r>
+      <w:r>
+        <w:rPr>
+          <w:rFonts w:ascii="Arial" w:hAnsi="Arial" w:cs="Arial"/>
+          <w:lang w:val="en-US"/>
+          <w:rPrChange w:id="457" w:author="Vilde Bruhn Kinneberg" w:date="2024-09-19T12:00:00Z" w16du:dateUtc="2024-09-19T10:00:00Z">
+            <w:rPr/>
+          </w:rPrChange>
+        </w:rPr>
+        <w:t xml:space="preserve">, </w:t>
+      </w:r>
+      <w:r>
+        <w:rPr>
+          <w:rFonts w:ascii="Arial" w:hAnsi="Arial" w:cs="Arial"/>
+          <w:i/>
+          <w:iCs/>
+          <w:lang w:val="en-US"/>
+          <w:rPrChange w:id="458" w:author="Vilde Bruhn Kinneberg" w:date="2024-09-19T12:00:00Z" w16du:dateUtc="2024-09-19T10:00:00Z">
+            <w:rPr>
+              <w:i/>
+              <w:iCs/>
+            </w:rPr>
+          </w:rPrChange>
+        </w:rPr>
+        <w:t>15</w:t>
+      </w:r>
+      <w:r>
+        <w:rPr>
+          <w:rFonts w:ascii="Arial" w:hAnsi="Arial" w:cs="Arial"/>
+          <w:lang w:val="en-US"/>
+          <w:rPrChange w:id="459" w:author="Vilde Bruhn Kinneberg" w:date="2024-09-19T12:00:00Z" w16du:dateUtc="2024-09-19T10:00:00Z">
+            <w:rPr/>
+          </w:rPrChange>
+        </w:rPr>
+        <w:t>(2), 141–142. https://doi.org/10.2307/2411632</w:t>
+      </w:r>
+    </w:p>
+    <w:p>
+      <w:pPr>
+        <w:pStyle w:val="Bibliografi"/>
+        <w:rPr>
+          <w:rFonts w:ascii="Arial" w:hAnsi="Arial" w:cs="Arial"/>
+          <w:lang w:val="en-US"/>
+          <w:rPrChange w:id="460" w:author="Vilde Bruhn Kinneberg" w:date="2024-09-19T12:00:00Z" w16du:dateUtc="2024-09-19T10:00:00Z">
+            <w:rPr/>
+          </w:rPrChange>
+        </w:rPr>
+      </w:pPr>
+      <w:r>
+        <w:rPr>
+          <w:rFonts w:ascii="Arial" w:hAnsi="Arial" w:cs="Arial"/>
+          <w:lang w:val="en-US"/>
+          <w:rPrChange w:id="461" w:author="Vilde Bruhn Kinneberg" w:date="2024-09-19T12:00:00Z" w16du:dateUtc="2024-09-19T10:00:00Z">
+            <w:rPr/>
+          </w:rPrChange>
+        </w:rPr>
+        <w:t xml:space="preserve">Voje, K. L. (2018). Assessing adequacy of models of phyletic evolution in the fossil record. </w:t>
+      </w:r>
+      <w:r>
+        <w:rPr>
+          <w:rFonts w:ascii="Arial" w:hAnsi="Arial" w:cs="Arial"/>
+          <w:i/>
+          <w:iCs/>
+          <w:lang w:val="en-US"/>
+          <w:rPrChange w:id="462" w:author="Vilde Bruhn Kinneberg" w:date="2024-09-19T12:00:00Z" w16du:dateUtc="2024-09-19T10:00:00Z">
+            <w:rPr>
+              <w:i/>
+              <w:iCs/>
+            </w:rPr>
+          </w:rPrChange>
+        </w:rPr>
+        <w:t>Methods in Ecology and Evolution</w:t>
+      </w:r>
+      <w:r>
+        <w:rPr>
+          <w:rFonts w:ascii="Arial" w:hAnsi="Arial" w:cs="Arial"/>
+          <w:lang w:val="en-US"/>
+          <w:rPrChange w:id="463" w:author="Vilde Bruhn Kinneberg" w:date="2024-09-19T12:00:00Z" w16du:dateUtc="2024-09-19T10:00:00Z">
+            <w:rPr/>
+          </w:rPrChange>
+        </w:rPr>
+        <w:t xml:space="preserve">, </w:t>
+      </w:r>
+      <w:r>
+        <w:rPr>
+          <w:rFonts w:ascii="Arial" w:hAnsi="Arial" w:cs="Arial"/>
+          <w:i/>
+          <w:iCs/>
+          <w:lang w:val="en-US"/>
+          <w:rPrChange w:id="464" w:author="Vilde Bruhn Kinneberg" w:date="2024-09-19T12:00:00Z" w16du:dateUtc="2024-09-19T10:00:00Z">
+            <w:rPr>
+              <w:i/>
+              <w:iCs/>
+            </w:rPr>
+          </w:rPrChange>
+        </w:rPr>
+        <w:t>9</w:t>
+      </w:r>
+      <w:r>
+        <w:rPr>
+          <w:rFonts w:ascii="Arial" w:hAnsi="Arial" w:cs="Arial"/>
+          <w:lang w:val="en-US"/>
+          <w:rPrChange w:id="465" w:author="Vilde Bruhn Kinneberg" w:date="2024-09-19T12:00:00Z" w16du:dateUtc="2024-09-19T10:00:00Z">
+            <w:rPr/>
+          </w:rPrChange>
+        </w:rPr>
+        <w:t>(12), 2402–2413. https://doi.org/10.1111/2041-210X.13083</w:t>
+      </w:r>
+    </w:p>
+    <w:p>
+      <w:pPr>
+        <w:pStyle w:val="Bibliografi"/>
+        <w:rPr>
+          <w:rFonts w:ascii="Arial" w:hAnsi="Arial" w:cs="Arial"/>
+          <w:rPrChange w:id="466" w:author="Vilde Bruhn Kinneberg" w:date="2024-09-19T12:00:00Z" w16du:dateUtc="2024-09-19T10:00:00Z">
+            <w:rPr/>
+          </w:rPrChange>
+        </w:rPr>
+      </w:pPr>
+      <w:r>
+        <w:rPr>
+          <w:rFonts w:ascii="Arial" w:hAnsi="Arial" w:cs="Arial"/>
+          <w:lang w:val="en-US"/>
+          <w:rPrChange w:id="467" w:author="Vilde Bruhn Kinneberg" w:date="2024-09-19T12:00:00Z" w16du:dateUtc="2024-09-19T10:00:00Z">
+            <w:rPr/>
+          </w:rPrChange>
+        </w:rPr>
+        <w:t xml:space="preserve">Voje, K. L. (2023). </w:t>
+      </w:r>
+      <w:r>
+        <w:rPr>
+          <w:rFonts w:ascii="Arial" w:hAnsi="Arial" w:cs="Arial"/>
+          <w:rPrChange w:id="468" w:author="Vilde Bruhn Kinneberg" w:date="2024-09-19T12:00:00Z" w16du:dateUtc="2024-09-19T10:00:00Z">
+            <w:rPr/>
+          </w:rPrChange>
+        </w:rPr>
+        <w:t xml:space="preserve">Fitting and evaluating univariate and multivariate models of within-lineage evolution. </w:t>
+      </w:r>
+      <w:r>
+        <w:rPr>
+          <w:rFonts w:ascii="Arial" w:hAnsi="Arial" w:cs="Arial"/>
+          <w:i/>
+          <w:iCs/>
+          <w:rPrChange w:id="469" w:author="Vilde Bruhn Kinneberg" w:date="2024-09-19T12:00:00Z" w16du:dateUtc="2024-09-19T10:00:00Z">
+            <w:rPr>
+              <w:i/>
+              <w:iCs/>
+            </w:rPr>
+          </w:rPrChange>
+        </w:rPr>
+        <w:t>Paleobiology</w:t>
+      </w:r>
+      <w:r>
+        <w:rPr>
+          <w:rFonts w:ascii="Arial" w:hAnsi="Arial" w:cs="Arial"/>
+          <w:rPrChange w:id="470" w:author="Vilde Bruhn Kinneberg" w:date="2024-09-19T12:00:00Z" w16du:dateUtc="2024-09-19T10:00:00Z">
+            <w:rPr/>
+          </w:rPrChange>
+        </w:rPr>
+        <w:t>, 1–18. https://doi.org/10.1017/pab.2023.10</w:t>
       </w:r>
     </w:p>
     <w:p>
@@ -971,6 +7158,18 @@
           <w:lang w:val="en-US"/>
         </w:rPr>
       </w:pPr>
+      <w:r>
+        <w:rPr>
+          <w:rFonts w:ascii="Arial" w:hAnsi="Arial" w:cs="Arial"/>
+          <w:lang w:val="en-US"/>
+          <w:rPrChange w:id="471" w:author="Vilde Bruhn Kinneberg" w:date="2024-09-19T12:00:00Z" w16du:dateUtc="2024-09-19T10:00:00Z">
+            <w:rPr>
+              <w:lang w:val="en-US"/>
+            </w:rPr>
+          </w:rPrChange>
+        </w:rPr>
+        <w:fldChar w:fldCharType="end"/>
+      </w:r>
     </w:p>
     <w:p>
       <w:pPr>
@@ -1169,6 +7368,14 @@
     </w:p>
   </w:footnote>
 </w:footnotes>
+</file>
+
+<file path=word/people.xml><?xml version="1.0" encoding="utf-8"?>
+<w15:people xmlns:wpc="http://schemas.microsoft.com/office/word/2010/wordprocessingCanvas" xmlns:cx="http://schemas.microsoft.com/office/drawing/2014/chartex" xmlns:cx1="http://schemas.microsoft.com/office/drawing/2015/9/8/chartex" xmlns:cx2="http://schemas.microsoft.com/office/drawing/2015/10/21/chartex" xmlns:cx3="http://schemas.microsoft.com/office/drawing/2016/5/9/chartex" xmlns:cx4="http://schemas.microsoft.com/office/drawing/2016/5/10/chartex" xmlns:cx5="http://schemas.microsoft.com/office/drawing/2016/5/11/chartex" xmlns:cx6="http://schemas.microsoft.com/office/drawing/2016/5/12/chartex" xmlns:cx7="http://schemas.microsoft.com/office/drawing/2016/5/13/chartex" xmlns:cx8="http://schemas.microsoft.com/office/drawing/2016/5/14/chartex" xmlns:mc="http://schemas.openxmlformats.org/markup-compatibility/2006" xmlns:aink="http://schemas.microsoft.com/office/drawing/2016/ink" xmlns:am3d="http://schemas.microsoft.com/office/drawing/2017/model3d" xmlns:o="urn:schemas-microsoft-com:office:office" xmlns:oel="http://schemas.microsoft.com/office/2019/extlst" xmlns:r="http://schemas.openxmlformats.org/officeDocument/2006/relationships" xmlns:m="http://schemas.openxmlformats.org/officeDocument/2006/math" xmlns:v="urn:schemas-microsoft-com:vml" xmlns:wp14="http://schemas.microsoft.com/office/word/2010/wordprocessingDrawing" xmlns:wp="http://schemas.openxmlformats.org/drawingml/2006/wordprocessingDrawing" xmlns:w10="urn:schemas-microsoft-com:office:word" xmlns:w="http://schemas.openxmlformats.org/wordprocessingml/2006/main" xmlns:w14="http://schemas.microsoft.com/office/word/2010/wordml" xmlns:w15="http://schemas.microsoft.com/office/word/2012/wordml" xmlns:w16cex="http://schemas.microsoft.com/office/word/2018/wordml/cex" xmlns:w16cid="http://schemas.microsoft.com/office/word/2016/wordml/cid" xmlns:w16="http://schemas.microsoft.com/office/word/2018/wordml" xmlns:w16du="http://schemas.microsoft.com/office/word/2023/wordml/word16du" xmlns:w16sdtdh="http://schemas.microsoft.com/office/word/2020/wordml/sdtdatahash" xmlns:w16se="http://schemas.microsoft.com/office/word/2015/wordml/symex" xmlns:wpg="http://schemas.microsoft.com/office/word/2010/wordprocessingGroup" xmlns:wpi="http://schemas.microsoft.com/office/word/2010/wordprocessingInk" xmlns:wne="http://schemas.microsoft.com/office/word/2006/wordml" xmlns:wps="http://schemas.microsoft.com/office/word/2010/wordprocessingShape" mc:Ignorable="w14 w15 w16se w16cid w16 w16cex w16sdtdh w16du wp14">
+  <w15:person w15:author="Vilde Bruhn Kinneberg">
+    <w15:presenceInfo w15:providerId="Windows Live" w15:userId="50d091d6a4a6ec95"/>
+  </w15:person>
+</w15:people>
 </file>
 
 <file path=word/styles.xml><?xml version="1.0" encoding="utf-8"?>
@@ -1578,6 +7785,7 @@
   <w:style w:type="character" w:default="1" w:styleId="Standardskriftforavsnitt">
     <w:name w:val="Default Paragraph Font"/>
     <w:uiPriority w:val="1"/>
+    <w:semiHidden/>
     <w:unhideWhenUsed/>
   </w:style>
   <w:style w:type="table" w:default="1" w:styleId="Vanligtabell">
